--- a/week-10/cen429-week-10-ders-notu.docx
+++ b/week-10/cen429-week-10-ders-notu.docx
@@ -2,7 +2,7 @@
 <file path=word/document.xml><?xml version="1.0" encoding="utf-8"?>
 <w:document xmlns:w="http://schemas.openxmlformats.org/wordprocessingml/2006/main" xmlns:m="http://schemas.openxmlformats.org/officeDocument/2006/math" xmlns:r="http://schemas.openxmlformats.org/officeDocument/2006/relationships" xmlns:o="urn:schemas-microsoft-com:office:office" xmlns:v="urn:schemas-microsoft-com:vml" xmlns:w10="urn:schemas-microsoft-com:office:word" xmlns:a="http://schemas.openxmlformats.org/drawingml/2006/main" xmlns:pic="http://schemas.openxmlformats.org/drawingml/2006/picture" xmlns:wp="http://schemas.openxmlformats.org/drawingml/2006/wordprocessingDrawing">
   <w:body>
-    <w:bookmarkStart w:id="138" w:name="Xb453c1af0fe1cc67261921e51d334e08c344a3e"/>
+    <w:bookmarkStart w:id="149" w:name="Xb453c1af0fe1cc67261921e51d334e08c344a3e"/>
     <w:p>
       <w:pPr>
         <w:pStyle w:val="Heading1"/>
@@ -128,8 +128,16 @@
             <w:pPr>
               <w:pStyle w:val="Compact"/>
             </w:pPr>
-            <w:r>
-              <w:t xml:space="preserve">Hafta 3’ten AES-GCM, HMAC, anahtar türetme ve TLS’in ne yaptığı; terminalde</w:t>
+            <w:hyperlink r:id="rId20">
+              <w:r>
+                <w:rPr>
+                  <w:rStyle w:val="Hyperlink"/>
+                </w:rPr>
+                <w:t xml:space="preserve">Hafta 3</w:t>
+              </w:r>
+            </w:hyperlink>
+            <w:r>
+              <w:t xml:space="preserve">’ten AES-GCM, HMAC, anahtar türetme ve TLS’in ne yaptığı; terminalde</w:t>
             </w:r>
             <w:r>
               <w:t xml:space="preserve"> </w:t>
@@ -171,7 +179,7 @@
             <w:pPr>
               <w:pStyle w:val="Compact"/>
             </w:pPr>
-            <w:hyperlink r:id="rId20">
+            <w:hyperlink r:id="rId21">
               <w:r>
                 <w:rPr>
                   <w:rStyle w:val="VerbatimChar"/>
@@ -693,7 +701,7 @@
         <w:t xml:space="preserve"> </w:t>
       </w:r>
       <w:r>
-        <w:t xml:space="preserve">karşılaştırmak; dolgu kâhini saldırısının neden</w:t>
+        <w:t xml:space="preserve">karşılaştırmak; dolgu kâhini (padding oracle) saldırısının neden</w:t>
       </w:r>
       <w:r>
         <w:t xml:space="preserve"> </w:t>
@@ -856,7 +864,7 @@
         <w:t xml:space="preserve"> </w:t>
       </w:r>
       <w:r>
-        <w:t xml:space="preserve">(CRL, OCSP, OCSP zımbalama) açıklamak ve anahtarları bir yazılım HSM’inde (</w:t>
+        <w:t xml:space="preserve">(CRL, OCSP, OCSP yanıtını iliştirme (OCSP stapling)) açıklamak ve anahtarları bir yazılım HSM’inde (</w:t>
       </w:r>
       <w:r>
         <w:rPr>
@@ -1002,7 +1010,7 @@
               <w:pStyle w:val="Compact"/>
             </w:pPr>
             <w:r>
-              <w:t xml:space="preserve">Blok şifre kipleri ve dolgu; MAC, HMAC, şifrele-sonra-MAC, yeniden oynatma</w:t>
+              <w:t xml:space="preserve">Blok şifre kipleri ve dolgu; MAC, HMAC, önce şifrele, sonra MAC (encrypt-then-MAC), yeniden oynatma</w:t>
             </w:r>
           </w:p>
         </w:tc>
@@ -1587,7 +1595,7 @@
         </w:pict>
       </w:r>
     </w:p>
-    <w:bookmarkStart w:id="37" w:name="temel-kavramlar-sıfırdan"/>
+    <w:bookmarkStart w:id="30" w:name="temel-kavramlar-sıfırdan"/>
     <w:p>
       <w:pPr>
         <w:pStyle w:val="Heading2"/>
@@ -1601,29 +1609,22 @@
         <w:pStyle w:val="FirstParagraph"/>
       </w:pPr>
       <w:r>
-        <w:t xml:space="preserve">Bu bölüm</w:t>
-      </w:r>
-      <w:r>
-        <w:t xml:space="preserve"> </w:t>
-      </w:r>
-      <w:r>
-        <w:rPr>
-          <w:b/>
-          <w:bCs/>
-        </w:rPr>
-        <w:t xml:space="preserve">hiçbir ön bilgi varsaymaz</w:t>
-      </w:r>
-      <w:r>
-        <w:t xml:space="preserve">. Haftanın geri kalanında kullanacağımız terimleri sıfırdan tanımlıyoruz. Bir terimi bilmiyorsanız önce burayı okuyun; sonraki bölümler bunların üzerine kurulur.</w:t>
-      </w:r>
-    </w:p>
-    <w:bookmarkStart w:id="21" w:name="simetrik-vs-asimetrik-hatırlatma"/>
+        <w:t xml:space="preserve">Bu bölüm haftaya hazırlık içindir. Önce bu haftanın dayandığı önceki konuları kısaca hatırlatır; sonra bu haftanın</w:t>
+      </w:r>
+      <w:r>
+        <w:t xml:space="preserve"> </w:t>
+      </w:r>
+      <w:r>
+        <w:t xml:space="preserve">kavramlarını birer cümleyle tanımlayıp her birini ayrıntılı anlatıldığı bölüme bağlar.</w:t>
+      </w:r>
+    </w:p>
+    <w:bookmarkStart w:id="27" w:name="önceki-haftalardan-gelenler"/>
     <w:p>
       <w:pPr>
         <w:pStyle w:val="Heading3"/>
       </w:pPr>
       <w:r>
-        <w:t xml:space="preserve">Simetrik vs asimetrik (hatırlatma)</w:t>
+        <w:t xml:space="preserve">Önceki haftalardan gelenler</w:t>
       </w:r>
     </w:p>
     <w:p>
@@ -1639,13 +1640,42 @@
           <w:b/>
           <w:bCs/>
         </w:rPr>
-        <w:t xml:space="preserve">Simetrik:</w:t>
-      </w:r>
-      <w:r>
-        <w:t xml:space="preserve"> </w:t>
-      </w:r>
-      <w:r>
-        <w:t xml:space="preserve">tek anahtar, şifrele ve çöz (AES). Hızlı.</w:t>
+        <w:t xml:space="preserve">Simetrik ve asimetrik şifreleme</w:t>
+      </w:r>
+      <w:r>
+        <w:t xml:space="preserve"> </w:t>
+      </w:r>
+      <w:r>
+        <w:t xml:space="preserve">— simetrik şifreleme iki tarafın paylaştığı tek bir anahtarla hızlı çalışır;</w:t>
+      </w:r>
+      <w:r>
+        <w:t xml:space="preserve"> </w:t>
+      </w:r>
+      <w:r>
+        <w:t xml:space="preserve">asimetrik şifreleme açık ve özel anahtar çiftiyle anahtar dağıtımını kolaylaştırır ama yavaştır</w:t>
+      </w:r>
+      <w:r>
+        <w:t xml:space="preserve"> </w:t>
+      </w:r>
+      <w:r>
+        <w:t xml:space="preserve">(</w:t>
+      </w:r>
+      <w:hyperlink r:id="rId22">
+        <w:r>
+          <w:rPr>
+            <w:rStyle w:val="Hyperlink"/>
+          </w:rPr>
+          <w:t xml:space="preserve">Hafta 3, §2.2</w:t>
+        </w:r>
+      </w:hyperlink>
+      <w:r>
+        <w:t xml:space="preserve">). Bu hafta</w:t>
+      </w:r>
+      <w:r>
+        <w:t xml:space="preserve"> </w:t>
+      </w:r>
+      <w:r>
+        <w:t xml:space="preserve">asimetrik tarafın matematiğini (RSA, ECC — §4) ve simetrik tarafın doğru kip/dolgu seçimini (§2) derinleştiriyoruz.</w:t>
       </w:r>
     </w:p>
     <w:p>
@@ -1661,13 +1691,48 @@
           <w:b/>
           <w:bCs/>
         </w:rPr>
-        <w:t xml:space="preserve">Asimetrik:</w:t>
-      </w:r>
-      <w:r>
-        <w:t xml:space="preserve"> </w:t>
-      </w:r>
-      <w:r>
-        <w:t xml:space="preserve">açık + gizli anahtar çifti (RSA, ECC). Yavaş ama anahtar dağıtımı kolay.</w:t>
+        <w:t xml:space="preserve">AEAD</w:t>
+      </w:r>
+      <w:r>
+        <w:t xml:space="preserve"> </w:t>
+      </w:r>
+      <w:r>
+        <w:t xml:space="preserve">— kimlik doğrulamalı şifreleme, veriyi tek bir çağrıda hem şifreleyip hem de değişmediğini kanıtlayan bir</w:t>
+      </w:r>
+      <w:r>
+        <w:t xml:space="preserve"> </w:t>
+      </w:r>
+      <w:r>
+        <w:t xml:space="preserve">etiket üreterek gizlilik ve bütünlüğü birlikte sağlar</w:t>
+      </w:r>
+      <w:r>
+        <w:t xml:space="preserve"> </w:t>
+      </w:r>
+      <w:r>
+        <w:t xml:space="preserve">(</w:t>
+      </w:r>
+      <w:hyperlink r:id="rId23">
+        <w:r>
+          <w:rPr>
+            <w:rStyle w:val="Hyperlink"/>
+          </w:rPr>
+          <w:t xml:space="preserve">Hafta 3, §2.1</w:t>
+        </w:r>
+      </w:hyperlink>
+      <w:r>
+        <w:t xml:space="preserve">).</w:t>
+      </w:r>
+      <w:r>
+        <w:t xml:space="preserve"> </w:t>
+      </w:r>
+      <w:r>
+        <w:t xml:space="preserve">Bu hafta AEAD’in içindeki kip (GCM) ile ondan uzak durulması gereken alternatiflerin (ECB, CBC) neden farklı</w:t>
+      </w:r>
+      <w:r>
+        <w:t xml:space="preserve"> </w:t>
+      </w:r>
+      <w:r>
+        <w:t xml:space="preserve">güvenlik verdiğini gösteriyoruz (§2).</w:t>
       </w:r>
     </w:p>
     <w:p>
@@ -1679,30 +1744,46 @@
         </w:numPr>
       </w:pPr>
       <w:r>
-        <w:t xml:space="preserve">Pratikte</w:t>
-      </w:r>
-      <w:r>
-        <w:t xml:space="preserve"> </w:t>
-      </w:r>
-      <w:r>
-        <w:rPr>
-          <w:b/>
-          <w:bCs/>
-        </w:rPr>
-        <w:t xml:space="preserve">birlikte</w:t>
-      </w:r>
-      <w:r>
-        <w:t xml:space="preserve">: asimetrik ile anahtar taşı, simetrik ile veri şifrele.</w:t>
-      </w:r>
-    </w:p>
-    <w:bookmarkEnd w:id="21"/>
-    <w:bookmarkStart w:id="22" w:name="blok-şifre-ve-kip"/>
-    <w:p>
-      <w:pPr>
-        <w:pStyle w:val="Heading3"/>
-      </w:pPr>
-      <w:r>
-        <w:t xml:space="preserve">Blok şifre ve kip</w:t>
+        <w:rPr>
+          <w:b/>
+          <w:bCs/>
+        </w:rPr>
+        <w:t xml:space="preserve">Özet (hash), MAC ve dijital imza</w:t>
+      </w:r>
+      <w:r>
+        <w:t xml:space="preserve"> </w:t>
+      </w:r>
+      <w:r>
+        <w:t xml:space="preserve">— özet veriden hesaplanan tek yönlü bir parmak izidir; MAC paylaşılan bir</w:t>
+      </w:r>
+      <w:r>
+        <w:t xml:space="preserve"> </w:t>
+      </w:r>
+      <w:r>
+        <w:t xml:space="preserve">anahtarla, dijital imza ise açık/özel anahtar çiftiyle mesajın değişmediğini kanıtlar</w:t>
+      </w:r>
+      <w:r>
+        <w:t xml:space="preserve"> </w:t>
+      </w:r>
+      <w:r>
+        <w:t xml:space="preserve">(</w:t>
+      </w:r>
+      <w:hyperlink r:id="rId24">
+        <w:r>
+          <w:rPr>
+            <w:rStyle w:val="Hyperlink"/>
+          </w:rPr>
+          <w:t xml:space="preserve">Hafta 3, §2.4</w:t>
+        </w:r>
+      </w:hyperlink>
+      <w:r>
+        <w:t xml:space="preserve">). Bu hafta HMAC’in iç yapısını</w:t>
+      </w:r>
+      <w:r>
+        <w:t xml:space="preserve"> </w:t>
+      </w:r>
+      <w:r>
+        <w:t xml:space="preserve">ve şifrelemeyle doğru birleştirme sırasını (§3), imza doğrulamasının pratikteki tuzaklarını (§5) işliyoruz.</w:t>
       </w:r>
     </w:p>
     <w:p>
@@ -1710,7 +1791,7 @@
         <w:pStyle w:val="Compact"/>
         <w:numPr>
           <w:ilvl w:val="0"/>
-          <w:numId w:val="1003"/>
+          <w:numId w:val="1002"/>
         </w:numPr>
       </w:pPr>
       <w:r>
@@ -1718,13 +1799,42 @@
           <w:b/>
           <w:bCs/>
         </w:rPr>
-        <w:t xml:space="preserve">Blok şifre:</w:t>
-      </w:r>
-      <w:r>
-        <w:t xml:space="preserve"> </w:t>
-      </w:r>
-      <w:r>
-        <w:t xml:space="preserve">sabit boyutlu bloğu şifreler (AES: 16 bayt).</w:t>
+        <w:t xml:space="preserve">İleri gizlilik (forward secrecy)</w:t>
+      </w:r>
+      <w:r>
+        <w:t xml:space="preserve"> </w:t>
+      </w:r>
+      <w:r>
+        <w:t xml:space="preserve">— oturum için türetilen anahtarın kullanımdan sonra silinmesiyle, bugünkü</w:t>
+      </w:r>
+      <w:r>
+        <w:t xml:space="preserve"> </w:t>
+      </w:r>
+      <w:r>
+        <w:t xml:space="preserve">anahtar sızsa bile geçmiş oturumların çözülememesidir</w:t>
+      </w:r>
+      <w:r>
+        <w:t xml:space="preserve"> </w:t>
+      </w:r>
+      <w:r>
+        <w:t xml:space="preserve">(</w:t>
+      </w:r>
+      <w:hyperlink r:id="rId25">
+        <w:r>
+          <w:rPr>
+            <w:rStyle w:val="Hyperlink"/>
+          </w:rPr>
+          <w:t xml:space="preserve">Hafta 3, §7.1</w:t>
+        </w:r>
+      </w:hyperlink>
+      <w:r>
+        <w:t xml:space="preserve">). Bu hafta bunun temelindeki</w:t>
+      </w:r>
+      <w:r>
+        <w:t xml:space="preserve"> </w:t>
+      </w:r>
+      <w:r>
+        <w:t xml:space="preserve">Diffie–Hellman anahtar değişimini ve kimlik doğrulamasını sıfırdan kuruyoruz (§6).</w:t>
       </w:r>
     </w:p>
     <w:p>
@@ -1732,7 +1842,7 @@
         <w:pStyle w:val="Compact"/>
         <w:numPr>
           <w:ilvl w:val="0"/>
-          <w:numId w:val="1003"/>
+          <w:numId w:val="1002"/>
         </w:numPr>
       </w:pPr>
       <w:r>
@@ -1740,1064 +1850,507 @@
           <w:b/>
           <w:bCs/>
         </w:rPr>
-        <w:t xml:space="preserve">Kip (mode):</w:t>
-      </w:r>
-      <w:r>
-        <w:t xml:space="preserve"> </w:t>
-      </w:r>
-      <w:r>
-        <w:t xml:space="preserve">blokları</w:t>
-      </w:r>
-      <w:r>
-        <w:t xml:space="preserve"> </w:t>
-      </w:r>
-      <w:r>
-        <w:rPr>
-          <w:b/>
-          <w:bCs/>
-        </w:rPr>
-        <w:t xml:space="preserve">nasıl</w:t>
-      </w:r>
-      <w:r>
-        <w:t xml:space="preserve"> </w:t>
-      </w:r>
-      <w:r>
-        <w:t xml:space="preserve">zincirleyeceğimiz (CBC, GCM…).</w:t>
-      </w:r>
-    </w:p>
-    <w:p>
-      <w:pPr>
-        <w:pStyle w:val="Compact"/>
-        <w:numPr>
-          <w:ilvl w:val="0"/>
-          <w:numId w:val="1003"/>
-        </w:numPr>
-      </w:pPr>
-      <w:r>
-        <w:t xml:space="preserve">Kip seçimi güvenliğin</w:t>
-      </w:r>
-      <w:r>
-        <w:t xml:space="preserve"> </w:t>
-      </w:r>
-      <w:r>
-        <w:rPr>
-          <w:b/>
-          <w:bCs/>
-        </w:rPr>
-        <w:t xml:space="preserve">kalbidir</w:t>
-      </w:r>
-      <w:r>
-        <w:t xml:space="preserve">.</w:t>
-      </w:r>
-    </w:p>
-    <w:bookmarkEnd w:id="22"/>
-    <w:bookmarkStart w:id="23" w:name="dolgu-padding"/>
+        <w:t xml:space="preserve">TLS sertifika doğrulama</w:t>
+      </w:r>
+      <w:r>
+        <w:t xml:space="preserve"> </w:t>
+      </w:r>
+      <w:r>
+        <w:t xml:space="preserve">— istemcinin bir sunucu sertifikasını zincir, geçerlilik tarihi, kullanım amacı ve ad</w:t>
+      </w:r>
+      <w:r>
+        <w:t xml:space="preserve"> </w:t>
+      </w:r>
+      <w:r>
+        <w:t xml:space="preserve">açısından denetlemesidir</w:t>
+      </w:r>
+      <w:r>
+        <w:t xml:space="preserve"> </w:t>
+      </w:r>
+      <w:r>
+        <w:t xml:space="preserve">(</w:t>
+      </w:r>
+      <w:hyperlink r:id="rId26">
+        <w:r>
+          <w:rPr>
+            <w:rStyle w:val="Hyperlink"/>
+          </w:rPr>
+          <w:t xml:space="preserve">Hafta 3, §9.2</w:t>
+        </w:r>
+      </w:hyperlink>
+      <w:r>
+        <w:t xml:space="preserve">). Bu hafta bu</w:t>
+      </w:r>
+      <w:r>
+        <w:t xml:space="preserve"> </w:t>
+      </w:r>
+      <w:r>
+        <w:t xml:space="preserve">doğrulamanın dayandığı PKI, X.509 ve iptal (CRL/OCSP) mekanizmalarını baştan kuruyoruz (§7–10).</w:t>
+      </w:r>
+    </w:p>
+    <w:bookmarkEnd w:id="27"/>
+    <w:bookmarkStart w:id="28" w:name="bu-haftanın-kavram-haritası"/>
     <w:p>
       <w:pPr>
         <w:pStyle w:val="Heading3"/>
       </w:pPr>
       <w:r>
-        <w:t xml:space="preserve">Dolgu (padding)</w:t>
-      </w:r>
-    </w:p>
-    <w:p>
-      <w:pPr>
-        <w:pStyle w:val="Compact"/>
-        <w:numPr>
-          <w:ilvl w:val="0"/>
-          <w:numId w:val="1004"/>
-        </w:numPr>
-      </w:pPr>
-      <w:r>
-        <w:rPr>
-          <w:b/>
-          <w:bCs/>
-        </w:rPr>
-        <w:t xml:space="preserve">Dolgu:</w:t>
-      </w:r>
-      <w:r>
-        <w:t xml:space="preserve"> </w:t>
-      </w:r>
-      <w:r>
-        <w:t xml:space="preserve">veri blok boyutunun katı değilse tamamlama.</w:t>
-      </w:r>
-    </w:p>
-    <w:p>
-      <w:pPr>
-        <w:pStyle w:val="Compact"/>
-        <w:numPr>
-          <w:ilvl w:val="0"/>
-          <w:numId w:val="1004"/>
-        </w:numPr>
-      </w:pPr>
-      <w:r>
-        <w:t xml:space="preserve">Bazı kiplerde gerekir (CBC), bazılarında</w:t>
-      </w:r>
-      <w:r>
-        <w:t xml:space="preserve"> </w:t>
-      </w:r>
-      <w:r>
-        <w:rPr>
-          <w:b/>
-          <w:bCs/>
-        </w:rPr>
-        <w:t xml:space="preserve">yok</w:t>
-      </w:r>
-      <w:r>
-        <w:t xml:space="preserve"> </w:t>
-      </w:r>
-      <w:r>
-        <w:t xml:space="preserve">(GCM).</w:t>
-      </w:r>
-    </w:p>
-    <w:p>
-      <w:pPr>
-        <w:pStyle w:val="Compact"/>
-        <w:numPr>
-          <w:ilvl w:val="0"/>
-          <w:numId w:val="1004"/>
-        </w:numPr>
-      </w:pPr>
-      <w:r>
-        <w:t xml:space="preserve">Yanlış dolgu işleme →</w:t>
-      </w:r>
-      <w:r>
-        <w:t xml:space="preserve"> </w:t>
-      </w:r>
-      <w:r>
-        <w:rPr>
-          <w:b/>
-          <w:bCs/>
-        </w:rPr>
-        <w:t xml:space="preserve">dolgu kâhini</w:t>
-      </w:r>
-      <w:r>
-        <w:t xml:space="preserve"> </w:t>
-      </w:r>
-      <w:r>
-        <w:t xml:space="preserve">saldırısı.</w:t>
-      </w:r>
-    </w:p>
-    <w:bookmarkEnd w:id="23"/>
-    <w:bookmarkStart w:id="24" w:name="aead-nedir"/>
-    <w:p>
-      <w:pPr>
-        <w:pStyle w:val="Heading3"/>
-      </w:pPr>
-      <w:r>
-        <w:t xml:space="preserve">AEAD nedir?</w:t>
-      </w:r>
-    </w:p>
-    <w:p>
-      <w:pPr>
-        <w:pStyle w:val="Compact"/>
-        <w:numPr>
-          <w:ilvl w:val="0"/>
-          <w:numId w:val="1005"/>
-        </w:numPr>
-      </w:pPr>
-      <w:r>
-        <w:rPr>
-          <w:b/>
-          <w:bCs/>
-        </w:rPr>
-        <w:t xml:space="preserve">AEAD (Authenticated Encryption with Associated Data):</w:t>
-      </w:r>
-      <w:r>
-        <w:t xml:space="preserve"> </w:t>
-      </w:r>
-      <w:r>
-        <w:t xml:space="preserve">gizlilik</w:t>
-      </w:r>
-      <w:r>
-        <w:t xml:space="preserve"> </w:t>
-      </w:r>
-      <w:r>
-        <w:rPr>
-          <w:b/>
-          <w:bCs/>
-        </w:rPr>
-        <w:t xml:space="preserve">+</w:t>
-      </w:r>
-      <w:r>
-        <w:t xml:space="preserve"> </w:t>
-      </w:r>
-      <w:r>
-        <w:t xml:space="preserve">bütünlüğü</w:t>
-      </w:r>
-      <w:r>
-        <w:t xml:space="preserve"> </w:t>
-      </w:r>
-      <w:r>
-        <w:rPr>
-          <w:b/>
-          <w:bCs/>
-        </w:rPr>
-        <w:t xml:space="preserve">birlikte</w:t>
-      </w:r>
-      <w:r>
-        <w:t xml:space="preserve"> </w:t>
-      </w:r>
-      <w:r>
-        <w:t xml:space="preserve">veren şifreleme.</w:t>
-      </w:r>
-    </w:p>
-    <w:p>
-      <w:pPr>
-        <w:pStyle w:val="Compact"/>
-        <w:numPr>
-          <w:ilvl w:val="0"/>
-          <w:numId w:val="1005"/>
-        </w:numPr>
-      </w:pPr>
-      <w:r>
-        <w:t xml:space="preserve">Örnek: AES-GCM, ChaCha20-Poly1305.</w:t>
-      </w:r>
-    </w:p>
-    <w:p>
-      <w:pPr>
-        <w:pStyle w:val="Compact"/>
-        <w:numPr>
-          <w:ilvl w:val="0"/>
-          <w:numId w:val="1005"/>
-        </w:numPr>
-      </w:pPr>
-      <w:r>
-        <w:t xml:space="preserve">Modern tercih: ayrı MAC uğraşma, AEAD kullan.</w:t>
-      </w:r>
-    </w:p>
-    <w:bookmarkEnd w:id="24"/>
-    <w:bookmarkStart w:id="25" w:name="mac-ve-hmac"/>
-    <w:p>
-      <w:pPr>
-        <w:pStyle w:val="Heading3"/>
-      </w:pPr>
-      <w:r>
-        <w:t xml:space="preserve">MAC ve HMAC</w:t>
-      </w:r>
-    </w:p>
-    <w:p>
-      <w:pPr>
-        <w:pStyle w:val="Compact"/>
-        <w:numPr>
-          <w:ilvl w:val="0"/>
-          <w:numId w:val="1006"/>
-        </w:numPr>
-      </w:pPr>
-      <w:r>
-        <w:rPr>
-          <w:b/>
-          <w:bCs/>
-        </w:rPr>
-        <w:t xml:space="preserve">MAC (Message Authentication Code):</w:t>
-      </w:r>
-      <w:r>
-        <w:t xml:space="preserve"> </w:t>
-      </w:r>
-      <w:r>
-        <w:t xml:space="preserve">bir mesajın</w:t>
-      </w:r>
-      <w:r>
-        <w:t xml:space="preserve"> </w:t>
-      </w:r>
-      <w:r>
-        <w:rPr>
-          <w:b/>
-          <w:bCs/>
-        </w:rPr>
-        <w:t xml:space="preserve">değişmediğini</w:t>
-      </w:r>
-      <w:r>
-        <w:t xml:space="preserve"> </w:t>
-      </w:r>
-      <w:r>
-        <w:t xml:space="preserve">ve doğru taraftan geldiğini kanıtlayan etiket (simetrik).</w:t>
-      </w:r>
-    </w:p>
-    <w:p>
-      <w:pPr>
-        <w:pStyle w:val="Compact"/>
-        <w:numPr>
-          <w:ilvl w:val="0"/>
-          <w:numId w:val="1006"/>
-        </w:numPr>
-      </w:pPr>
-      <w:r>
-        <w:rPr>
-          <w:b/>
-          <w:bCs/>
-        </w:rPr>
-        <w:t xml:space="preserve">HMAC:</w:t>
-      </w:r>
-      <w:r>
-        <w:t xml:space="preserve"> </w:t>
-      </w:r>
-      <w:r>
-        <w:t xml:space="preserve">özet fonksiyonuna dayalı yaygın bir MAC.</w:t>
-      </w:r>
-    </w:p>
-    <w:p>
-      <w:pPr>
-        <w:pStyle w:val="Compact"/>
-        <w:numPr>
-          <w:ilvl w:val="0"/>
-          <w:numId w:val="1006"/>
-        </w:numPr>
-      </w:pPr>
-      <w:r>
-        <w:t xml:space="preserve">Bütünlük için.</w:t>
-      </w:r>
-    </w:p>
-    <w:bookmarkEnd w:id="25"/>
-    <w:bookmarkStart w:id="26" w:name="özet-hash"/>
-    <w:p>
-      <w:pPr>
-        <w:pStyle w:val="Heading3"/>
-      </w:pPr>
-      <w:r>
-        <w:t xml:space="preserve">Özet (hash)</w:t>
-      </w:r>
-    </w:p>
-    <w:p>
-      <w:pPr>
-        <w:pStyle w:val="Compact"/>
-        <w:numPr>
-          <w:ilvl w:val="0"/>
-          <w:numId w:val="1007"/>
-        </w:numPr>
-      </w:pPr>
-      <w:r>
-        <w:rPr>
-          <w:b/>
-          <w:bCs/>
-        </w:rPr>
-        <w:t xml:space="preserve">Özet:</w:t>
-      </w:r>
-      <w:r>
-        <w:t xml:space="preserve"> </w:t>
-      </w:r>
-      <w:r>
-        <w:t xml:space="preserve">veriden hesaplanan sabit parmak izi (SHA-256).</w:t>
-      </w:r>
-    </w:p>
-    <w:p>
-      <w:pPr>
-        <w:pStyle w:val="Compact"/>
-        <w:numPr>
-          <w:ilvl w:val="0"/>
-          <w:numId w:val="1007"/>
-        </w:numPr>
-      </w:pPr>
-      <w:r>
-        <w:t xml:space="preserve">Tek yönlü: özetten veri geri gelmez.</w:t>
-      </w:r>
-    </w:p>
-    <w:p>
-      <w:pPr>
-        <w:pStyle w:val="Compact"/>
-        <w:numPr>
-          <w:ilvl w:val="0"/>
-          <w:numId w:val="1007"/>
-        </w:numPr>
-      </w:pPr>
-      <w:r>
-        <w:t xml:space="preserve">İmza ve MAC’in yapı taşı.</w:t>
-      </w:r>
-    </w:p>
-    <w:bookmarkEnd w:id="26"/>
-    <w:bookmarkStart w:id="27" w:name="dijital-imza"/>
-    <w:p>
-      <w:pPr>
-        <w:pStyle w:val="Heading3"/>
-      </w:pPr>
-      <w:r>
-        <w:t xml:space="preserve">Dijital imza</w:t>
-      </w:r>
-    </w:p>
-    <w:p>
-      <w:pPr>
-        <w:pStyle w:val="Compact"/>
-        <w:numPr>
-          <w:ilvl w:val="0"/>
-          <w:numId w:val="1008"/>
-        </w:numPr>
-      </w:pPr>
-      <w:r>
-        <w:rPr>
-          <w:b/>
-          <w:bCs/>
-        </w:rPr>
-        <w:t xml:space="preserve">İmza:</w:t>
-      </w:r>
-      <w:r>
-        <w:t xml:space="preserve"> </w:t>
-      </w:r>
-      <w:r>
-        <w:t xml:space="preserve">asimetrik;</w:t>
-      </w:r>
-      <w:r>
-        <w:t xml:space="preserve"> </w:t>
-      </w:r>
-      <w:r>
-        <w:rPr>
-          <w:b/>
-          <w:bCs/>
-        </w:rPr>
-        <w:t xml:space="preserve">gizli</w:t>
-      </w:r>
-      <w:r>
-        <w:t xml:space="preserve"> </w:t>
-      </w:r>
-      <w:r>
-        <w:t xml:space="preserve">anahtarla imzala,</w:t>
-      </w:r>
-      <w:r>
-        <w:t xml:space="preserve"> </w:t>
-      </w:r>
-      <w:r>
-        <w:rPr>
-          <w:b/>
-          <w:bCs/>
-        </w:rPr>
-        <w:t xml:space="preserve">açık</w:t>
-      </w:r>
-      <w:r>
-        <w:t xml:space="preserve"> </w:t>
-      </w:r>
-      <w:r>
-        <w:t xml:space="preserve">anahtarla doğrula.</w:t>
-      </w:r>
-    </w:p>
-    <w:p>
-      <w:pPr>
-        <w:pStyle w:val="Compact"/>
-        <w:numPr>
-          <w:ilvl w:val="0"/>
-          <w:numId w:val="1008"/>
-        </w:numPr>
-      </w:pPr>
-      <w:r>
-        <w:t xml:space="preserve">Sağlar: bütünlük +</w:t>
-      </w:r>
-      <w:r>
-        <w:t xml:space="preserve"> </w:t>
-      </w:r>
-      <w:r>
-        <w:rPr>
-          <w:b/>
-          <w:bCs/>
-        </w:rPr>
-        <w:t xml:space="preserve">inkâr edilemezlik</w:t>
-      </w:r>
-      <w:r>
-        <w:t xml:space="preserve"> </w:t>
-      </w:r>
-      <w:r>
-        <w:t xml:space="preserve">(kim imzaladı).</w:t>
-      </w:r>
-    </w:p>
-    <w:p>
-      <w:pPr>
-        <w:pStyle w:val="Compact"/>
-        <w:numPr>
-          <w:ilvl w:val="0"/>
-          <w:numId w:val="1008"/>
-        </w:numPr>
-      </w:pPr>
-      <w:r>
-        <w:t xml:space="preserve">MAC’ten farkı: asimetrik, herkes doğrulayabilir.</w:t>
-      </w:r>
-    </w:p>
-    <w:bookmarkEnd w:id="27"/>
-    <w:bookmarkStart w:id="28" w:name="rsa-ve-eliptik-eğri-ecc"/>
-    <w:p>
-      <w:pPr>
-        <w:pStyle w:val="Heading3"/>
-      </w:pPr>
-      <w:r>
-        <w:t xml:space="preserve">RSA ve eliptik eğri (ECC)</w:t>
-      </w:r>
-    </w:p>
-    <w:p>
-      <w:pPr>
-        <w:pStyle w:val="Compact"/>
-        <w:numPr>
-          <w:ilvl w:val="0"/>
-          <w:numId w:val="1009"/>
-        </w:numPr>
-      </w:pPr>
-      <w:r>
-        <w:rPr>
-          <w:b/>
-          <w:bCs/>
-        </w:rPr>
-        <w:t xml:space="preserve">RSA:</w:t>
-      </w:r>
-      <w:r>
-        <w:t xml:space="preserve"> </w:t>
-      </w:r>
-      <w:r>
-        <w:t xml:space="preserve">klasik asimetrik; büyük anahtarlar (2048+ bit).</w:t>
-      </w:r>
-    </w:p>
-    <w:p>
-      <w:pPr>
-        <w:pStyle w:val="Compact"/>
-        <w:numPr>
-          <w:ilvl w:val="0"/>
-          <w:numId w:val="1009"/>
-        </w:numPr>
-      </w:pPr>
-      <w:r>
-        <w:rPr>
-          <w:b/>
-          <w:bCs/>
-        </w:rPr>
-        <w:t xml:space="preserve">ECC:</w:t>
-      </w:r>
-      <w:r>
-        <w:t xml:space="preserve"> </w:t>
-      </w:r>
-      <w:r>
-        <w:t xml:space="preserve">eliptik eğri; aynı güvenlik</w:t>
-      </w:r>
-      <w:r>
-        <w:t xml:space="preserve"> </w:t>
-      </w:r>
-      <w:r>
-        <w:rPr>
-          <w:b/>
-          <w:bCs/>
-        </w:rPr>
-        <w:t xml:space="preserve">daha küçük</w:t>
-      </w:r>
-      <w:r>
-        <w:t xml:space="preserve"> </w:t>
-      </w:r>
-      <w:r>
-        <w:t xml:space="preserve">anahtarla (Ed25519, X25519).</w:t>
-      </w:r>
-    </w:p>
-    <w:p>
-      <w:pPr>
-        <w:pStyle w:val="Compact"/>
-        <w:numPr>
-          <w:ilvl w:val="0"/>
-          <w:numId w:val="1009"/>
-        </w:numPr>
-      </w:pPr>
-      <w:r>
-        <w:t xml:space="preserve">Modern tercih giderek ECC.</w:t>
-      </w:r>
-    </w:p>
+        <w:t xml:space="preserve">Bu haftanın kavram haritası</w:t>
+      </w:r>
+    </w:p>
+    <w:tbl>
+      <w:tblPr>
+        <w:tblStyle w:val="Table"/>
+        <w:tblW w:type="pct" w:w="5000"/>
+        <w:tblLayout w:type="fixed"/>
+        <w:tblLook w:firstRow="1" w:lastRow="0" w:firstColumn="0" w:lastColumn="0" w:noHBand="0" w:noVBand="0" w:val="0020"/>
+      </w:tblPr>
+      <w:tblGrid>
+        <w:gridCol w:w="2640"/>
+        <w:gridCol w:w="2640"/>
+        <w:gridCol w:w="2640"/>
+      </w:tblGrid>
+      <w:tr>
+        <w:trPr>
+          <w:tblHeader w:val="on"/>
+        </w:trPr>
+        <w:tc>
+          <w:tcPr/>
+          <w:p>
+            <w:pPr>
+              <w:pStyle w:val="Compact"/>
+            </w:pPr>
+            <w:r>
+              <w:t xml:space="preserve">Kavram</w:t>
+            </w:r>
+          </w:p>
+        </w:tc>
+        <w:tc>
+          <w:tcPr/>
+          <w:p>
+            <w:pPr>
+              <w:pStyle w:val="Compact"/>
+            </w:pPr>
+            <w:r>
+              <w:t xml:space="preserve">Bir cümlede</w:t>
+            </w:r>
+          </w:p>
+        </w:tc>
+        <w:tc>
+          <w:tcPr/>
+          <w:p>
+            <w:pPr>
+              <w:pStyle w:val="Compact"/>
+            </w:pPr>
+            <w:r>
+              <w:t xml:space="preserve">Ayrıntısı</w:t>
+            </w:r>
+          </w:p>
+        </w:tc>
+      </w:tr>
+      <w:tr>
+        <w:tc>
+          <w:tcPr/>
+          <w:p>
+            <w:pPr>
+              <w:pStyle w:val="Compact"/>
+            </w:pPr>
+            <w:r>
+              <w:t xml:space="preserve">Blok şifre kipleri ve dolgu</w:t>
+            </w:r>
+          </w:p>
+        </w:tc>
+        <w:tc>
+          <w:tcPr/>
+          <w:p>
+            <w:pPr>
+              <w:pStyle w:val="Compact"/>
+            </w:pPr>
+            <w:r>
+              <w:t xml:space="preserve">Bir blok şifre sabit boyutlu bir bloğu şifreler; bu blokları uzun bir mesaja uygulama yöntemine kip denir ve mesaj blok boyutunun katı değilse dolgu ile tamamlanır; kip ve dolgu seçimi algoritmanın kendisi kadar güvenliği belirler.</w:t>
+            </w:r>
+          </w:p>
+        </w:tc>
+        <w:tc>
+          <w:tcPr/>
+          <w:p>
+            <w:pPr>
+              <w:pStyle w:val="Compact"/>
+            </w:pPr>
+            <w:hyperlink w:anchor="Xc479549035674c5ecece7e2955f0af2e00f6647">
+              <w:r>
+                <w:rPr>
+                  <w:rStyle w:val="Hyperlink"/>
+                </w:rPr>
+                <w:t xml:space="preserve">§2</w:t>
+              </w:r>
+            </w:hyperlink>
+          </w:p>
+        </w:tc>
+      </w:tr>
+      <w:tr>
+        <w:tc>
+          <w:tcPr/>
+          <w:p>
+            <w:pPr>
+              <w:pStyle w:val="Compact"/>
+            </w:pPr>
+            <w:r>
+              <w:t xml:space="preserve">MAC ve HMAC</w:t>
+            </w:r>
+          </w:p>
+        </w:tc>
+        <w:tc>
+          <w:tcPr/>
+          <w:p>
+            <w:pPr>
+              <w:pStyle w:val="Compact"/>
+            </w:pPr>
+            <w:r>
+              <w:t xml:space="preserve">MAC, gizli bir anahtar ve bir mesajdan, mesajın değişmediğini kanıtlayan kısa bir etiket üreten fonksiyondur; HMAC bunu bir özet fonksiyonundan iç içe iki çağrıyla türetmenin standart yoludur.</w:t>
+            </w:r>
+          </w:p>
+        </w:tc>
+        <w:tc>
+          <w:tcPr/>
+          <w:p>
+            <w:pPr>
+              <w:pStyle w:val="Compact"/>
+            </w:pPr>
+            <w:hyperlink w:anchor="X0c6649e5363ce639e62364debc489435a177755">
+              <w:r>
+                <w:rPr>
+                  <w:rStyle w:val="Hyperlink"/>
+                </w:rPr>
+                <w:t xml:space="preserve">§3</w:t>
+              </w:r>
+            </w:hyperlink>
+          </w:p>
+        </w:tc>
+      </w:tr>
+      <w:tr>
+        <w:tc>
+          <w:tcPr/>
+          <w:p>
+            <w:pPr>
+              <w:pStyle w:val="Compact"/>
+            </w:pPr>
+            <w:r>
+              <w:t xml:space="preserve">Asimetrik kriptografi: RSA ve ECC</w:t>
+            </w:r>
+          </w:p>
+        </w:tc>
+        <w:tc>
+          <w:tcPr/>
+          <w:p>
+            <w:pPr>
+              <w:pStyle w:val="Compact"/>
+            </w:pPr>
+            <w:r>
+              <w:t xml:space="preserve">RSA büyük tam sayıların çarpanlarına ayrılmasının, eliptik eğri kriptografisi (ECC) ise bir eğri üzerindeki ayrık logaritma probleminin zorluğuna dayanır; ECC aynı güvenliği çok daha kısa anahtarla verir.</w:t>
+            </w:r>
+          </w:p>
+        </w:tc>
+        <w:tc>
+          <w:tcPr/>
+          <w:p>
+            <w:pPr>
+              <w:pStyle w:val="Compact"/>
+            </w:pPr>
+            <w:hyperlink w:anchor="X8d8bf003b1490be502d4daf33d725d874b9979a">
+              <w:r>
+                <w:rPr>
+                  <w:rStyle w:val="Hyperlink"/>
+                </w:rPr>
+                <w:t xml:space="preserve">§4</w:t>
+              </w:r>
+            </w:hyperlink>
+          </w:p>
+        </w:tc>
+      </w:tr>
+      <w:tr>
+        <w:tc>
+          <w:tcPr/>
+          <w:p>
+            <w:pPr>
+              <w:pStyle w:val="Compact"/>
+            </w:pPr>
+            <w:r>
+              <w:t xml:space="preserve">Dijital imza</w:t>
+            </w:r>
+          </w:p>
+        </w:tc>
+        <w:tc>
+          <w:tcPr/>
+          <w:p>
+            <w:pPr>
+              <w:pStyle w:val="Compact"/>
+            </w:pPr>
+            <w:r>
+              <w:t xml:space="preserve">Bir mesajın belirli bir özel anahtarın sahibi tarafından oluşturulduğunu ve değiştirilmediğini, herkesin açık anahtarla doğrulayabildiği; MAC’ten farklı olarak inkâr edilemezlik de sağlayan bir mekanizmadır.</w:t>
+            </w:r>
+          </w:p>
+        </w:tc>
+        <w:tc>
+          <w:tcPr/>
+          <w:p>
+            <w:pPr>
+              <w:pStyle w:val="Compact"/>
+            </w:pPr>
+            <w:hyperlink w:anchor="Xe6ee3349b1ebbf3a06943ea5a4f755ad9065c13">
+              <w:r>
+                <w:rPr>
+                  <w:rStyle w:val="Hyperlink"/>
+                </w:rPr>
+                <w:t xml:space="preserve">§5</w:t>
+              </w:r>
+            </w:hyperlink>
+          </w:p>
+        </w:tc>
+      </w:tr>
+      <w:tr>
+        <w:tc>
+          <w:tcPr/>
+          <w:p>
+            <w:pPr>
+              <w:pStyle w:val="Compact"/>
+            </w:pPr>
+            <w:r>
+              <w:t xml:space="preserve">Diffie–Hellman (DH)</w:t>
+            </w:r>
+          </w:p>
+        </w:tc>
+        <w:tc>
+          <w:tcPr/>
+          <w:p>
+            <w:pPr>
+              <w:pStyle w:val="Compact"/>
+            </w:pPr>
+            <w:r>
+              <w:t xml:space="preserve">İki tarafın önceden hiçbir sır paylaşmadan, güvensiz bir kanal üzerinden ortak bir sırda anlaşmasını sağlayan bir anahtar değişimi yöntemidir; kimlik doğrulanmazsa araya girme saldırısına açıktır.</w:t>
+            </w:r>
+          </w:p>
+        </w:tc>
+        <w:tc>
+          <w:tcPr/>
+          <w:p>
+            <w:pPr>
+              <w:pStyle w:val="Compact"/>
+            </w:pPr>
+            <w:hyperlink w:anchor="Xc2a505625561ce7835998a566c7efae0fbcf8c1">
+              <w:r>
+                <w:rPr>
+                  <w:rStyle w:val="Hyperlink"/>
+                </w:rPr>
+                <w:t xml:space="preserve">§6</w:t>
+              </w:r>
+            </w:hyperlink>
+          </w:p>
+        </w:tc>
+      </w:tr>
+      <w:tr>
+        <w:tc>
+          <w:tcPr/>
+          <w:p>
+            <w:pPr>
+              <w:pStyle w:val="Compact"/>
+            </w:pPr>
+            <w:r>
+              <w:t xml:space="preserve">PKI ve CA</w:t>
+            </w:r>
+          </w:p>
+        </w:tc>
+        <w:tc>
+          <w:tcPr/>
+          <w:p>
+            <w:pPr>
+              <w:pStyle w:val="Compact"/>
+            </w:pPr>
+            <w:r>
+              <w:t xml:space="preserve">Açık anahtar altyapısı (PKI), bir açık anahtarın gerçekten iddia edilen sahibine ait olduğunu sertifika otoriteleri (CA) aracılığıyla doğrulayan kurallar, roller ve belgeler bütünüdür.</w:t>
+            </w:r>
+          </w:p>
+        </w:tc>
+        <w:tc>
+          <w:tcPr/>
+          <w:p>
+            <w:pPr>
+              <w:pStyle w:val="Compact"/>
+            </w:pPr>
+            <w:hyperlink w:anchor="Xb4101b31a35d636321f32d1d3d8b5940f874e32">
+              <w:r>
+                <w:rPr>
+                  <w:rStyle w:val="Hyperlink"/>
+                </w:rPr>
+                <w:t xml:space="preserve">§7</w:t>
+              </w:r>
+            </w:hyperlink>
+          </w:p>
+        </w:tc>
+      </w:tr>
+      <w:tr>
+        <w:tc>
+          <w:tcPr/>
+          <w:p>
+            <w:pPr>
+              <w:pStyle w:val="Compact"/>
+            </w:pPr>
+            <w:r>
+              <w:t xml:space="preserve">Sertifika ve X.509</w:t>
+            </w:r>
+          </w:p>
+        </w:tc>
+        <w:tc>
+          <w:tcPr/>
+          <w:p>
+            <w:pPr>
+              <w:pStyle w:val="Compact"/>
+            </w:pPr>
+            <w:r>
+              <w:t xml:space="preserve">X.509, bir açık anahtarı bir kimliğe bağlayan ve CA’nın imzasını taşıyan sertifikaların standart biçimidir; içinde konu, açık anahtar, geçerlilik tarihleri ve uzantılar (SAN, anahtar kullanımı) bulunur.</w:t>
+            </w:r>
+          </w:p>
+        </w:tc>
+        <w:tc>
+          <w:tcPr/>
+          <w:p>
+            <w:pPr>
+              <w:pStyle w:val="Compact"/>
+            </w:pPr>
+            <w:hyperlink w:anchor="Xf5fe2359707c6a98af1c07bec6b598d7aa5f93e">
+              <w:r>
+                <w:rPr>
+                  <w:rStyle w:val="Hyperlink"/>
+                </w:rPr>
+                <w:t xml:space="preserve">§8</w:t>
+              </w:r>
+            </w:hyperlink>
+          </w:p>
+        </w:tc>
+      </w:tr>
+      <w:tr>
+        <w:tc>
+          <w:tcPr/>
+          <w:p>
+            <w:pPr>
+              <w:pStyle w:val="Compact"/>
+            </w:pPr>
+            <w:r>
+              <w:t xml:space="preserve">CRL ve OCSP</w:t>
+            </w:r>
+          </w:p>
+        </w:tc>
+        <w:tc>
+          <w:tcPr/>
+          <w:p>
+            <w:pPr>
+              <w:pStyle w:val="Compact"/>
+            </w:pPr>
+            <w:r>
+              <w:t xml:space="preserve">CRL, iptal edilmiş sertifikaların CA tarafından imzalanmış listesidir; OCSP ise bir sertifikanın iptal durumunu anlık sorgulamayı sağlayan protokoldür.</w:t>
+            </w:r>
+          </w:p>
+        </w:tc>
+        <w:tc>
+          <w:tcPr/>
+          <w:p>
+            <w:pPr>
+              <w:pStyle w:val="Compact"/>
+            </w:pPr>
+            <w:hyperlink w:anchor="X37d71474a39f5d50f10c21de0efdecb9cbedd83">
+              <w:r>
+                <w:rPr>
+                  <w:rStyle w:val="Hyperlink"/>
+                </w:rPr>
+                <w:t xml:space="preserve">§10</w:t>
+              </w:r>
+            </w:hyperlink>
+          </w:p>
+        </w:tc>
+      </w:tr>
+      <w:tr>
+        <w:tc>
+          <w:tcPr/>
+          <w:p>
+            <w:pPr>
+              <w:pStyle w:val="Compact"/>
+            </w:pPr>
+            <w:r>
+              <w:t xml:space="preserve">HSM, PKCS#11, SoftHSM</w:t>
+            </w:r>
+          </w:p>
+        </w:tc>
+        <w:tc>
+          <w:tcPr/>
+          <w:p>
+            <w:pPr>
+              <w:pStyle w:val="Compact"/>
+            </w:pPr>
+            <w:r>
+              <w:t xml:space="preserve">HSM, kurcalamaya dayanıklı bir donanımda anahtar üretip işleyen, anahtarı asla dışarı vermeyen bir modüldür; PKCS#11 bu modüllerle konuşmanın standart arayüzüdür ve SoftHSM bunun test amaçlı yazılım benzetimidir.</w:t>
+            </w:r>
+          </w:p>
+        </w:tc>
+        <w:tc>
+          <w:tcPr/>
+          <w:p>
+            <w:pPr>
+              <w:pStyle w:val="Compact"/>
+            </w:pPr>
+            <w:hyperlink w:anchor="Xc4ceec28723988b98378eef4d1a678f57eb9a11">
+              <w:r>
+                <w:rPr>
+                  <w:rStyle w:val="Hyperlink"/>
+                </w:rPr>
+                <w:t xml:space="preserve">§11</w:t>
+              </w:r>
+            </w:hyperlink>
+          </w:p>
+        </w:tc>
+      </w:tr>
+      <w:tr>
+        <w:tc>
+          <w:tcPr/>
+          <w:p>
+            <w:pPr>
+              <w:pStyle w:val="Compact"/>
+            </w:pPr>
+            <w:r>
+              <w:t xml:space="preserve">Kuantum sonrası kriptografi (PQC)</w:t>
+            </w:r>
+          </w:p>
+        </w:tc>
+        <w:tc>
+          <w:tcPr/>
+          <w:p>
+            <w:pPr>
+              <w:pStyle w:val="Compact"/>
+            </w:pPr>
+            <w:r>
+              <w:t xml:space="preserve">Yeterince büyük bir kuantum bilgisayarın RSA’nın ve eliptik eğrinin dayandığı matematiksel problemleri verimli çözebileceği varsayımına karşı, kafes gibi farklı matematiksel problemlere dayanan yeni algoritmalar geliştirir.</w:t>
+            </w:r>
+          </w:p>
+        </w:tc>
+        <w:tc>
+          <w:tcPr/>
+          <w:p>
+            <w:pPr>
+              <w:pStyle w:val="Compact"/>
+            </w:pPr>
+            <w:hyperlink w:anchor="Xc3997bb262a600b5cbb5e8eefcd82b32caf6200">
+              <w:r>
+                <w:rPr>
+                  <w:rStyle w:val="Hyperlink"/>
+                </w:rPr>
+                <w:t xml:space="preserve">§12</w:t>
+              </w:r>
+            </w:hyperlink>
+          </w:p>
+        </w:tc>
+      </w:tr>
+    </w:tbl>
     <w:bookmarkEnd w:id="28"/>
-    <w:bookmarkStart w:id="29" w:name="diffiehellman-dh"/>
-    <w:p>
-      <w:pPr>
-        <w:pStyle w:val="Heading3"/>
-      </w:pPr>
-      <w:r>
-        <w:t xml:space="preserve">Diffie–Hellman (DH)</w:t>
-      </w:r>
-    </w:p>
-    <w:p>
-      <w:pPr>
-        <w:pStyle w:val="Compact"/>
-        <w:numPr>
-          <w:ilvl w:val="0"/>
-          <w:numId w:val="1010"/>
-        </w:numPr>
-      </w:pPr>
-      <w:r>
-        <w:rPr>
-          <w:b/>
-          <w:bCs/>
-        </w:rPr>
-        <w:t xml:space="preserve">DH:</w:t>
-      </w:r>
-      <w:r>
-        <w:t xml:space="preserve"> </w:t>
-      </w:r>
-      <w:r>
-        <w:t xml:space="preserve">iki tarafın, gizli anahtar</w:t>
-      </w:r>
-      <w:r>
-        <w:t xml:space="preserve"> </w:t>
-      </w:r>
-      <w:r>
-        <w:rPr>
-          <w:b/>
-          <w:bCs/>
-        </w:rPr>
-        <w:t xml:space="preserve">paylaşmadan</w:t>
-      </w:r>
-      <w:r>
-        <w:t xml:space="preserve"> </w:t>
-      </w:r>
-      <w:r>
-        <w:t xml:space="preserve">ortak bir sır türetmesi.</w:t>
-      </w:r>
-    </w:p>
-    <w:p>
-      <w:pPr>
-        <w:pStyle w:val="Compact"/>
-        <w:numPr>
-          <w:ilvl w:val="0"/>
-          <w:numId w:val="1010"/>
-        </w:numPr>
-      </w:pPr>
-      <w:r>
-        <w:t xml:space="preserve">Ağ üzerinden anahtar anlaşması.</w:t>
-      </w:r>
-    </w:p>
-    <w:p>
-      <w:pPr>
-        <w:pStyle w:val="Compact"/>
-        <w:numPr>
-          <w:ilvl w:val="0"/>
-          <w:numId w:val="1010"/>
-        </w:numPr>
-      </w:pPr>
-      <w:r>
-        <w:t xml:space="preserve">Kimlik doğrulanmazsa</w:t>
-      </w:r>
-      <w:r>
-        <w:t xml:space="preserve"> </w:t>
-      </w:r>
-      <w:r>
-        <w:rPr>
-          <w:b/>
-          <w:bCs/>
-        </w:rPr>
-        <w:t xml:space="preserve">araya girme</w:t>
-      </w:r>
-      <w:r>
-        <w:t xml:space="preserve"> </w:t>
-      </w:r>
-      <w:r>
-        <w:t xml:space="preserve">(MITM) riski.</w:t>
-      </w:r>
-    </w:p>
-    <w:bookmarkEnd w:id="29"/>
-    <w:bookmarkStart w:id="30" w:name="pki-ve-ca"/>
-    <w:p>
-      <w:pPr>
-        <w:pStyle w:val="Heading3"/>
-      </w:pPr>
-      <w:r>
-        <w:t xml:space="preserve">PKI ve CA</w:t>
-      </w:r>
-    </w:p>
-    <w:p>
-      <w:pPr>
-        <w:pStyle w:val="Compact"/>
-        <w:numPr>
-          <w:ilvl w:val="0"/>
-          <w:numId w:val="1011"/>
-        </w:numPr>
-      </w:pPr>
-      <w:r>
-        <w:rPr>
-          <w:b/>
-          <w:bCs/>
-        </w:rPr>
-        <w:t xml:space="preserve">PKI (Public Key Infrastructure):</w:t>
-      </w:r>
-      <w:r>
-        <w:t xml:space="preserve"> </w:t>
-      </w:r>
-      <w:r>
-        <w:t xml:space="preserve">“hangi açık anahtar kime ait?”</w:t>
-      </w:r>
-      <w:r>
-        <w:t xml:space="preserve"> </w:t>
-      </w:r>
-      <w:r>
-        <w:t xml:space="preserve">sorusunu çözen güven sistemi.</w:t>
-      </w:r>
-    </w:p>
-    <w:p>
-      <w:pPr>
-        <w:pStyle w:val="Compact"/>
-        <w:numPr>
-          <w:ilvl w:val="0"/>
-          <w:numId w:val="1011"/>
-        </w:numPr>
-      </w:pPr>
-      <w:r>
-        <w:rPr>
-          <w:b/>
-          <w:bCs/>
-        </w:rPr>
-        <w:t xml:space="preserve">CA (Certificate Authority):</w:t>
-      </w:r>
-      <w:r>
-        <w:t xml:space="preserve"> </w:t>
-      </w:r>
-      <w:r>
-        <w:t xml:space="preserve">sertifikaları imzalayan güvenilir taraf.</w:t>
-      </w:r>
-    </w:p>
-    <w:p>
-      <w:pPr>
-        <w:pStyle w:val="Compact"/>
-        <w:numPr>
-          <w:ilvl w:val="0"/>
-          <w:numId w:val="1011"/>
-        </w:numPr>
-      </w:pPr>
-      <w:r>
-        <w:t xml:space="preserve">Kök CA → ara CA → sunucu sertifikası.</w:t>
-      </w:r>
-    </w:p>
-    <w:bookmarkEnd w:id="30"/>
-    <w:bookmarkStart w:id="31" w:name="sertifika-ve-x.509"/>
-    <w:p>
-      <w:pPr>
-        <w:pStyle w:val="Heading3"/>
-      </w:pPr>
-      <w:r>
-        <w:t xml:space="preserve">Sertifika ve X.509</w:t>
-      </w:r>
-    </w:p>
-    <w:p>
-      <w:pPr>
-        <w:pStyle w:val="Compact"/>
-        <w:numPr>
-          <w:ilvl w:val="0"/>
-          <w:numId w:val="1012"/>
-        </w:numPr>
-      </w:pPr>
-      <w:r>
-        <w:rPr>
-          <w:b/>
-          <w:bCs/>
-        </w:rPr>
-        <w:t xml:space="preserve">Sertifika:</w:t>
-      </w:r>
-      <w:r>
-        <w:t xml:space="preserve"> </w:t>
-      </w:r>
-      <w:r>
-        <w:t xml:space="preserve">bir açık anahtarı bir kimliğe (alan adı) bağlayan, CA’nın imzaladığı belge.</w:t>
-      </w:r>
-    </w:p>
-    <w:p>
-      <w:pPr>
-        <w:pStyle w:val="Compact"/>
-        <w:numPr>
-          <w:ilvl w:val="0"/>
-          <w:numId w:val="1012"/>
-        </w:numPr>
-      </w:pPr>
-      <w:r>
-        <w:rPr>
-          <w:b/>
-          <w:bCs/>
-        </w:rPr>
-        <w:t xml:space="preserve">X.509:</w:t>
-      </w:r>
-      <w:r>
-        <w:t xml:space="preserve"> </w:t>
-      </w:r>
-      <w:r>
-        <w:t xml:space="preserve">sertifikaların standart biçimi.</w:t>
-      </w:r>
-    </w:p>
-    <w:p>
-      <w:pPr>
-        <w:pStyle w:val="Compact"/>
-        <w:numPr>
-          <w:ilvl w:val="0"/>
-          <w:numId w:val="1012"/>
-        </w:numPr>
-      </w:pPr>
-      <w:r>
-        <w:t xml:space="preserve">İçinde: konu, açık anahtar, geçerlilik, imza, SAN.</w:t>
-      </w:r>
-    </w:p>
-    <w:bookmarkEnd w:id="31"/>
-    <w:bookmarkStart w:id="32" w:name="crl-ve-ocsp"/>
-    <w:p>
-      <w:pPr>
-        <w:pStyle w:val="Heading3"/>
-      </w:pPr>
-      <w:r>
-        <w:t xml:space="preserve">CRL ve OCSP</w:t>
-      </w:r>
-    </w:p>
-    <w:p>
-      <w:pPr>
-        <w:pStyle w:val="Compact"/>
-        <w:numPr>
-          <w:ilvl w:val="0"/>
-          <w:numId w:val="1013"/>
-        </w:numPr>
-      </w:pPr>
-      <w:r>
-        <w:rPr>
-          <w:b/>
-          <w:bCs/>
-        </w:rPr>
-        <w:t xml:space="preserve">CRL (Certificate Revocation List):</w:t>
-      </w:r>
-      <w:r>
-        <w:t xml:space="preserve"> </w:t>
-      </w:r>
-      <w:r>
-        <w:t xml:space="preserve">iptal edilmiş sertifikaların</w:t>
-      </w:r>
-      <w:r>
-        <w:t xml:space="preserve"> </w:t>
-      </w:r>
-      <w:r>
-        <w:rPr>
-          <w:b/>
-          <w:bCs/>
-        </w:rPr>
-        <w:t xml:space="preserve">listesi</w:t>
-      </w:r>
-      <w:r>
-        <w:t xml:space="preserve">.</w:t>
-      </w:r>
-    </w:p>
-    <w:p>
-      <w:pPr>
-        <w:pStyle w:val="Compact"/>
-        <w:numPr>
-          <w:ilvl w:val="0"/>
-          <w:numId w:val="1013"/>
-        </w:numPr>
-      </w:pPr>
-      <w:r>
-        <w:rPr>
-          <w:b/>
-          <w:bCs/>
-        </w:rPr>
-        <w:t xml:space="preserve">OCSP:</w:t>
-      </w:r>
-      <w:r>
-        <w:t xml:space="preserve"> </w:t>
-      </w:r>
-      <w:r>
-        <w:t xml:space="preserve">bir sertifikanın iptal durumunu</w:t>
-      </w:r>
-      <w:r>
-        <w:t xml:space="preserve"> </w:t>
-      </w:r>
-      <w:r>
-        <w:rPr>
-          <w:b/>
-          <w:bCs/>
-        </w:rPr>
-        <w:t xml:space="preserve">anlık</w:t>
-      </w:r>
-      <w:r>
-        <w:t xml:space="preserve"> </w:t>
-      </w:r>
-      <w:r>
-        <w:t xml:space="preserve">sorma.</w:t>
-      </w:r>
-    </w:p>
-    <w:p>
-      <w:pPr>
-        <w:pStyle w:val="Compact"/>
-        <w:numPr>
-          <w:ilvl w:val="0"/>
-          <w:numId w:val="1013"/>
-        </w:numPr>
-      </w:pPr>
-      <w:r>
-        <w:t xml:space="preserve">“Bu sertifika hâlâ geçerli mi?”</w:t>
-      </w:r>
-      <w:r>
-        <w:t xml:space="preserve"> </w:t>
-      </w:r>
-      <w:r>
-        <w:t xml:space="preserve">sorusu.</w:t>
-      </w:r>
-    </w:p>
-    <w:bookmarkEnd w:id="32"/>
-    <w:bookmarkStart w:id="33" w:name="hsm-pkcs11-softhsm"/>
-    <w:p>
-      <w:pPr>
-        <w:pStyle w:val="Heading3"/>
-      </w:pPr>
-      <w:r>
-        <w:t xml:space="preserve">HSM, PKCS#11, SoftHSM</w:t>
-      </w:r>
-    </w:p>
-    <w:p>
-      <w:pPr>
-        <w:pStyle w:val="Compact"/>
-        <w:numPr>
-          <w:ilvl w:val="0"/>
-          <w:numId w:val="1014"/>
-        </w:numPr>
-      </w:pPr>
-      <w:r>
-        <w:rPr>
-          <w:b/>
-          <w:bCs/>
-        </w:rPr>
-        <w:t xml:space="preserve">HSM:</w:t>
-      </w:r>
-      <w:r>
-        <w:t xml:space="preserve"> </w:t>
-      </w:r>
-      <w:r>
-        <w:t xml:space="preserve">anahtarları saklayan/işleten özel</w:t>
-      </w:r>
-      <w:r>
-        <w:t xml:space="preserve"> </w:t>
-      </w:r>
-      <w:r>
-        <w:rPr>
-          <w:b/>
-          <w:bCs/>
-        </w:rPr>
-        <w:t xml:space="preserve">donanım</w:t>
-      </w:r>
-      <w:r>
-        <w:t xml:space="preserve">; anahtar dışarı çıkmaz.</w:t>
-      </w:r>
-    </w:p>
-    <w:p>
-      <w:pPr>
-        <w:pStyle w:val="Compact"/>
-        <w:numPr>
-          <w:ilvl w:val="0"/>
-          <w:numId w:val="1014"/>
-        </w:numPr>
-      </w:pPr>
-      <w:r>
-        <w:rPr>
-          <w:b/>
-          <w:bCs/>
-        </w:rPr>
-        <w:t xml:space="preserve">PKCS#11:</w:t>
-      </w:r>
-      <w:r>
-        <w:t xml:space="preserve"> </w:t>
-      </w:r>
-      <w:r>
-        <w:t xml:space="preserve">anahtar modülleriyle konuşmanın standart arayüzü.</w:t>
-      </w:r>
-    </w:p>
-    <w:p>
-      <w:pPr>
-        <w:pStyle w:val="Compact"/>
-        <w:numPr>
-          <w:ilvl w:val="0"/>
-          <w:numId w:val="1014"/>
-        </w:numPr>
-      </w:pPr>
-      <w:r>
-        <w:rPr>
-          <w:b/>
-          <w:bCs/>
-        </w:rPr>
-        <w:t xml:space="preserve">SoftHSM:</w:t>
-      </w:r>
-      <w:r>
-        <w:t xml:space="preserve"> </w:t>
-      </w:r>
-      <w:r>
-        <w:t xml:space="preserve">HSM’in yazılım benzetimi (test için).</w:t>
-      </w:r>
-    </w:p>
-    <w:bookmarkEnd w:id="33"/>
-    <w:bookmarkStart w:id="34" w:name="kuantum-sonrası-pqc"/>
-    <w:p>
-      <w:pPr>
-        <w:pStyle w:val="Heading3"/>
-      </w:pPr>
-      <w:r>
-        <w:t xml:space="preserve">Kuantum sonrası (PQC)</w:t>
-      </w:r>
-    </w:p>
-    <w:p>
-      <w:pPr>
-        <w:pStyle w:val="Compact"/>
-        <w:numPr>
-          <w:ilvl w:val="0"/>
-          <w:numId w:val="1015"/>
-        </w:numPr>
-      </w:pPr>
-      <w:r>
-        <w:rPr>
-          <w:b/>
-          <w:bCs/>
-        </w:rPr>
-        <w:t xml:space="preserve">PQC (Post-Quantum Cryptography):</w:t>
-      </w:r>
-      <w:r>
-        <w:t xml:space="preserve"> </w:t>
-      </w:r>
-      <w:r>
-        <w:t xml:space="preserve">kuantum bilgisayara dayanıklı algoritmalar.</w:t>
-      </w:r>
-    </w:p>
-    <w:p>
-      <w:pPr>
-        <w:pStyle w:val="Compact"/>
-        <w:numPr>
-          <w:ilvl w:val="0"/>
-          <w:numId w:val="1015"/>
-        </w:numPr>
-      </w:pPr>
-      <w:r>
-        <w:t xml:space="preserve">Bugünkü RSA/ECC gelecekte tehdit altında.</w:t>
-      </w:r>
-    </w:p>
-    <w:p>
-      <w:pPr>
-        <w:pStyle w:val="Compact"/>
-        <w:numPr>
-          <w:ilvl w:val="0"/>
-          <w:numId w:val="1015"/>
-        </w:numPr>
-      </w:pPr>
-      <w:r>
-        <w:t xml:space="preserve">Standartlaşma sürüyor (ör. ML-KEM).</w:t>
-      </w:r>
-    </w:p>
-    <w:bookmarkEnd w:id="34"/>
-    <w:bookmarkStart w:id="35" w:name="şimdi-hazırız"/>
-    <w:p>
-      <w:pPr>
-        <w:pStyle w:val="Heading3"/>
-      </w:pPr>
-      <w:r>
-        <w:t xml:space="preserve">Şimdi hazırız</w:t>
-      </w:r>
-    </w:p>
-    <w:p>
-      <w:pPr>
-        <w:pStyle w:val="FirstParagraph"/>
-      </w:pPr>
-      <w:r>
-        <w:t xml:space="preserve">Terimler:</w:t>
-      </w:r>
-    </w:p>
-    <w:p>
-      <w:pPr>
-        <w:pStyle w:val="BodyText"/>
-      </w:pPr>
-      <w:r>
-        <w:t xml:space="preserve">simetrik/asimetrik · blok şifre/kip · dolgu · AEAD · MAC/HMAC · özet · imza · RSA/ECC · DH · PKI/CA · sertifika/X.509 · CRL/OCSP · HSM/PKCS#11 · PQC</w:t>
-      </w:r>
-    </w:p>
-    <w:p>
-      <w:pPr>
-        <w:pStyle w:val="BodyText"/>
-      </w:pPr>
-      <w:r>
-        <w:t xml:space="preserve">Şimdi: doğru algoritma ve anahtar seçimi.</w:t>
-      </w:r>
-    </w:p>
-    <w:bookmarkEnd w:id="35"/>
-    <w:bookmarkStart w:id="36" w:name="kavramlar-birbirine-nasıl-bağlanır"/>
+    <w:bookmarkStart w:id="29" w:name="kavramlar-birbirine-nasıl-bağlanır"/>
     <w:p>
       <w:pPr>
         <w:pStyle w:val="Heading3"/>
@@ -3518,9 +3071,9 @@
         <w:t xml:space="preserve">anlamsız kalır. Zor gelen bir bölümü ikinci kez okuyup ilerleyin.</w:t>
       </w:r>
     </w:p>
-    <w:bookmarkEnd w:id="36"/>
-    <w:bookmarkEnd w:id="37"/>
-    <w:bookmarkStart w:id="49" w:name="X47c4d8a348c15ec8732a2f3c0d4b29c056fbad9"/>
+    <w:bookmarkEnd w:id="29"/>
+    <w:bookmarkEnd w:id="30"/>
+    <w:bookmarkStart w:id="45" w:name="X47c4d8a348c15ec8732a2f3c0d4b29c056fbad9"/>
     <w:p>
       <w:pPr>
         <w:pStyle w:val="Heading2"/>
@@ -3534,7 +3087,71 @@
         <w:pStyle w:val="FirstParagraph"/>
       </w:pPr>
       <w:r>
-        <w:t xml:space="preserve">Üçüncü haftada veriyi aktarımda, beklemede ve kullanımda korumak için kriptografiyi bir</w:t>
+        <w:t xml:space="preserve">Dokuzuncu haftayı bir uyarıyla bitirmiştik: kod gizleme bir anahtarı</w:t>
+      </w:r>
+      <w:r>
+        <w:t xml:space="preserve"> </w:t>
+      </w:r>
+      <w:r>
+        <w:rPr>
+          <w:b/>
+          <w:bCs/>
+        </w:rPr>
+        <w:t xml:space="preserve">saklamaz</w:t>
+      </w:r>
+      <w:r>
+        <w:t xml:space="preserve">, yalnız çevresini zorlaştırır</w:t>
+      </w:r>
+      <w:r>
+        <w:t xml:space="preserve"> </w:t>
+      </w:r>
+      <w:r>
+        <w:t xml:space="preserve">(</w:t>
+      </w:r>
+      <w:hyperlink r:id="rId31">
+        <w:r>
+          <w:rPr>
+            <w:rStyle w:val="Hyperlink"/>
+          </w:rPr>
+          <w:t xml:space="preserve">Hafta 9, §3</w:t>
+        </w:r>
+      </w:hyperlink>
+      <w:r>
+        <w:t xml:space="preserve">). Bu hafta tam da bunun çözümüne</w:t>
+      </w:r>
+      <w:r>
+        <w:t xml:space="preserve"> </w:t>
+      </w:r>
+      <w:r>
+        <w:t xml:space="preserve">geçiyoruz — anahtarları gizlemek yerine, doğru algoritma seçimi, doğru protokol ve gerektiğinde donanım destekli</w:t>
+      </w:r>
+      <w:r>
+        <w:t xml:space="preserve"> </w:t>
+      </w:r>
+      <w:r>
+        <w:t xml:space="preserve">saklama (PKI, HSM) ile</w:t>
+      </w:r>
+      <w:r>
+        <w:t xml:space="preserve"> </w:t>
+      </w:r>
+      <w:r>
+        <w:rPr>
+          <w:b/>
+          <w:bCs/>
+        </w:rPr>
+        <w:t xml:space="preserve">gerçekten</w:t>
+      </w:r>
+      <w:r>
+        <w:t xml:space="preserve"> </w:t>
+      </w:r>
+      <w:r>
+        <w:t xml:space="preserve">koruyoruz. Üçüncü haftada veriyi aktarımda, beklemede ve kullanımda korumak</w:t>
+      </w:r>
+      <w:r>
+        <w:t xml:space="preserve"> </w:t>
+      </w:r>
+      <w:r>
+        <w:t xml:space="preserve">için kriptografiyi bir</w:t>
       </w:r>
       <w:r>
         <w:t xml:space="preserve"> </w:t>
@@ -3550,19 +3167,36 @@
         <w:t xml:space="preserve"> </w:t>
       </w:r>
       <w:r>
-        <w:t xml:space="preserve">olarak kullandık. Bu hafta</w:t>
-      </w:r>
-      <w:r>
-        <w:t xml:space="preserve"> </w:t>
-      </w:r>
-      <w:r>
-        <w:t xml:space="preserve">aynı araçların içine bakıyoruz: hangi algoritma hangi işi yapar, neden bazıları terk edildi, nasıl seçilir ve bir</w:t>
-      </w:r>
-      <w:r>
-        <w:t xml:space="preserve"> </w:t>
-      </w:r>
-      <w:r>
-        <w:t xml:space="preserve">sertifika otoritesi (CA) bu yapıya nasıl oturur. Kitabın 4–8. ve 10–11. bölümleri, 55’ten fazla tarifle bu konuları</w:t>
+        <w:t xml:space="preserve">olarak kullanmıştık</w:t>
+      </w:r>
+      <w:r>
+        <w:t xml:space="preserve"> </w:t>
+      </w:r>
+      <w:r>
+        <w:t xml:space="preserve">(</w:t>
+      </w:r>
+      <w:hyperlink r:id="rId32">
+        <w:r>
+          <w:rPr>
+            <w:rStyle w:val="Hyperlink"/>
+          </w:rPr>
+          <w:t xml:space="preserve">Hafta 3, §1</w:t>
+        </w:r>
+      </w:hyperlink>
+      <w:r>
+        <w:t xml:space="preserve">); bu hafta aynı araçların içine</w:t>
+      </w:r>
+      <w:r>
+        <w:t xml:space="preserve"> </w:t>
+      </w:r>
+      <w:r>
+        <w:t xml:space="preserve">bakıyoruz: hangi algoritma hangi işi yapar, neden bazıları terk edildi, nasıl seçilir ve bir sertifika otoritesi</w:t>
+      </w:r>
+      <w:r>
+        <w:t xml:space="preserve"> </w:t>
+      </w:r>
+      <w:r>
+        <w:t xml:space="preserve">(CA) bu yapıya nasıl oturur. Kitabın 4–8. ve 10–11. bölümleri, 55’ten fazla tarifle bu konuları</w:t>
       </w:r>
       <w:r>
         <w:t xml:space="preserve"> </w:t>
@@ -3578,20 +3212,20 @@
       <w:r>
         <w:drawing>
           <wp:inline>
-            <wp:extent cx="5759999" cy="2470728"/>
+            <wp:extent cx="5759999" cy="1569811"/>
             <wp:effectExtent b="0" l="0" r="0" t="0"/>
-            <wp:docPr descr="Simetrik ve asimetrik kriptografinin rolleri" title="" id="39" name="Picture"/>
+            <wp:docPr descr="Simetrik ve asimetrik kriptografinin rolleri" title="" id="34" name="Picture"/>
             <a:graphic>
               <a:graphicData uri="http://schemas.openxmlformats.org/drawingml/2006/picture">
                 <pic:pic>
                   <pic:nvPicPr>
-                    <pic:cNvPr descr="h10-05-simetrik-asimetrik.png" id="40" name="Picture"/>
+                    <pic:cNvPr descr="h10-05-simetrik-asimetrik.png" id="35" name="Picture"/>
                     <pic:cNvPicPr>
                       <a:picLocks noChangeArrowheads="1" noChangeAspect="1"/>
                     </pic:cNvPicPr>
                   </pic:nvPicPr>
                   <pic:blipFill>
-                    <a:blip r:embed="rId38"/>
+                    <a:blip r:embed="rId33"/>
                     <a:stretch>
                       <a:fillRect/>
                     </a:stretch>
@@ -3599,7 +3233,7 @@
                   <pic:spPr bwMode="auto">
                     <a:xfrm>
                       <a:off x="0" y="0"/>
-                      <a:ext cx="5759999" cy="2470728"/>
+                      <a:ext cx="5759999" cy="1569811"/>
                     </a:xfrm>
                     <a:prstGeom prst="rect">
                       <a:avLst/>
@@ -3635,7 +3269,7 @@
         <w:pStyle w:val="Compact"/>
         <w:numPr>
           <w:ilvl w:val="0"/>
-          <w:numId w:val="1016"/>
+          <w:numId w:val="1003"/>
         </w:numPr>
       </w:pPr>
       <w:r>
@@ -3682,7 +3316,7 @@
         <w:pStyle w:val="Compact"/>
         <w:numPr>
           <w:ilvl w:val="0"/>
-          <w:numId w:val="1016"/>
+          <w:numId w:val="1003"/>
         </w:numPr>
       </w:pPr>
       <w:r>
@@ -3736,7 +3370,7 @@
         <w:pStyle w:val="Compact"/>
         <w:numPr>
           <w:ilvl w:val="0"/>
-          <w:numId w:val="1016"/>
+          <w:numId w:val="1003"/>
         </w:numPr>
       </w:pPr>
       <w:r>
@@ -3806,7 +3440,7 @@
         <w:pStyle w:val="Compact"/>
         <w:numPr>
           <w:ilvl w:val="0"/>
-          <w:numId w:val="1016"/>
+          <w:numId w:val="1003"/>
         </w:numPr>
       </w:pPr>
       <w:r>
@@ -3886,7 +3520,7 @@
         <w:pStyle w:val="Compact"/>
         <w:numPr>
           <w:ilvl w:val="0"/>
-          <w:numId w:val="1016"/>
+          <w:numId w:val="1003"/>
         </w:numPr>
       </w:pPr>
       <w:r>
@@ -3927,7 +3561,7 @@
         <w:t xml:space="preserve">Bu haftanın tüm kuralları (doğru kip, doğru dolgu, zincir doğrulama, iptal) bu çizginin acı derslerinden çıkmıştır.</w:t>
       </w:r>
     </w:p>
-    <w:bookmarkStart w:id="41" w:name="beş-temel-iş-beş-araç-ailesi"/>
+    <w:bookmarkStart w:id="36" w:name="beş-temel-iş-beş-araç-ailesi"/>
     <w:p>
       <w:pPr>
         <w:pStyle w:val="Heading3"/>
@@ -4267,8 +3901,8 @@
         </w:tc>
       </w:tr>
     </w:tbl>
-    <w:bookmarkEnd w:id="41"/>
-    <w:bookmarkStart w:id="46" w:name="anahtar-uzunluğu-güvenlik-düzeyi"/>
+    <w:bookmarkEnd w:id="36"/>
+    <w:bookmarkStart w:id="41" w:name="anahtar-uzunluğu-güvenlik-düzeyi"/>
     <w:p>
       <w:pPr>
         <w:pStyle w:val="Heading3"/>
@@ -4755,7 +4389,7 @@
         <w:t xml:space="preserve">algoritmaların kendisidir.</w:t>
       </w:r>
     </w:p>
-    <w:bookmarkStart w:id="45" w:name="en-zayıf-halka-kuralı"/>
+    <w:bookmarkStart w:id="40" w:name="en-zayıf-halka-kuralı"/>
     <w:p>
       <w:pPr>
         <w:pStyle w:val="Heading4"/>
@@ -4829,20 +4463,20 @@
       <w:r>
         <w:drawing>
           <wp:inline>
-            <wp:extent cx="5759999" cy="2574688"/>
+            <wp:extent cx="5759999" cy="2439118"/>
             <wp:effectExtent b="0" l="0" r="0" t="0"/>
-            <wp:docPr descr="En zayıf halka kuralı" title="" id="43" name="Picture"/>
+            <wp:docPr descr="En zayıf halka kuralı" title="" id="38" name="Picture"/>
             <a:graphic>
               <a:graphicData uri="http://schemas.openxmlformats.org/drawingml/2006/picture">
                 <pic:pic>
                   <pic:nvPicPr>
-                    <pic:cNvPr descr="h10-13-en-zayif-halka.png" id="44" name="Picture"/>
+                    <pic:cNvPr descr="h10-13-en-zayif-halka.png" id="39" name="Picture"/>
                     <pic:cNvPicPr>
                       <a:picLocks noChangeArrowheads="1" noChangeAspect="1"/>
                     </pic:cNvPicPr>
                   </pic:nvPicPr>
                   <pic:blipFill>
-                    <a:blip r:embed="rId42"/>
+                    <a:blip r:embed="rId37"/>
                     <a:stretch>
                       <a:fillRect/>
                     </a:stretch>
@@ -4850,7 +4484,7 @@
                   <pic:spPr bwMode="auto">
                     <a:xfrm>
                       <a:off x="0" y="0"/>
-                      <a:ext cx="5759999" cy="2574688"/>
+                      <a:ext cx="5759999" cy="2439118"/>
                     </a:xfrm>
                     <a:prstGeom prst="rect">
                       <a:avLst/>
@@ -4869,9 +4503,9 @@
         </w:drawing>
       </w:r>
     </w:p>
-    <w:bookmarkEnd w:id="45"/>
-    <w:bookmarkEnd w:id="46"/>
-    <w:bookmarkStart w:id="47" w:name="Xa54182dd8a99a0bc1ab6fd568d653bbeb750ea0"/>
+    <w:bookmarkEnd w:id="40"/>
+    <w:bookmarkEnd w:id="41"/>
+    <w:bookmarkStart w:id="42" w:name="Xa54182dd8a99a0bc1ab6fd568d653bbeb750ea0"/>
     <w:p>
       <w:pPr>
         <w:pStyle w:val="Heading3"/>
@@ -4922,8 +4556,8 @@
         <w:t xml:space="preserve">kanıtlanmış yapıları (TLS 1.3, AEAD, HPKE, Noise) kullanın.</w:t>
       </w:r>
     </w:p>
-    <w:bookmarkEnd w:id="47"/>
-    <w:bookmarkStart w:id="48" w:name="Xad76b86cba413065d3e5f6ef631ca1fbf4c78fd"/>
+    <w:bookmarkEnd w:id="42"/>
+    <w:bookmarkStart w:id="44" w:name="Xad76b86cba413065d3e5f6ef631ca1fbf4c78fd"/>
     <w:p>
       <w:pPr>
         <w:pStyle w:val="Heading3"/>
@@ -5438,14 +5072,31 @@
       <w:pPr>
         <w:pStyle w:val="FirstParagraph"/>
       </w:pPr>
-      <w:r>
-        <w:t xml:space="preserve">Üçüncü haftada bu haritanın yalnız</w:t>
-      </w:r>
-      <w:r>
-        <w:t xml:space="preserve"> </w:t>
-      </w:r>
-      <w:r>
-        <w:t xml:space="preserve">“hangi aracı ne zaman kullanırım”</w:t>
+      <w:hyperlink r:id="rId43">
+        <w:r>
+          <w:rPr>
+            <w:rStyle w:val="Hyperlink"/>
+          </w:rPr>
+          <w:t xml:space="preserve">Üçüncü haftada</w:t>
+        </w:r>
+      </w:hyperlink>
+      <w:r>
+        <w:t xml:space="preserve"> </w:t>
+      </w:r>
+      <w:r>
+        <w:t xml:space="preserve">bu haritanın yalnız</w:t>
+      </w:r>
+      <w:r>
+        <w:t xml:space="preserve"> </w:t>
+      </w:r>
+      <w:r>
+        <w:t xml:space="preserve">“hangi</w:t>
+      </w:r>
+      <w:r>
+        <w:t xml:space="preserve"> </w:t>
+      </w:r>
+      <w:r>
+        <w:t xml:space="preserve">aracı ne zaman kullanırım”</w:t>
       </w:r>
       <w:r>
         <w:t xml:space="preserve"> </w:t>
@@ -5495,9 +5146,9 @@
         </w:pict>
       </w:r>
     </w:p>
-    <w:bookmarkEnd w:id="48"/>
-    <w:bookmarkEnd w:id="49"/>
-    <w:bookmarkStart w:id="59" w:name="X3bb5fa96356dba327c969b5a7ec1e80f00cc271"/>
+    <w:bookmarkEnd w:id="44"/>
+    <w:bookmarkEnd w:id="45"/>
+    <w:bookmarkStart w:id="58" w:name="X3bb5fa96356dba327c969b5a7ec1e80f00cc271"/>
     <w:p>
       <w:pPr>
         <w:pStyle w:val="Heading2"/>
@@ -5552,7 +5203,24 @@
         <w:t xml:space="preserve"> </w:t>
       </w:r>
       <w:r>
-        <w:t xml:space="preserve">önemlidir; 3. haftadaki ECB penguenini hatırlayın.</w:t>
+        <w:t xml:space="preserve">önemlidir;</w:t>
+      </w:r>
+      <w:r>
+        <w:t xml:space="preserve"> </w:t>
+      </w:r>
+      <w:hyperlink r:id="rId46">
+        <w:r>
+          <w:rPr>
+            <w:rStyle w:val="Hyperlink"/>
+          </w:rPr>
+          <w:t xml:space="preserve">3. haftadaki ECB penguenini</w:t>
+        </w:r>
+      </w:hyperlink>
+      <w:r>
+        <w:t xml:space="preserve"> </w:t>
+      </w:r>
+      <w:r>
+        <w:t xml:space="preserve">hatırlayın.</w:t>
       </w:r>
     </w:p>
     <w:p>
@@ -5562,20 +5230,20 @@
       <w:r>
         <w:drawing>
           <wp:inline>
-            <wp:extent cx="5759999" cy="2283460"/>
+            <wp:extent cx="5759999" cy="1507167"/>
             <wp:effectExtent b="0" l="0" r="0" t="0"/>
-            <wp:docPr descr="Nonce tekrarının sonuçları" title="" id="51" name="Picture"/>
+            <wp:docPr descr="Nonce tekrarının sonuçları" title="" id="48" name="Picture"/>
             <a:graphic>
               <a:graphicData uri="http://schemas.openxmlformats.org/drawingml/2006/picture">
                 <pic:pic>
                   <pic:nvPicPr>
-                    <pic:cNvPr descr="h10-07-nonce-tekrari.png" id="52" name="Picture"/>
+                    <pic:cNvPr descr="h10-07-nonce-tekrari.png" id="49" name="Picture"/>
                     <pic:cNvPicPr>
                       <a:picLocks noChangeArrowheads="1" noChangeAspect="1"/>
                     </pic:cNvPicPr>
                   </pic:nvPicPr>
                   <pic:blipFill>
-                    <a:blip r:embed="rId50"/>
+                    <a:blip r:embed="rId47"/>
                     <a:stretch>
                       <a:fillRect/>
                     </a:stretch>
@@ -5583,7 +5251,7 @@
                   <pic:spPr bwMode="auto">
                     <a:xfrm>
                       <a:off x="0" y="0"/>
-                      <a:ext cx="5759999" cy="2283460"/>
+                      <a:ext cx="5759999" cy="1507167"/>
                     </a:xfrm>
                     <a:prstGeom prst="rect">
                       <a:avLst/>
@@ -5609,20 +5277,20 @@
       <w:r>
         <w:drawing>
           <wp:inline>
-            <wp:extent cx="5759999" cy="2470728"/>
+            <wp:extent cx="5759999" cy="1618113"/>
             <wp:effectExtent b="0" l="0" r="0" t="0"/>
-            <wp:docPr descr="ECB kipinin desen sızdırması" title="" id="54" name="Picture"/>
+            <wp:docPr descr="ECB kipinin desen sızdırması" title="" id="51" name="Picture"/>
             <a:graphic>
               <a:graphicData uri="http://schemas.openxmlformats.org/drawingml/2006/picture">
                 <pic:pic>
                   <pic:nvPicPr>
-                    <pic:cNvPr descr="h10-06-ecb.png" id="55" name="Picture"/>
+                    <pic:cNvPr descr="h10-06-ecb.png" id="52" name="Picture"/>
                     <pic:cNvPicPr>
                       <a:picLocks noChangeArrowheads="1" noChangeAspect="1"/>
                     </pic:cNvPicPr>
                   </pic:nvPicPr>
                   <pic:blipFill>
-                    <a:blip r:embed="rId53"/>
+                    <a:blip r:embed="rId50"/>
                     <a:stretch>
                       <a:fillRect/>
                     </a:stretch>
@@ -5630,7 +5298,7 @@
                   <pic:spPr bwMode="auto">
                     <a:xfrm>
                       <a:off x="0" y="0"/>
-                      <a:ext cx="5759999" cy="2470728"/>
+                      <a:ext cx="5759999" cy="1618113"/>
                     </a:xfrm>
                     <a:prstGeom prst="rect">
                       <a:avLst/>
@@ -6208,7 +5876,7 @@
         </w:tc>
       </w:tr>
     </w:tbl>
-    <w:bookmarkStart w:id="56" w:name="dolgu-ve-dolgu-kâhini"/>
+    <w:bookmarkStart w:id="54" w:name="dolgu-ve-dolgu-kâhini"/>
     <w:p>
       <w:pPr>
         <w:pStyle w:val="Heading3"/>
@@ -6421,7 +6089,7 @@
         <w:pStyle w:val="Compact"/>
         <w:numPr>
           <w:ilvl w:val="0"/>
-          <w:numId w:val="1017"/>
+          <w:numId w:val="1004"/>
         </w:numPr>
       </w:pPr>
       <w:r>
@@ -6443,7 +6111,7 @@
         <w:pStyle w:val="Compact"/>
         <w:numPr>
           <w:ilvl w:val="0"/>
-          <w:numId w:val="1017"/>
+          <w:numId w:val="1004"/>
         </w:numPr>
       </w:pPr>
       <w:r>
@@ -6487,7 +6155,7 @@
         <w:pStyle w:val="Compact"/>
         <w:numPr>
           <w:ilvl w:val="0"/>
-          <w:numId w:val="1017"/>
+          <w:numId w:val="1004"/>
         </w:numPr>
       </w:pPr>
       <w:r>
@@ -6545,17 +6213,28 @@
         <w:t xml:space="preserve"> </w:t>
       </w:r>
       <w:r>
-        <w:t xml:space="preserve">şema belirtimlerinden gelir. Şemanın belirlemediği iç iletişimde ise bugün AEAD tercih edilir (3. haftadaki eleştirel</w:t>
-      </w:r>
-      <w:r>
-        <w:t xml:space="preserve"> </w:t>
-      </w:r>
-      <w:r>
-        <w:t xml:space="preserve">okuma).</w:t>
-      </w:r>
-    </w:p>
-    <w:bookmarkEnd w:id="56"/>
-    <w:bookmarkStart w:id="57" w:name="Xc30447ac6de7119273536c3cf685148b0b92c1d"/>
+        <w:t xml:space="preserve">şema belirtimlerinden gelir. Şemanın belirlemediği iç iletişimde ise bugün AEAD tercih edilir</w:t>
+      </w:r>
+      <w:r>
+        <w:t xml:space="preserve"> </w:t>
+      </w:r>
+      <w:r>
+        <w:t xml:space="preserve">(</w:t>
+      </w:r>
+      <w:hyperlink r:id="rId53">
+        <w:r>
+          <w:rPr>
+            <w:rStyle w:val="Hyperlink"/>
+          </w:rPr>
+          <w:t xml:space="preserve">3. haftadaki eleştirel okuma</w:t>
+        </w:r>
+      </w:hyperlink>
+      <w:r>
+        <w:t xml:space="preserve">).</w:t>
+      </w:r>
+    </w:p>
+    <w:bookmarkEnd w:id="54"/>
+    <w:bookmarkStart w:id="55" w:name="Xc30447ac6de7119273536c3cf685148b0b92c1d"/>
     <w:p>
       <w:pPr>
         <w:pStyle w:val="Heading3"/>
@@ -7413,8 +7092,8 @@
         <w:t xml:space="preserve">kurabilir — anahtara hiç ihtiyaç duymadan.</w:t>
       </w:r>
     </w:p>
-    <w:bookmarkEnd w:id="57"/>
-    <w:bookmarkStart w:id="58" w:name="X8672adb290b74e6479f8eb35629cf105ec24413"/>
+    <w:bookmarkEnd w:id="55"/>
+    <w:bookmarkStart w:id="57" w:name="X8672adb290b74e6479f8eb35629cf105ec24413"/>
     <w:p>
       <w:pPr>
         <w:pStyle w:val="Heading3"/>
@@ -8067,15 +7746,26 @@
         <w:t xml:space="preserve"> </w:t>
       </w:r>
       <w:r>
-        <w:t xml:space="preserve">zorunluysa dolguyu Bölüm 3’teki şifrele-sonra-MAC kuralıyla koruyun.</w:t>
+        <w:t xml:space="preserve">zorunluysa dolguyu Bölüm 3’teki önce şifrele, sonra MAC kuralıyla koruyun.</w:t>
       </w:r>
     </w:p>
     <w:p>
       <w:pPr>
         <w:pStyle w:val="FirstParagraph"/>
       </w:pPr>
-      <w:r>
-        <w:t xml:space="preserve">İkinci haftadaki tehdit modellemesinde</w:t>
+      <w:hyperlink r:id="rId56">
+        <w:r>
+          <w:rPr>
+            <w:rStyle w:val="Hyperlink"/>
+          </w:rPr>
+          <w:t xml:space="preserve">İkinci haftadaki</w:t>
+        </w:r>
+      </w:hyperlink>
+      <w:r>
+        <w:t xml:space="preserve"> </w:t>
+      </w:r>
+      <w:r>
+        <w:t xml:space="preserve">tehdit modellemesinde</w:t>
       </w:r>
       <w:r>
         <w:t xml:space="preserve"> </w:t>
@@ -8133,9 +7823,9 @@
         </w:pict>
       </w:r>
     </w:p>
+    <w:bookmarkEnd w:id="57"/>
     <w:bookmarkEnd w:id="58"/>
-    <w:bookmarkEnd w:id="59"/>
-    <w:bookmarkStart w:id="71" w:name="Xcd5a4b84a9eaf432e3b249b3d62274aea95c2c7"/>
+    <w:bookmarkStart w:id="70" w:name="Xcd5a4b84a9eaf432e3b249b3d62274aea95c2c7"/>
     <w:p>
       <w:pPr>
         <w:pStyle w:val="Heading2"/>
@@ -8144,7 +7834,7 @@
         <w:t xml:space="preserve">3. MAC, HMAC ve şifreleme ile bütünlüğün birleştirilmesi (Tarif 6.4, 6.10, 6.18, 6.21)</w:t>
       </w:r>
     </w:p>
-    <w:bookmarkStart w:id="66" w:name="hmac-nasıl-çalışır"/>
+    <w:bookmarkStart w:id="65" w:name="hmac-nasıl-çalışır"/>
     <w:p>
       <w:pPr>
         <w:pStyle w:val="Heading3"/>
@@ -8160,20 +7850,20 @@
       <w:r>
         <w:drawing>
           <wp:inline>
-            <wp:extent cx="5759999" cy="2470728"/>
+            <wp:extent cx="5759999" cy="1654339"/>
             <wp:effectExtent b="0" l="0" r="0" t="0"/>
-            <wp:docPr descr="HMAC ile H(K||m) karşılaştırması" title="" id="61" name="Picture"/>
+            <wp:docPr descr="HMAC ile H(K||m) karşılaştırması" title="" id="60" name="Picture"/>
             <a:graphic>
               <a:graphicData uri="http://schemas.openxmlformats.org/drawingml/2006/picture">
                 <pic:pic>
                   <pic:nvPicPr>
-                    <pic:cNvPr descr="h10-08-hmac.png" id="62" name="Picture"/>
+                    <pic:cNvPr descr="h10-08-hmac.png" id="61" name="Picture"/>
                     <pic:cNvPicPr>
                       <a:picLocks noChangeArrowheads="1" noChangeAspect="1"/>
                     </pic:cNvPicPr>
                   </pic:nvPicPr>
                   <pic:blipFill>
-                    <a:blip r:embed="rId60"/>
+                    <a:blip r:embed="rId59"/>
                     <a:stretch>
                       <a:fillRect/>
                     </a:stretch>
@@ -8181,7 +7871,7 @@
                   <pic:spPr bwMode="auto">
                     <a:xfrm>
                       <a:off x="0" y="0"/>
-                      <a:ext cx="5759999" cy="2470728"/>
+                      <a:ext cx="5759999" cy="1654339"/>
                     </a:xfrm>
                     <a:prstGeom prst="rect">
                       <a:avLst/>
@@ -8207,20 +7897,20 @@
       <w:r>
         <w:drawing>
           <wp:inline>
-            <wp:extent cx="5759999" cy="2283460"/>
+            <wp:extent cx="5759999" cy="1366032"/>
             <wp:effectExtent b="0" l="0" r="0" t="0"/>
-            <wp:docPr descr="Encrypt-then-MAC sırası ve doğrulamadan önce çözmeme kuralı" title="" id="64" name="Picture"/>
+            <wp:docPr descr="Encrypt-then-MAC sırası ve doğrulamadan önce çözmeme kuralı" title="" id="63" name="Picture"/>
             <a:graphic>
               <a:graphicData uri="http://schemas.openxmlformats.org/drawingml/2006/picture">
                 <pic:pic>
                   <pic:nvPicPr>
-                    <pic:cNvPr descr="h10-01-encrypt-then-mac.png" id="65" name="Picture"/>
+                    <pic:cNvPr descr="h10-01-encrypt-then-mac.png" id="64" name="Picture"/>
                     <pic:cNvPicPr>
                       <a:picLocks noChangeArrowheads="1" noChangeAspect="1"/>
                     </pic:cNvPicPr>
                   </pic:nvPicPr>
                   <pic:blipFill>
-                    <a:blip r:embed="rId63"/>
+                    <a:blip r:embed="rId62"/>
                     <a:stretch>
                       <a:fillRect/>
                     </a:stretch>
@@ -8228,7 +7918,7 @@
                   <pic:spPr bwMode="auto">
                     <a:xfrm>
                       <a:off x="0" y="0"/>
-                      <a:ext cx="5759999" cy="2283460"/>
+                      <a:ext cx="5759999" cy="1366032"/>
                     </a:xfrm>
                     <a:prstGeom prst="rect">
                       <a:avLst/>
@@ -8561,8 +8251,8 @@
         <w:t xml:space="preserve">)</w:t>
       </w:r>
     </w:p>
-    <w:bookmarkEnd w:id="66"/>
-    <w:bookmarkStart w:id="67" w:name="X7e35fca67d04b0b25118a54d591c60a5479fe62"/>
+    <w:bookmarkEnd w:id="65"/>
+    <w:bookmarkStart w:id="66" w:name="X7e35fca67d04b0b25118a54d591c60a5479fe62"/>
     <w:p>
       <w:pPr>
         <w:pStyle w:val="Heading3"/>
@@ -8645,7 +8335,7 @@
                 <w:b/>
                 <w:bCs/>
               </w:rPr>
-              <w:t xml:space="preserve">Şifrele-sonra-MAC</w:t>
+              <w:t xml:space="preserve">Önce şifrele, sonra MAC</w:t>
             </w:r>
             <w:r>
               <w:t xml:space="preserve"> </w:t>
@@ -8856,7 +8546,7 @@
         <w:t xml:space="preserve"> </w:t>
       </w:r>
       <w:r>
-        <w:t xml:space="preserve">kullanın (biri şifreleme, biri MAC için; HKDF ile tek sırdan türetilebilir), şifrele-sonra-MAC sırasını izleyin,</w:t>
+        <w:t xml:space="preserve">kullanın (biri şifreleme, biri MAC için; HKDF ile tek sırdan türetilebilir), önce şifrele, sonra MAC sırasını izleyin,</w:t>
       </w:r>
       <w:r>
         <w:t xml:space="preserve"> </w:t>
@@ -8865,8 +8555,8 @@
         <w:t xml:space="preserve">MAC’e IV’yi ve bağlam bilgisini de katın, karşılaştırmayı sabit zamanlı yapın.</w:t>
       </w:r>
     </w:p>
-    <w:bookmarkEnd w:id="67"/>
-    <w:bookmarkStart w:id="68" w:name="yeniden-oynatma-geçerli-ama-eski-mesaj"/>
+    <w:bookmarkEnd w:id="66"/>
+    <w:bookmarkStart w:id="67" w:name="yeniden-oynatma-geçerli-ama-eski-mesaj"/>
     <w:p>
       <w:pPr>
         <w:pStyle w:val="Heading3"/>
@@ -9158,7 +8848,24 @@
         <w:t xml:space="preserve"> </w:t>
       </w:r>
       <w:r>
-        <w:t xml:space="preserve">kullanılır ve sayaç veritabanında tutulur. 2. haftadaki tehdit tablosunda</w:t>
+        <w:t xml:space="preserve">kullanılır ve sayaç veritabanında tutulur.</w:t>
+      </w:r>
+      <w:r>
+        <w:t xml:space="preserve"> </w:t>
+      </w:r>
+      <w:hyperlink r:id="rId56">
+        <w:r>
+          <w:rPr>
+            <w:rStyle w:val="Hyperlink"/>
+          </w:rPr>
+          <w:t xml:space="preserve">2. haftadaki</w:t>
+        </w:r>
+      </w:hyperlink>
+      <w:r>
+        <w:t xml:space="preserve"> </w:t>
+      </w:r>
+      <w:r>
+        <w:t xml:space="preserve">tehdit tablosunda</w:t>
       </w:r>
       <w:r>
         <w:t xml:space="preserve"> </w:t>
@@ -9189,14 +8896,421 @@
         <w:t xml:space="preserve">olması bu yüzdendir.</w:t>
       </w:r>
     </w:p>
+    <w:bookmarkEnd w:id="67"/>
+    <w:bookmarkStart w:id="68" w:name="X852ae92cb6ec021921bb97583fa63386a626b67"/>
+    <w:p>
+      <w:pPr>
+        <w:pStyle w:val="Heading3"/>
+      </w:pPr>
+      <w:r>
+        <w:t xml:space="preserve">İşlenmiş örnek: HMAC’i elle hesaplamak ve çığ etkisini görmek</w:t>
+      </w:r>
+    </w:p>
+    <w:p>
+      <w:pPr>
+        <w:pStyle w:val="FirstParagraph"/>
+      </w:pPr>
+      <w:r>
+        <w:t xml:space="preserve">Kuralları soyut bırakmadan, gerçek bir HMAC-SHA-256 hesabını uçtan uca izleyelim. Sabit (yalnız bu örnek için) 32</w:t>
+      </w:r>
+      <w:r>
+        <w:t xml:space="preserve"> </w:t>
+      </w:r>
+      <w:r>
+        <w:t xml:space="preserve">baytlık bir anahtar kullanıp bir ödeme talimatının HMAC’ini hesaplayalım:</w:t>
+      </w:r>
+    </w:p>
+    <w:p>
+      <w:pPr>
+        <w:pStyle w:val="BodyText"/>
+      </w:pPr>
+      <w:r>
+        <w:rPr>
+          <w:b/>
+          <w:bCs/>
+        </w:rPr>
+        <w:t xml:space="preserve">HMAC-SHA-256 (gerçek çıktı)</w:t>
+      </w:r>
+    </w:p>
+    <w:p>
+      <w:pPr>
+        <w:pStyle w:val="SourceCode"/>
+      </w:pPr>
+      <w:r>
+        <w:rPr>
+          <w:rStyle w:val="VariableTok"/>
+        </w:rPr>
+        <w:t xml:space="preserve">ANAHTAR</w:t>
+      </w:r>
+      <w:r>
+        <w:rPr>
+          <w:rStyle w:val="OperatorTok"/>
+        </w:rPr>
+        <w:t xml:space="preserve">=</w:t>
+      </w:r>
+      <w:r>
+        <w:rPr>
+          <w:rStyle w:val="NormalTok"/>
+        </w:rPr>
+        <w:t xml:space="preserve">0000000000000000000000000000000000000000000000000000000000000001   </w:t>
+      </w:r>
+      <w:r>
+        <w:rPr>
+          <w:rStyle w:val="CommentTok"/>
+        </w:rPr>
+        <w:t xml:space="preserve"># 32 bayt, yalniz gosterim icin sabit</w:t>
+      </w:r>
+      <w:r>
+        <w:br/>
+      </w:r>
+      <w:r>
+        <w:rPr>
+          <w:rStyle w:val="BuiltInTok"/>
+        </w:rPr>
+        <w:t xml:space="preserve">printf</w:t>
+      </w:r>
+      <w:r>
+        <w:rPr>
+          <w:rStyle w:val="NormalTok"/>
+        </w:rPr>
+        <w:t xml:space="preserve"> </w:t>
+      </w:r>
+      <w:r>
+        <w:rPr>
+          <w:rStyle w:val="StringTok"/>
+        </w:rPr>
+        <w:t xml:space="preserve">'tutar=100;alici=TR00'</w:t>
+      </w:r>
+      <w:r>
+        <w:rPr>
+          <w:rStyle w:val="NormalTok"/>
+        </w:rPr>
+        <w:t xml:space="preserve"> </w:t>
+      </w:r>
+      <w:r>
+        <w:rPr>
+          <w:rStyle w:val="KeywordTok"/>
+        </w:rPr>
+        <w:t xml:space="preserve">|</w:t>
+      </w:r>
+      <w:r>
+        <w:rPr>
+          <w:rStyle w:val="NormalTok"/>
+        </w:rPr>
+        <w:t xml:space="preserve"> </w:t>
+      </w:r>
+      <w:r>
+        <w:rPr>
+          <w:rStyle w:val="ExtensionTok"/>
+        </w:rPr>
+        <w:t xml:space="preserve">openssl</w:t>
+      </w:r>
+      <w:r>
+        <w:rPr>
+          <w:rStyle w:val="NormalTok"/>
+        </w:rPr>
+        <w:t xml:space="preserve"> dgst </w:t>
+      </w:r>
+      <w:r>
+        <w:rPr>
+          <w:rStyle w:val="AttributeTok"/>
+        </w:rPr>
+        <w:t xml:space="preserve">-sha256</w:t>
+      </w:r>
+      <w:r>
+        <w:rPr>
+          <w:rStyle w:val="NormalTok"/>
+        </w:rPr>
+        <w:t xml:space="preserve"> </w:t>
+      </w:r>
+      <w:r>
+        <w:rPr>
+          <w:rStyle w:val="AttributeTok"/>
+        </w:rPr>
+        <w:t xml:space="preserve">-mac</w:t>
+      </w:r>
+      <w:r>
+        <w:rPr>
+          <w:rStyle w:val="NormalTok"/>
+        </w:rPr>
+        <w:t xml:space="preserve"> HMAC </w:t>
+      </w:r>
+      <w:r>
+        <w:rPr>
+          <w:rStyle w:val="AttributeTok"/>
+        </w:rPr>
+        <w:t xml:space="preserve">-macopt</w:t>
+      </w:r>
+      <w:r>
+        <w:rPr>
+          <w:rStyle w:val="NormalTok"/>
+        </w:rPr>
+        <w:t xml:space="preserve"> hexkey:</w:t>
+      </w:r>
+      <w:r>
+        <w:rPr>
+          <w:rStyle w:val="VariableTok"/>
+        </w:rPr>
+        <w:t xml:space="preserve">$ANAHTAR</w:t>
+      </w:r>
+    </w:p>
+    <w:p>
+      <w:pPr>
+        <w:pStyle w:val="SourceCode"/>
+      </w:pPr>
+      <w:r>
+        <w:rPr>
+          <w:rStyle w:val="VerbatimChar"/>
+        </w:rPr>
+        <w:t xml:space="preserve">SHA2-256(stdin)= a08fb1159871e3b8110dedf3e3524cab7bea06f4795f2119394e11c42ac5f9a1</w:t>
+      </w:r>
+    </w:p>
+    <w:p>
+      <w:pPr>
+        <w:pStyle w:val="FirstParagraph"/>
+      </w:pPr>
+      <w:r>
+        <w:t xml:space="preserve">Şimdi saldırgan tutarı</w:t>
+      </w:r>
+      <w:r>
+        <w:t xml:space="preserve"> </w:t>
+      </w:r>
+      <w:r>
+        <w:rPr>
+          <w:rStyle w:val="VerbatimChar"/>
+        </w:rPr>
+        <w:t xml:space="preserve">100</w:t>
+      </w:r>
+      <w:r>
+        <w:t xml:space="preserve">’den</w:t>
+      </w:r>
+      <w:r>
+        <w:t xml:space="preserve"> </w:t>
+      </w:r>
+      <w:r>
+        <w:rPr>
+          <w:rStyle w:val="VerbatimChar"/>
+        </w:rPr>
+        <w:t xml:space="preserve">900</w:t>
+      </w:r>
+      <w:r>
+        <w:t xml:space="preserve">’e değiştirsin; gerçek anahtarla asıl mesajın HMAC’i şu şekilde değişir:</w:t>
+      </w:r>
+    </w:p>
+    <w:p>
+      <w:pPr>
+        <w:pStyle w:val="SourceCode"/>
+      </w:pPr>
+      <w:r>
+        <w:rPr>
+          <w:rStyle w:val="BuiltInTok"/>
+        </w:rPr>
+        <w:t xml:space="preserve">printf</w:t>
+      </w:r>
+      <w:r>
+        <w:rPr>
+          <w:rStyle w:val="NormalTok"/>
+        </w:rPr>
+        <w:t xml:space="preserve"> </w:t>
+      </w:r>
+      <w:r>
+        <w:rPr>
+          <w:rStyle w:val="StringTok"/>
+        </w:rPr>
+        <w:t xml:space="preserve">'tutar=900;alici=TR00'</w:t>
+      </w:r>
+      <w:r>
+        <w:rPr>
+          <w:rStyle w:val="NormalTok"/>
+        </w:rPr>
+        <w:t xml:space="preserve"> </w:t>
+      </w:r>
+      <w:r>
+        <w:rPr>
+          <w:rStyle w:val="KeywordTok"/>
+        </w:rPr>
+        <w:t xml:space="preserve">|</w:t>
+      </w:r>
+      <w:r>
+        <w:rPr>
+          <w:rStyle w:val="NormalTok"/>
+        </w:rPr>
+        <w:t xml:space="preserve"> </w:t>
+      </w:r>
+      <w:r>
+        <w:rPr>
+          <w:rStyle w:val="ExtensionTok"/>
+        </w:rPr>
+        <w:t xml:space="preserve">openssl</w:t>
+      </w:r>
+      <w:r>
+        <w:rPr>
+          <w:rStyle w:val="NormalTok"/>
+        </w:rPr>
+        <w:t xml:space="preserve"> dgst </w:t>
+      </w:r>
+      <w:r>
+        <w:rPr>
+          <w:rStyle w:val="AttributeTok"/>
+        </w:rPr>
+        <w:t xml:space="preserve">-sha256</w:t>
+      </w:r>
+      <w:r>
+        <w:rPr>
+          <w:rStyle w:val="NormalTok"/>
+        </w:rPr>
+        <w:t xml:space="preserve"> </w:t>
+      </w:r>
+      <w:r>
+        <w:rPr>
+          <w:rStyle w:val="AttributeTok"/>
+        </w:rPr>
+        <w:t xml:space="preserve">-mac</w:t>
+      </w:r>
+      <w:r>
+        <w:rPr>
+          <w:rStyle w:val="NormalTok"/>
+        </w:rPr>
+        <w:t xml:space="preserve"> HMAC </w:t>
+      </w:r>
+      <w:r>
+        <w:rPr>
+          <w:rStyle w:val="AttributeTok"/>
+        </w:rPr>
+        <w:t xml:space="preserve">-macopt</w:t>
+      </w:r>
+      <w:r>
+        <w:rPr>
+          <w:rStyle w:val="NormalTok"/>
+        </w:rPr>
+        <w:t xml:space="preserve"> hexkey:</w:t>
+      </w:r>
+      <w:r>
+        <w:rPr>
+          <w:rStyle w:val="VariableTok"/>
+        </w:rPr>
+        <w:t xml:space="preserve">$ANAHTAR</w:t>
+      </w:r>
+    </w:p>
+    <w:p>
+      <w:pPr>
+        <w:pStyle w:val="SourceCode"/>
+      </w:pPr>
+      <w:r>
+        <w:rPr>
+          <w:rStyle w:val="VerbatimChar"/>
+        </w:rPr>
+        <w:t xml:space="preserve">SHA2-256(stdin)= 8a786eacbef7863d44533b9ebcbcf288e5136204080258e838e283f1f91a46be</w:t>
+      </w:r>
+    </w:p>
+    <w:p>
+      <w:pPr>
+        <w:pStyle w:val="FirstParagraph"/>
+      </w:pPr>
+      <w:r>
+        <w:t xml:space="preserve">Tek bir karakterlik değişiklik (</w:t>
+      </w:r>
+      <w:r>
+        <w:rPr>
+          <w:rStyle w:val="VerbatimChar"/>
+        </w:rPr>
+        <w:t xml:space="preserve">1</w:t>
+      </w:r>
+      <w:r>
+        <w:t xml:space="preserve">→</w:t>
+      </w:r>
+      <w:r>
+        <w:rPr>
+          <w:rStyle w:val="VerbatimChar"/>
+        </w:rPr>
+        <w:t xml:space="preserve">9</w:t>
+      </w:r>
+      <w:r>
+        <w:t xml:space="preserve">), etiketin</w:t>
+      </w:r>
+      <w:r>
+        <w:t xml:space="preserve"> </w:t>
+      </w:r>
+      <w:r>
+        <w:rPr>
+          <w:b/>
+          <w:bCs/>
+        </w:rPr>
+        <w:t xml:space="preserve">tamamen farklı</w:t>
+      </w:r>
+      <w:r>
+        <w:t xml:space="preserve"> </w:t>
+      </w:r>
+      <w:r>
+        <w:t xml:space="preserve">32 baytını üretti — bu, iyi bir özet</w:t>
+      </w:r>
+      <w:r>
+        <w:t xml:space="preserve"> </w:t>
+      </w:r>
+      <w:r>
+        <w:t xml:space="preserve">fonksiyonunun</w:t>
+      </w:r>
+      <w:r>
+        <w:t xml:space="preserve"> </w:t>
+      </w:r>
+      <w:r>
+        <w:t xml:space="preserve">“çığ etkisi”</w:t>
+      </w:r>
+      <w:r>
+        <w:t xml:space="preserve">dir (avalanche effect): girdideki tek bitlik değişiklik, çıktının yaklaşık yarısını</w:t>
+      </w:r>
+      <w:r>
+        <w:t xml:space="preserve"> </w:t>
+      </w:r>
+      <w:r>
+        <w:t xml:space="preserve">değiştirir. Saldırgan anahtarı bilmediği için mesajı değiştirip</w:t>
+      </w:r>
+      <w:r>
+        <w:t xml:space="preserve"> </w:t>
+      </w:r>
+      <w:r>
+        <w:rPr>
+          <w:b/>
+          <w:bCs/>
+        </w:rPr>
+        <w:t xml:space="preserve">geçerli</w:t>
+      </w:r>
+      <w:r>
+        <w:t xml:space="preserve"> </w:t>
+      </w:r>
+      <w:r>
+        <w:t xml:space="preserve">bir yeni etiket üretemez; alıcı</w:t>
+      </w:r>
+      <w:r>
+        <w:t xml:space="preserve"> </w:t>
+      </w:r>
+      <w:r>
+        <w:t xml:space="preserve">etiketleri karşılaştırıp uyuşmazlığı yakalar.</w:t>
+      </w:r>
+    </w:p>
     <w:bookmarkEnd w:id="68"/>
-    <w:bookmarkStart w:id="69" w:name="X852ae92cb6ec021921bb97583fa63386a626b67"/>
+    <w:bookmarkStart w:id="69" w:name="X9b528c0e2ed8744aa29626bb7137d97729a5c71"/>
     <w:p>
       <w:pPr>
         <w:pStyle w:val="Heading3"/>
       </w:pPr>
       <w:r>
-        <w:t xml:space="preserve">İşlenmiş örnek: HMAC’i elle hesaplamak ve çığ etkisini görmek</w:t>
+        <w:t xml:space="preserve">Sabit zamanlı karşılaştırma: neden</w:t>
+      </w:r>
+      <w:r>
+        <w:t xml:space="preserve"> </w:t>
+      </w:r>
+      <w:r>
+        <w:rPr>
+          <w:rStyle w:val="VerbatimChar"/>
+        </w:rPr>
+        <w:t xml:space="preserve">memcmp</w:t>
+      </w:r>
+      <w:r>
+        <w:t xml:space="preserve"> </w:t>
+      </w:r>
+      <w:r>
+        <w:t xml:space="preserve">yetmez</w:t>
       </w:r>
     </w:p>
     <w:p>
@@ -9204,13 +9318,85 @@
         <w:pStyle w:val="FirstParagraph"/>
       </w:pPr>
       <w:r>
-        <w:t xml:space="preserve">Kuralları soyut bırakmadan, gerçek bir HMAC-SHA-256 hesabını uçtan uca izleyelim. Sabit (yalnız bu örnek için) 32</w:t>
-      </w:r>
-      <w:r>
-        <w:t xml:space="preserve"> </w:t>
-      </w:r>
-      <w:r>
-        <w:t xml:space="preserve">baytlık bir anahtar kullanıp bir ödeme talimatının HMAC’ini hesaplayalım:</w:t>
+        <w:t xml:space="preserve">Alıcı tarafta HMAC doğrulaması, hesaplanan etiketle gelen etiketi</w:t>
+      </w:r>
+      <w:r>
+        <w:t xml:space="preserve"> </w:t>
+      </w:r>
+      <w:r>
+        <w:rPr>
+          <w:b/>
+          <w:bCs/>
+        </w:rPr>
+        <w:t xml:space="preserve">karşılaştırmayı</w:t>
+      </w:r>
+      <w:r>
+        <w:t xml:space="preserve"> </w:t>
+      </w:r>
+      <w:r>
+        <w:t xml:space="preserve">gerektirir. Sıradan bir</w:t>
+      </w:r>
+      <w:r>
+        <w:t xml:space="preserve"> </w:t>
+      </w:r>
+      <w:r>
+        <w:rPr>
+          <w:rStyle w:val="VerbatimChar"/>
+        </w:rPr>
+        <w:t xml:space="preserve">memcmp(a, b, 32)</w:t>
+      </w:r>
+      <w:r>
+        <w:t xml:space="preserve"> </w:t>
+      </w:r>
+      <w:r>
+        <w:t xml:space="preserve">baytları soldan sağa karşılaştırır ve</w:t>
+      </w:r>
+      <w:r>
+        <w:t xml:space="preserve"> </w:t>
+      </w:r>
+      <w:r>
+        <w:rPr>
+          <w:b/>
+          <w:bCs/>
+        </w:rPr>
+        <w:t xml:space="preserve">ilk farklı baytta durur</w:t>
+      </w:r>
+      <w:r>
+        <w:t xml:space="preserve">; bu, fonksiyonun çalışma</w:t>
+      </w:r>
+      <w:r>
+        <w:t xml:space="preserve"> </w:t>
+      </w:r>
+      <w:r>
+        <w:t xml:space="preserve">süresinin kaç baytın eşleştiğine bağlı olarak değiştiği anlamına gelir. Bir ağ üzerinden yeterince çok deneme</w:t>
+      </w:r>
+      <w:r>
+        <w:t xml:space="preserve"> </w:t>
+      </w:r>
+      <w:r>
+        <w:t xml:space="preserve">yapabilen bir saldırgan, yanıt sürelerindeki mikrosaniyelik farklardan doğru etiketi</w:t>
+      </w:r>
+      <w:r>
+        <w:t xml:space="preserve"> </w:t>
+      </w:r>
+      <w:r>
+        <w:rPr>
+          <w:b/>
+          <w:bCs/>
+        </w:rPr>
+        <w:t xml:space="preserve">bayt bayt</w:t>
+      </w:r>
+      <w:r>
+        <w:t xml:space="preserve"> </w:t>
+      </w:r>
+      <w:r>
+        <w:t xml:space="preserve">tahmin edebilir</w:t>
+      </w:r>
+      <w:r>
+        <w:t xml:space="preserve"> </w:t>
+      </w:r>
+      <w:r>
+        <w:t xml:space="preserve">(zamanlama saldırısı, timing attack).</w:t>
       </w:r>
     </w:p>
     <w:p>
@@ -9222,7 +9408,7 @@
           <w:b/>
           <w:bCs/>
         </w:rPr>
-        <w:t xml:space="preserve">HMAC-SHA-256 (gerçek çıktı)</w:t>
+        <w:t xml:space="preserve">Yanlış ve doğru karşılaştırma</w:t>
       </w:r>
     </w:p>
     <w:p>
@@ -9231,1025 +9417,557 @@
       </w:pPr>
       <w:r>
         <w:rPr>
-          <w:rStyle w:val="VariableTok"/>
-        </w:rPr>
-        <w:t xml:space="preserve">ANAHTAR</w:t>
+          <w:rStyle w:val="CommentTok"/>
+        </w:rPr>
+        <w:t xml:space="preserve">/* YANLIS: erken cikis sure farki yaratir */</w:t>
+      </w:r>
+      <w:r>
+        <w:br/>
+      </w:r>
+      <w:r>
+        <w:rPr>
+          <w:rStyle w:val="ControlFlowTok"/>
+        </w:rPr>
+        <w:t xml:space="preserve">if</w:t>
+      </w:r>
+      <w:r>
+        <w:rPr>
+          <w:rStyle w:val="NormalTok"/>
+        </w:rPr>
+        <w:t xml:space="preserve"> </w:t>
       </w:r>
       <w:r>
         <w:rPr>
           <w:rStyle w:val="OperatorTok"/>
         </w:rPr>
-        <w:t xml:space="preserve">=</w:t>
-      </w:r>
-      <w:r>
-        <w:rPr>
-          <w:rStyle w:val="NormalTok"/>
-        </w:rPr>
-        <w:t xml:space="preserve">0000000000000000000000000000000000000000000000000000000000000001   </w:t>
+        <w:t xml:space="preserve">(</w:t>
+      </w:r>
+      <w:r>
+        <w:rPr>
+          <w:rStyle w:val="NormalTok"/>
+        </w:rPr>
+        <w:t xml:space="preserve">memcmp</w:t>
+      </w:r>
+      <w:r>
+        <w:rPr>
+          <w:rStyle w:val="OperatorTok"/>
+        </w:rPr>
+        <w:t xml:space="preserve">(</w:t>
+      </w:r>
+      <w:r>
+        <w:rPr>
+          <w:rStyle w:val="NormalTok"/>
+        </w:rPr>
+        <w:t xml:space="preserve">hesaplanan</w:t>
+      </w:r>
+      <w:r>
+        <w:rPr>
+          <w:rStyle w:val="OperatorTok"/>
+        </w:rPr>
+        <w:t xml:space="preserve">,</w:t>
+      </w:r>
+      <w:r>
+        <w:rPr>
+          <w:rStyle w:val="NormalTok"/>
+        </w:rPr>
+        <w:t xml:space="preserve"> gelen</w:t>
+      </w:r>
+      <w:r>
+        <w:rPr>
+          <w:rStyle w:val="OperatorTok"/>
+        </w:rPr>
+        <w:t xml:space="preserve">,</w:t>
+      </w:r>
+      <w:r>
+        <w:rPr>
+          <w:rStyle w:val="NormalTok"/>
+        </w:rPr>
+        <w:t xml:space="preserve"> </w:t>
+      </w:r>
+      <w:r>
+        <w:rPr>
+          <w:rStyle w:val="DecValTok"/>
+        </w:rPr>
+        <w:t xml:space="preserve">32</w:t>
+      </w:r>
+      <w:r>
+        <w:rPr>
+          <w:rStyle w:val="OperatorTok"/>
+        </w:rPr>
+        <w:t xml:space="preserve">)</w:t>
+      </w:r>
+      <w:r>
+        <w:rPr>
+          <w:rStyle w:val="NormalTok"/>
+        </w:rPr>
+        <w:t xml:space="preserve"> </w:t>
+      </w:r>
+      <w:r>
+        <w:rPr>
+          <w:rStyle w:val="OperatorTok"/>
+        </w:rPr>
+        <w:t xml:space="preserve">==</w:t>
+      </w:r>
+      <w:r>
+        <w:rPr>
+          <w:rStyle w:val="NormalTok"/>
+        </w:rPr>
+        <w:t xml:space="preserve"> </w:t>
+      </w:r>
+      <w:r>
+        <w:rPr>
+          <w:rStyle w:val="DecValTok"/>
+        </w:rPr>
+        <w:t xml:space="preserve">0</w:t>
+      </w:r>
+      <w:r>
+        <w:rPr>
+          <w:rStyle w:val="OperatorTok"/>
+        </w:rPr>
+        <w:t xml:space="preserve">)</w:t>
+      </w:r>
+      <w:r>
+        <w:rPr>
+          <w:rStyle w:val="NormalTok"/>
+        </w:rPr>
+        <w:t xml:space="preserve"> </w:t>
+      </w:r>
+      <w:r>
+        <w:rPr>
+          <w:rStyle w:val="OperatorTok"/>
+        </w:rPr>
+        <w:t xml:space="preserve">{</w:t>
+      </w:r>
+      <w:r>
+        <w:rPr>
+          <w:rStyle w:val="NormalTok"/>
+        </w:rPr>
+        <w:t xml:space="preserve"> </w:t>
       </w:r>
       <w:r>
         <w:rPr>
           <w:rStyle w:val="CommentTok"/>
         </w:rPr>
-        <w:t xml:space="preserve"># 32 bayt, yalniz gosterim icin sabit</w:t>
+        <w:t xml:space="preserve">/* kabul */</w:t>
+      </w:r>
+      <w:r>
+        <w:rPr>
+          <w:rStyle w:val="NormalTok"/>
+        </w:rPr>
+        <w:t xml:space="preserve"> </w:t>
+      </w:r>
+      <w:r>
+        <w:rPr>
+          <w:rStyle w:val="OperatorTok"/>
+        </w:rPr>
+        <w:t xml:space="preserve">}</w:t>
       </w:r>
       <w:r>
         <w:br/>
       </w:r>
       <w:r>
-        <w:rPr>
-          <w:rStyle w:val="BuiltInTok"/>
-        </w:rPr>
-        <w:t xml:space="preserve">printf</w:t>
-      </w:r>
-      <w:r>
-        <w:rPr>
-          <w:rStyle w:val="NormalTok"/>
-        </w:rPr>
-        <w:t xml:space="preserve"> </w:t>
-      </w:r>
-      <w:r>
-        <w:rPr>
-          <w:rStyle w:val="StringTok"/>
-        </w:rPr>
-        <w:t xml:space="preserve">'tutar=100;alici=TR00'</w:t>
-      </w:r>
-      <w:r>
-        <w:rPr>
-          <w:rStyle w:val="NormalTok"/>
-        </w:rPr>
-        <w:t xml:space="preserve"> </w:t>
-      </w:r>
-      <w:r>
-        <w:rPr>
-          <w:rStyle w:val="KeywordTok"/>
-        </w:rPr>
-        <w:t xml:space="preserve">|</w:t>
-      </w:r>
-      <w:r>
-        <w:rPr>
-          <w:rStyle w:val="NormalTok"/>
-        </w:rPr>
-        <w:t xml:space="preserve"> </w:t>
-      </w:r>
-      <w:r>
-        <w:rPr>
-          <w:rStyle w:val="ExtensionTok"/>
-        </w:rPr>
-        <w:t xml:space="preserve">openssl</w:t>
-      </w:r>
-      <w:r>
-        <w:rPr>
-          <w:rStyle w:val="NormalTok"/>
-        </w:rPr>
-        <w:t xml:space="preserve"> dgst </w:t>
-      </w:r>
-      <w:r>
-        <w:rPr>
-          <w:rStyle w:val="AttributeTok"/>
-        </w:rPr>
-        <w:t xml:space="preserve">-sha256</w:t>
-      </w:r>
-      <w:r>
-        <w:rPr>
-          <w:rStyle w:val="NormalTok"/>
-        </w:rPr>
-        <w:t xml:space="preserve"> </w:t>
-      </w:r>
-      <w:r>
-        <w:rPr>
-          <w:rStyle w:val="AttributeTok"/>
-        </w:rPr>
-        <w:t xml:space="preserve">-mac</w:t>
-      </w:r>
-      <w:r>
-        <w:rPr>
-          <w:rStyle w:val="NormalTok"/>
-        </w:rPr>
-        <w:t xml:space="preserve"> HMAC </w:t>
-      </w:r>
-      <w:r>
-        <w:rPr>
-          <w:rStyle w:val="AttributeTok"/>
-        </w:rPr>
-        <w:t xml:space="preserve">-macopt</w:t>
-      </w:r>
-      <w:r>
-        <w:rPr>
-          <w:rStyle w:val="NormalTok"/>
-        </w:rPr>
-        <w:t xml:space="preserve"> hexkey:</w:t>
-      </w:r>
-      <w:r>
-        <w:rPr>
-          <w:rStyle w:val="VariableTok"/>
-        </w:rPr>
-        <w:t xml:space="preserve">$ANAHTAR</w:t>
-      </w:r>
-    </w:p>
-    <w:p>
-      <w:pPr>
-        <w:pStyle w:val="SourceCode"/>
-      </w:pPr>
+        <w:br/>
+      </w:r>
+      <w:r>
+        <w:rPr>
+          <w:rStyle w:val="CommentTok"/>
+        </w:rPr>
+        <w:t xml:space="preserve">/* DOGRU: sabit zamanli, her zaman 32 baytin tamamini gezer */</w:t>
+      </w:r>
+      <w:r>
+        <w:br/>
+      </w:r>
+      <w:r>
+        <w:rPr>
+          <w:rStyle w:val="ControlFlowTok"/>
+        </w:rPr>
+        <w:t xml:space="preserve">if</w:t>
+      </w:r>
+      <w:r>
+        <w:rPr>
+          <w:rStyle w:val="NormalTok"/>
+        </w:rPr>
+        <w:t xml:space="preserve"> </w:t>
+      </w:r>
+      <w:r>
+        <w:rPr>
+          <w:rStyle w:val="OperatorTok"/>
+        </w:rPr>
+        <w:t xml:space="preserve">(</w:t>
+      </w:r>
+      <w:r>
+        <w:rPr>
+          <w:rStyle w:val="NormalTok"/>
+        </w:rPr>
+        <w:t xml:space="preserve">CRYPTO_memcmp</w:t>
+      </w:r>
+      <w:r>
+        <w:rPr>
+          <w:rStyle w:val="OperatorTok"/>
+        </w:rPr>
+        <w:t xml:space="preserve">(</w:t>
+      </w:r>
+      <w:r>
+        <w:rPr>
+          <w:rStyle w:val="NormalTok"/>
+        </w:rPr>
+        <w:t xml:space="preserve">hesaplanan</w:t>
+      </w:r>
+      <w:r>
+        <w:rPr>
+          <w:rStyle w:val="OperatorTok"/>
+        </w:rPr>
+        <w:t xml:space="preserve">,</w:t>
+      </w:r>
+      <w:r>
+        <w:rPr>
+          <w:rStyle w:val="NormalTok"/>
+        </w:rPr>
+        <w:t xml:space="preserve"> gelen</w:t>
+      </w:r>
+      <w:r>
+        <w:rPr>
+          <w:rStyle w:val="OperatorTok"/>
+        </w:rPr>
+        <w:t xml:space="preserve">,</w:t>
+      </w:r>
+      <w:r>
+        <w:rPr>
+          <w:rStyle w:val="NormalTok"/>
+        </w:rPr>
+        <w:t xml:space="preserve"> </w:t>
+      </w:r>
+      <w:r>
+        <w:rPr>
+          <w:rStyle w:val="DecValTok"/>
+        </w:rPr>
+        <w:t xml:space="preserve">32</w:t>
+      </w:r>
+      <w:r>
+        <w:rPr>
+          <w:rStyle w:val="OperatorTok"/>
+        </w:rPr>
+        <w:t xml:space="preserve">)</w:t>
+      </w:r>
+      <w:r>
+        <w:rPr>
+          <w:rStyle w:val="NormalTok"/>
+        </w:rPr>
+        <w:t xml:space="preserve"> </w:t>
+      </w:r>
+      <w:r>
+        <w:rPr>
+          <w:rStyle w:val="OperatorTok"/>
+        </w:rPr>
+        <w:t xml:space="preserve">==</w:t>
+      </w:r>
+      <w:r>
+        <w:rPr>
+          <w:rStyle w:val="NormalTok"/>
+        </w:rPr>
+        <w:t xml:space="preserve"> </w:t>
+      </w:r>
+      <w:r>
+        <w:rPr>
+          <w:rStyle w:val="DecValTok"/>
+        </w:rPr>
+        <w:t xml:space="preserve">0</w:t>
+      </w:r>
+      <w:r>
+        <w:rPr>
+          <w:rStyle w:val="OperatorTok"/>
+        </w:rPr>
+        <w:t xml:space="preserve">)</w:t>
+      </w:r>
+      <w:r>
+        <w:rPr>
+          <w:rStyle w:val="NormalTok"/>
+        </w:rPr>
+        <w:t xml:space="preserve"> </w:t>
+      </w:r>
+      <w:r>
+        <w:rPr>
+          <w:rStyle w:val="OperatorTok"/>
+        </w:rPr>
+        <w:t xml:space="preserve">{</w:t>
+      </w:r>
+      <w:r>
+        <w:rPr>
+          <w:rStyle w:val="NormalTok"/>
+        </w:rPr>
+        <w:t xml:space="preserve"> </w:t>
+      </w:r>
+      <w:r>
+        <w:rPr>
+          <w:rStyle w:val="CommentTok"/>
+        </w:rPr>
+        <w:t xml:space="preserve">/* kabul */</w:t>
+      </w:r>
+      <w:r>
+        <w:rPr>
+          <w:rStyle w:val="NormalTok"/>
+        </w:rPr>
+        <w:t xml:space="preserve"> </w:t>
+      </w:r>
+      <w:r>
+        <w:rPr>
+          <w:rStyle w:val="OperatorTok"/>
+        </w:rPr>
+        <w:t xml:space="preserve">}</w:t>
+      </w:r>
+      <w:r>
+        <w:rPr>
+          <w:rStyle w:val="NormalTok"/>
+        </w:rPr>
+        <w:t xml:space="preserve">   </w:t>
+      </w:r>
+      <w:r>
+        <w:rPr>
+          <w:rStyle w:val="CommentTok"/>
+        </w:rPr>
+        <w:t xml:space="preserve">/* OpenSSL */</w:t>
+      </w:r>
+      <w:r>
+        <w:br/>
+      </w:r>
+      <w:r>
+        <w:rPr>
+          <w:rStyle w:val="CommentTok"/>
+        </w:rPr>
+        <w:t xml:space="preserve">/* ya da: sodium_memcmp (libsodium), hmac.compare_digest (Python) */</w:t>
+      </w:r>
+    </w:p>
+    <w:p>
+      <w:pPr>
+        <w:pStyle w:val="BlockText"/>
+      </w:pPr>
+      <w:r>
+        <w:rPr>
+          <w:b/>
+          <w:bCs/>
+        </w:rPr>
+        <w:t xml:space="preserve">Sık yapılan hata:</w:t>
+      </w:r>
+      <w:r>
+        <w:rPr>
+          <w:b/>
+          <w:bCs/>
+        </w:rPr>
+        <w:t xml:space="preserve"> </w:t>
+      </w:r>
       <w:r>
         <w:rPr>
           <w:rStyle w:val="VerbatimChar"/>
-        </w:rPr>
-        <w:t xml:space="preserve">SHA2-256(stdin)= a08fb1159871e3b8110dedf3e3524cab7bea06f4795f2119394e11c42ac5f9a1</w:t>
+          <w:b/>
+          <w:bCs/>
+        </w:rPr>
+        <w:t xml:space="preserve">==</w:t>
+      </w:r>
+      <w:r>
+        <w:rPr>
+          <w:b/>
+          <w:bCs/>
+        </w:rPr>
+        <w:t xml:space="preserve"> </w:t>
+      </w:r>
+      <w:r>
+        <w:rPr>
+          <w:b/>
+          <w:bCs/>
+        </w:rPr>
+        <w:t xml:space="preserve">ya da</w:t>
+      </w:r>
+      <w:r>
+        <w:rPr>
+          <w:b/>
+          <w:bCs/>
+        </w:rPr>
+        <w:t xml:space="preserve"> </w:t>
+      </w:r>
+      <w:r>
+        <w:rPr>
+          <w:rStyle w:val="VerbatimChar"/>
+          <w:b/>
+          <w:bCs/>
+        </w:rPr>
+        <w:t xml:space="preserve">memcmp</w:t>
+      </w:r>
+      <w:r>
+        <w:rPr>
+          <w:b/>
+          <w:bCs/>
+        </w:rPr>
+        <w:t xml:space="preserve"> </w:t>
+      </w:r>
+      <w:r>
+        <w:rPr>
+          <w:b/>
+          <w:bCs/>
+        </w:rPr>
+        <w:t xml:space="preserve">ile MAC/etiket karşılaştırma</w:t>
+      </w:r>
+    </w:p>
+    <w:p>
+      <w:pPr>
+        <w:pStyle w:val="BlockText"/>
+      </w:pPr>
+      <w:r>
+        <w:t xml:space="preserve">Bir web servisinin API imza doğrulama kodunda</w:t>
+      </w:r>
+      <w:r>
+        <w:t xml:space="preserve"> </w:t>
+      </w:r>
+      <w:r>
+        <w:rPr>
+          <w:rStyle w:val="VerbatimChar"/>
+        </w:rPr>
+        <w:t xml:space="preserve">strcmp(hesaplanan_imza, gelen_imza) == 0</w:t>
+      </w:r>
+      <w:r>
+        <w:t xml:space="preserve"> </w:t>
+      </w:r>
+      <w:r>
+        <w:t xml:space="preserve">gibi bir karşılaştırma</w:t>
+      </w:r>
+      <w:r>
+        <w:t xml:space="preserve"> </w:t>
+      </w:r>
+      <w:r>
+        <w:t xml:space="preserve">görülürse bu, teorik değil</w:t>
+      </w:r>
+      <w:r>
+        <w:t xml:space="preserve"> </w:t>
+      </w:r>
+      <w:r>
+        <w:rPr>
+          <w:b/>
+          <w:bCs/>
+        </w:rPr>
+        <w:t xml:space="preserve">kullanılabilir</w:t>
+      </w:r>
+      <w:r>
+        <w:t xml:space="preserve"> </w:t>
+      </w:r>
+      <w:r>
+        <w:t xml:space="preserve">bir zamanlama saldırısı riskidir: yeterli istek sayısıyla (binlerce</w:t>
+      </w:r>
+      <w:r>
+        <w:t xml:space="preserve"> </w:t>
+      </w:r>
+      <w:r>
+        <w:t xml:space="preserve">-on binlerce) saldırgan doğru imzayı bayt bayt keşfedebilir. Kural:</w:t>
+      </w:r>
+      <w:r>
+        <w:t xml:space="preserve"> </w:t>
+      </w:r>
+      <w:r>
+        <w:rPr>
+          <w:b/>
+          <w:bCs/>
+        </w:rPr>
+        <w:t xml:space="preserve">hiçbir</w:t>
+      </w:r>
+      <w:r>
+        <w:t xml:space="preserve"> </w:t>
+      </w:r>
+      <w:r>
+        <w:t xml:space="preserve">gizli değer karşılaştırması erken</w:t>
+      </w:r>
+      <w:r>
+        <w:t xml:space="preserve"> </w:t>
+      </w:r>
+      <w:r>
+        <w:t xml:space="preserve">çıkışlı bir fonksiyonla yapılmaz.</w:t>
+      </w:r>
+    </w:p>
+    <w:p>
+      <w:pPr>
+        <w:pStyle w:val="BlockText"/>
+      </w:pPr>
+      <w:r>
+        <w:rPr>
+          <w:b/>
+          <w:bCs/>
+        </w:rPr>
+        <w:t xml:space="preserve">Kural</w:t>
+      </w:r>
+    </w:p>
+    <w:p>
+      <w:pPr>
+        <w:pStyle w:val="BlockText"/>
+      </w:pPr>
+      <w:r>
+        <w:t xml:space="preserve">MAC, imza, parola özeti gibi gizli değerleri her zaman sabit zamanlı bir fonksiyonla (</w:t>
+      </w:r>
+      <w:r>
+        <w:rPr>
+          <w:rStyle w:val="VerbatimChar"/>
+        </w:rPr>
+        <w:t xml:space="preserve">CRYPTO_memcmp</w:t>
+      </w:r>
+      <w:r>
+        <w:t xml:space="preserve">,</w:t>
+      </w:r>
+      <w:r>
+        <w:t xml:space="preserve"> </w:t>
+      </w:r>
+      <w:r>
+        <w:rPr>
+          <w:rStyle w:val="VerbatimChar"/>
+        </w:rPr>
+        <w:t xml:space="preserve">sodium_memcmp</w:t>
+      </w:r>
+      <w:r>
+        <w:t xml:space="preserve">, dilin kendi</w:t>
+      </w:r>
+      <w:r>
+        <w:t xml:space="preserve"> </w:t>
+      </w:r>
+      <w:r>
+        <w:t xml:space="preserve">“constant-time compare”</w:t>
+      </w:r>
+      <w:r>
+        <w:t xml:space="preserve"> </w:t>
+      </w:r>
+      <w:r>
+        <w:t xml:space="preserve">fonksiyonu) karşılaştırın. Kendi karşılaştırma</w:t>
+      </w:r>
+      <w:r>
+        <w:t xml:space="preserve"> </w:t>
+      </w:r>
+      <w:r>
+        <w:t xml:space="preserve">fonksiyonunuzu yazmayın; bu haftanın</w:t>
+      </w:r>
+      <w:r>
+        <w:t xml:space="preserve"> </w:t>
+      </w:r>
+      <w:r>
+        <w:t xml:space="preserve">“kendi kriptonuzu yazmayın”</w:t>
+      </w:r>
+      <w:r>
+        <w:t xml:space="preserve"> </w:t>
+      </w:r>
+      <w:r>
+        <w:t xml:space="preserve">kuralının bir başka görünümüdür (Bölüm 1).</w:t>
       </w:r>
     </w:p>
     <w:p>
       <w:pPr>
         <w:pStyle w:val="FirstParagraph"/>
       </w:pPr>
-      <w:r>
-        <w:t xml:space="preserve">Şimdi saldırgan tutarı</w:t>
-      </w:r>
-      <w:r>
-        <w:t xml:space="preserve"> </w:t>
-      </w:r>
-      <w:r>
-        <w:rPr>
-          <w:rStyle w:val="VerbatimChar"/>
-        </w:rPr>
-        <w:t xml:space="preserve">100</w:t>
-      </w:r>
-      <w:r>
-        <w:t xml:space="preserve">’den</w:t>
-      </w:r>
-      <w:r>
-        <w:t xml:space="preserve"> </w:t>
-      </w:r>
-      <w:r>
-        <w:rPr>
-          <w:rStyle w:val="VerbatimChar"/>
-        </w:rPr>
-        <w:t xml:space="preserve">900</w:t>
-      </w:r>
-      <w:r>
-        <w:t xml:space="preserve">’e değiştirsin; gerçek anahtarla asıl mesajın HMAC’i şu şekilde değişir:</w:t>
-      </w:r>
-    </w:p>
-    <w:p>
-      <w:pPr>
-        <w:pStyle w:val="SourceCode"/>
-      </w:pPr>
-      <w:r>
-        <w:rPr>
-          <w:rStyle w:val="BuiltInTok"/>
-        </w:rPr>
-        <w:t xml:space="preserve">printf</w:t>
-      </w:r>
-      <w:r>
-        <w:rPr>
-          <w:rStyle w:val="NormalTok"/>
-        </w:rPr>
-        <w:t xml:space="preserve"> </w:t>
-      </w:r>
-      <w:r>
-        <w:rPr>
-          <w:rStyle w:val="StringTok"/>
-        </w:rPr>
-        <w:t xml:space="preserve">'tutar=900;alici=TR00'</w:t>
-      </w:r>
-      <w:r>
-        <w:rPr>
-          <w:rStyle w:val="NormalTok"/>
-        </w:rPr>
-        <w:t xml:space="preserve"> </w:t>
-      </w:r>
-      <w:r>
-        <w:rPr>
-          <w:rStyle w:val="KeywordTok"/>
-        </w:rPr>
-        <w:t xml:space="preserve">|</w:t>
-      </w:r>
-      <w:r>
-        <w:rPr>
-          <w:rStyle w:val="NormalTok"/>
-        </w:rPr>
-        <w:t xml:space="preserve"> </w:t>
-      </w:r>
-      <w:r>
-        <w:rPr>
-          <w:rStyle w:val="ExtensionTok"/>
-        </w:rPr>
-        <w:t xml:space="preserve">openssl</w:t>
-      </w:r>
-      <w:r>
-        <w:rPr>
-          <w:rStyle w:val="NormalTok"/>
-        </w:rPr>
-        <w:t xml:space="preserve"> dgst </w:t>
-      </w:r>
-      <w:r>
-        <w:rPr>
-          <w:rStyle w:val="AttributeTok"/>
-        </w:rPr>
-        <w:t xml:space="preserve">-sha256</w:t>
-      </w:r>
-      <w:r>
-        <w:rPr>
-          <w:rStyle w:val="NormalTok"/>
-        </w:rPr>
-        <w:t xml:space="preserve"> </w:t>
-      </w:r>
-      <w:r>
-        <w:rPr>
-          <w:rStyle w:val="AttributeTok"/>
-        </w:rPr>
-        <w:t xml:space="preserve">-mac</w:t>
-      </w:r>
-      <w:r>
-        <w:rPr>
-          <w:rStyle w:val="NormalTok"/>
-        </w:rPr>
-        <w:t xml:space="preserve"> HMAC </w:t>
-      </w:r>
-      <w:r>
-        <w:rPr>
-          <w:rStyle w:val="AttributeTok"/>
-        </w:rPr>
-        <w:t xml:space="preserve">-macopt</w:t>
-      </w:r>
-      <w:r>
-        <w:rPr>
-          <w:rStyle w:val="NormalTok"/>
-        </w:rPr>
-        <w:t xml:space="preserve"> hexkey:</w:t>
-      </w:r>
-      <w:r>
-        <w:rPr>
-          <w:rStyle w:val="VariableTok"/>
-        </w:rPr>
-        <w:t xml:space="preserve">$ANAHTAR</w:t>
-      </w:r>
-    </w:p>
-    <w:p>
-      <w:pPr>
-        <w:pStyle w:val="SourceCode"/>
-      </w:pPr>
-      <w:r>
-        <w:rPr>
-          <w:rStyle w:val="VerbatimChar"/>
-        </w:rPr>
-        <w:t xml:space="preserve">SHA2-256(stdin)= 8a786eacbef7863d44533b9ebcbcf288e5136204080258e838e283f1f91a46be</w:t>
-      </w:r>
-    </w:p>
-    <w:p>
-      <w:pPr>
-        <w:pStyle w:val="FirstParagraph"/>
-      </w:pPr>
-      <w:r>
-        <w:t xml:space="preserve">Tek bir karakterlik değişiklik (</w:t>
-      </w:r>
-      <w:r>
-        <w:rPr>
-          <w:rStyle w:val="VerbatimChar"/>
-        </w:rPr>
-        <w:t xml:space="preserve">1</w:t>
-      </w:r>
-      <w:r>
-        <w:t xml:space="preserve">→</w:t>
-      </w:r>
-      <w:r>
-        <w:rPr>
-          <w:rStyle w:val="VerbatimChar"/>
-        </w:rPr>
-        <w:t xml:space="preserve">9</w:t>
-      </w:r>
-      <w:r>
-        <w:t xml:space="preserve">), etiketin</w:t>
-      </w:r>
-      <w:r>
-        <w:t xml:space="preserve"> </w:t>
-      </w:r>
-      <w:r>
-        <w:rPr>
-          <w:b/>
-          <w:bCs/>
-        </w:rPr>
-        <w:t xml:space="preserve">tamamen farklı</w:t>
-      </w:r>
-      <w:r>
-        <w:t xml:space="preserve"> </w:t>
-      </w:r>
-      <w:r>
-        <w:t xml:space="preserve">32 baytını üretti — bu, iyi bir özet</w:t>
-      </w:r>
-      <w:r>
-        <w:t xml:space="preserve"> </w:t>
-      </w:r>
-      <w:r>
-        <w:t xml:space="preserve">fonksiyonunun</w:t>
-      </w:r>
-      <w:r>
-        <w:t xml:space="preserve"> </w:t>
-      </w:r>
-      <w:r>
-        <w:t xml:space="preserve">“çığ etkisi”</w:t>
-      </w:r>
-      <w:r>
-        <w:t xml:space="preserve">dir (avalanche effect): girdideki tek bitlik değişiklik, çıktının yaklaşık yarısını</w:t>
-      </w:r>
-      <w:r>
-        <w:t xml:space="preserve"> </w:t>
-      </w:r>
-      <w:r>
-        <w:t xml:space="preserve">değiştirir. Saldırgan anahtarı bilmediği için mesajı değiştirip</w:t>
-      </w:r>
-      <w:r>
-        <w:t xml:space="preserve"> </w:t>
-      </w:r>
-      <w:r>
-        <w:rPr>
-          <w:b/>
-          <w:bCs/>
-        </w:rPr>
-        <w:t xml:space="preserve">geçerli</w:t>
-      </w:r>
-      <w:r>
-        <w:t xml:space="preserve"> </w:t>
-      </w:r>
-      <w:r>
-        <w:t xml:space="preserve">bir yeni etiket üretemez; alıcı</w:t>
-      </w:r>
-      <w:r>
-        <w:t xml:space="preserve"> </w:t>
-      </w:r>
-      <w:r>
-        <w:t xml:space="preserve">etiketleri karşılaştırıp uyuşmazlığı yakalar.</w:t>
-      </w:r>
-    </w:p>
-    <w:bookmarkEnd w:id="69"/>
-    <w:bookmarkStart w:id="70" w:name="X9b528c0e2ed8744aa29626bb7137d97729a5c71"/>
-    <w:p>
-      <w:pPr>
-        <w:pStyle w:val="Heading3"/>
-      </w:pPr>
-      <w:r>
-        <w:t xml:space="preserve">Sabit zamanlı karşılaştırma: neden</w:t>
-      </w:r>
-      <w:r>
-        <w:t xml:space="preserve"> </w:t>
-      </w:r>
-      <w:r>
-        <w:rPr>
-          <w:rStyle w:val="VerbatimChar"/>
-        </w:rPr>
-        <w:t xml:space="preserve">memcmp</w:t>
-      </w:r>
-      <w:r>
-        <w:t xml:space="preserve"> </w:t>
-      </w:r>
-      <w:r>
-        <w:t xml:space="preserve">yetmez</w:t>
-      </w:r>
-    </w:p>
-    <w:p>
-      <w:pPr>
-        <w:pStyle w:val="FirstParagraph"/>
-      </w:pPr>
-      <w:r>
-        <w:t xml:space="preserve">Alıcı tarafta HMAC doğrulaması, hesaplanan etiketle gelen etiketi</w:t>
-      </w:r>
-      <w:r>
-        <w:t xml:space="preserve"> </w:t>
-      </w:r>
-      <w:r>
-        <w:rPr>
-          <w:b/>
-          <w:bCs/>
-        </w:rPr>
-        <w:t xml:space="preserve">karşılaştırmayı</w:t>
-      </w:r>
-      <w:r>
-        <w:t xml:space="preserve"> </w:t>
-      </w:r>
-      <w:r>
-        <w:t xml:space="preserve">gerektirir. Sıradan bir</w:t>
-      </w:r>
-      <w:r>
-        <w:t xml:space="preserve"> </w:t>
-      </w:r>
-      <w:r>
-        <w:rPr>
-          <w:rStyle w:val="VerbatimChar"/>
-        </w:rPr>
-        <w:t xml:space="preserve">memcmp(a, b, 32)</w:t>
-      </w:r>
-      <w:r>
-        <w:t xml:space="preserve"> </w:t>
-      </w:r>
-      <w:r>
-        <w:t xml:space="preserve">baytları soldan sağa karşılaştırır ve</w:t>
-      </w:r>
-      <w:r>
-        <w:t xml:space="preserve"> </w:t>
-      </w:r>
-      <w:r>
-        <w:rPr>
-          <w:b/>
-          <w:bCs/>
-        </w:rPr>
-        <w:t xml:space="preserve">ilk farklı baytta durur</w:t>
-      </w:r>
-      <w:r>
-        <w:t xml:space="preserve">; bu, fonksiyonun çalışma</w:t>
-      </w:r>
-      <w:r>
-        <w:t xml:space="preserve"> </w:t>
-      </w:r>
-      <w:r>
-        <w:t xml:space="preserve">süresinin kaç baytın eşleştiğine bağlı olarak değiştiği anlamına gelir. Bir ağ üzerinden yeterince çok deneme</w:t>
-      </w:r>
-      <w:r>
-        <w:t xml:space="preserve"> </w:t>
-      </w:r>
-      <w:r>
-        <w:t xml:space="preserve">yapabilen bir saldırgan, yanıt sürelerindeki mikrosaniyelik farklardan doğru etiketi</w:t>
-      </w:r>
-      <w:r>
-        <w:t xml:space="preserve"> </w:t>
-      </w:r>
-      <w:r>
-        <w:rPr>
-          <w:b/>
-          <w:bCs/>
-        </w:rPr>
-        <w:t xml:space="preserve">bayt bayt</w:t>
-      </w:r>
-      <w:r>
-        <w:t xml:space="preserve"> </w:t>
-      </w:r>
-      <w:r>
-        <w:t xml:space="preserve">tahmin edebilir</w:t>
-      </w:r>
-      <w:r>
-        <w:t xml:space="preserve"> </w:t>
-      </w:r>
-      <w:r>
-        <w:t xml:space="preserve">(zamanlama saldırısı, timing attack).</w:t>
-      </w:r>
-    </w:p>
-    <w:p>
-      <w:pPr>
-        <w:pStyle w:val="BodyText"/>
-      </w:pPr>
-      <w:r>
-        <w:rPr>
-          <w:b/>
-          <w:bCs/>
-        </w:rPr>
-        <w:t xml:space="preserve">Yanlış ve doğru karşılaştırma</w:t>
-      </w:r>
-    </w:p>
-    <w:p>
-      <w:pPr>
-        <w:pStyle w:val="SourceCode"/>
-      </w:pPr>
-      <w:r>
-        <w:rPr>
-          <w:rStyle w:val="CommentTok"/>
-        </w:rPr>
-        <w:t xml:space="preserve">/* YANLIS: erken cikis sure farki yaratir */</w:t>
-      </w:r>
-      <w:r>
-        <w:br/>
-      </w:r>
-      <w:r>
-        <w:rPr>
-          <w:rStyle w:val="ControlFlowTok"/>
-        </w:rPr>
-        <w:t xml:space="preserve">if</w:t>
-      </w:r>
-      <w:r>
-        <w:rPr>
-          <w:rStyle w:val="NormalTok"/>
-        </w:rPr>
-        <w:t xml:space="preserve"> </w:t>
-      </w:r>
-      <w:r>
-        <w:rPr>
-          <w:rStyle w:val="OperatorTok"/>
-        </w:rPr>
-        <w:t xml:space="preserve">(</w:t>
-      </w:r>
-      <w:r>
-        <w:rPr>
-          <w:rStyle w:val="NormalTok"/>
-        </w:rPr>
-        <w:t xml:space="preserve">memcmp</w:t>
-      </w:r>
-      <w:r>
-        <w:rPr>
-          <w:rStyle w:val="OperatorTok"/>
-        </w:rPr>
-        <w:t xml:space="preserve">(</w:t>
-      </w:r>
-      <w:r>
-        <w:rPr>
-          <w:rStyle w:val="NormalTok"/>
-        </w:rPr>
-        <w:t xml:space="preserve">hesaplanan</w:t>
-      </w:r>
-      <w:r>
-        <w:rPr>
-          <w:rStyle w:val="OperatorTok"/>
-        </w:rPr>
-        <w:t xml:space="preserve">,</w:t>
-      </w:r>
-      <w:r>
-        <w:rPr>
-          <w:rStyle w:val="NormalTok"/>
-        </w:rPr>
-        <w:t xml:space="preserve"> gelen</w:t>
-      </w:r>
-      <w:r>
-        <w:rPr>
-          <w:rStyle w:val="OperatorTok"/>
-        </w:rPr>
-        <w:t xml:space="preserve">,</w:t>
-      </w:r>
-      <w:r>
-        <w:rPr>
-          <w:rStyle w:val="NormalTok"/>
-        </w:rPr>
-        <w:t xml:space="preserve"> </w:t>
-      </w:r>
-      <w:r>
-        <w:rPr>
-          <w:rStyle w:val="DecValTok"/>
-        </w:rPr>
-        <w:t xml:space="preserve">32</w:t>
-      </w:r>
-      <w:r>
-        <w:rPr>
-          <w:rStyle w:val="OperatorTok"/>
-        </w:rPr>
-        <w:t xml:space="preserve">)</w:t>
-      </w:r>
-      <w:r>
-        <w:rPr>
-          <w:rStyle w:val="NormalTok"/>
-        </w:rPr>
-        <w:t xml:space="preserve"> </w:t>
-      </w:r>
-      <w:r>
-        <w:rPr>
-          <w:rStyle w:val="OperatorTok"/>
-        </w:rPr>
-        <w:t xml:space="preserve">==</w:t>
-      </w:r>
-      <w:r>
-        <w:rPr>
-          <w:rStyle w:val="NormalTok"/>
-        </w:rPr>
-        <w:t xml:space="preserve"> </w:t>
-      </w:r>
-      <w:r>
-        <w:rPr>
-          <w:rStyle w:val="DecValTok"/>
-        </w:rPr>
-        <w:t xml:space="preserve">0</w:t>
-      </w:r>
-      <w:r>
-        <w:rPr>
-          <w:rStyle w:val="OperatorTok"/>
-        </w:rPr>
-        <w:t xml:space="preserve">)</w:t>
-      </w:r>
-      <w:r>
-        <w:rPr>
-          <w:rStyle w:val="NormalTok"/>
-        </w:rPr>
-        <w:t xml:space="preserve"> </w:t>
-      </w:r>
-      <w:r>
-        <w:rPr>
-          <w:rStyle w:val="OperatorTok"/>
-        </w:rPr>
-        <w:t xml:space="preserve">{</w:t>
-      </w:r>
-      <w:r>
-        <w:rPr>
-          <w:rStyle w:val="NormalTok"/>
-        </w:rPr>
-        <w:t xml:space="preserve"> </w:t>
-      </w:r>
-      <w:r>
-        <w:rPr>
-          <w:rStyle w:val="CommentTok"/>
-        </w:rPr>
-        <w:t xml:space="preserve">/* kabul */</w:t>
-      </w:r>
-      <w:r>
-        <w:rPr>
-          <w:rStyle w:val="NormalTok"/>
-        </w:rPr>
-        <w:t xml:space="preserve"> </w:t>
-      </w:r>
-      <w:r>
-        <w:rPr>
-          <w:rStyle w:val="OperatorTok"/>
-        </w:rPr>
-        <w:t xml:space="preserve">}</w:t>
-      </w:r>
-      <w:r>
-        <w:br/>
-      </w:r>
-      <w:r>
-        <w:br/>
-      </w:r>
-      <w:r>
-        <w:rPr>
-          <w:rStyle w:val="CommentTok"/>
-        </w:rPr>
-        <w:t xml:space="preserve">/* DOGRU: sabit zamanli, her zaman 32 baytin tamamini gezer */</w:t>
-      </w:r>
-      <w:r>
-        <w:br/>
-      </w:r>
-      <w:r>
-        <w:rPr>
-          <w:rStyle w:val="ControlFlowTok"/>
-        </w:rPr>
-        <w:t xml:space="preserve">if</w:t>
-      </w:r>
-      <w:r>
-        <w:rPr>
-          <w:rStyle w:val="NormalTok"/>
-        </w:rPr>
-        <w:t xml:space="preserve"> </w:t>
-      </w:r>
-      <w:r>
-        <w:rPr>
-          <w:rStyle w:val="OperatorTok"/>
-        </w:rPr>
-        <w:t xml:space="preserve">(</w:t>
-      </w:r>
-      <w:r>
-        <w:rPr>
-          <w:rStyle w:val="NormalTok"/>
-        </w:rPr>
-        <w:t xml:space="preserve">CRYPTO_memcmp</w:t>
-      </w:r>
-      <w:r>
-        <w:rPr>
-          <w:rStyle w:val="OperatorTok"/>
-        </w:rPr>
-        <w:t xml:space="preserve">(</w:t>
-      </w:r>
-      <w:r>
-        <w:rPr>
-          <w:rStyle w:val="NormalTok"/>
-        </w:rPr>
-        <w:t xml:space="preserve">hesaplanan</w:t>
-      </w:r>
-      <w:r>
-        <w:rPr>
-          <w:rStyle w:val="OperatorTok"/>
-        </w:rPr>
-        <w:t xml:space="preserve">,</w:t>
-      </w:r>
-      <w:r>
-        <w:rPr>
-          <w:rStyle w:val="NormalTok"/>
-        </w:rPr>
-        <w:t xml:space="preserve"> gelen</w:t>
-      </w:r>
-      <w:r>
-        <w:rPr>
-          <w:rStyle w:val="OperatorTok"/>
-        </w:rPr>
-        <w:t xml:space="preserve">,</w:t>
-      </w:r>
-      <w:r>
-        <w:rPr>
-          <w:rStyle w:val="NormalTok"/>
-        </w:rPr>
-        <w:t xml:space="preserve"> </w:t>
-      </w:r>
-      <w:r>
-        <w:rPr>
-          <w:rStyle w:val="DecValTok"/>
-        </w:rPr>
-        <w:t xml:space="preserve">32</w:t>
-      </w:r>
-      <w:r>
-        <w:rPr>
-          <w:rStyle w:val="OperatorTok"/>
-        </w:rPr>
-        <w:t xml:space="preserve">)</w:t>
-      </w:r>
-      <w:r>
-        <w:rPr>
-          <w:rStyle w:val="NormalTok"/>
-        </w:rPr>
-        <w:t xml:space="preserve"> </w:t>
-      </w:r>
-      <w:r>
-        <w:rPr>
-          <w:rStyle w:val="OperatorTok"/>
-        </w:rPr>
-        <w:t xml:space="preserve">==</w:t>
-      </w:r>
-      <w:r>
-        <w:rPr>
-          <w:rStyle w:val="NormalTok"/>
-        </w:rPr>
-        <w:t xml:space="preserve"> </w:t>
-      </w:r>
-      <w:r>
-        <w:rPr>
-          <w:rStyle w:val="DecValTok"/>
-        </w:rPr>
-        <w:t xml:space="preserve">0</w:t>
-      </w:r>
-      <w:r>
-        <w:rPr>
-          <w:rStyle w:val="OperatorTok"/>
-        </w:rPr>
-        <w:t xml:space="preserve">)</w:t>
-      </w:r>
-      <w:r>
-        <w:rPr>
-          <w:rStyle w:val="NormalTok"/>
-        </w:rPr>
-        <w:t xml:space="preserve"> </w:t>
-      </w:r>
-      <w:r>
-        <w:rPr>
-          <w:rStyle w:val="OperatorTok"/>
-        </w:rPr>
-        <w:t xml:space="preserve">{</w:t>
-      </w:r>
-      <w:r>
-        <w:rPr>
-          <w:rStyle w:val="NormalTok"/>
-        </w:rPr>
-        <w:t xml:space="preserve"> </w:t>
-      </w:r>
-      <w:r>
-        <w:rPr>
-          <w:rStyle w:val="CommentTok"/>
-        </w:rPr>
-        <w:t xml:space="preserve">/* kabul */</w:t>
-      </w:r>
-      <w:r>
-        <w:rPr>
-          <w:rStyle w:val="NormalTok"/>
-        </w:rPr>
-        <w:t xml:space="preserve"> </w:t>
-      </w:r>
-      <w:r>
-        <w:rPr>
-          <w:rStyle w:val="OperatorTok"/>
-        </w:rPr>
-        <w:t xml:space="preserve">}</w:t>
-      </w:r>
-      <w:r>
-        <w:rPr>
-          <w:rStyle w:val="NormalTok"/>
-        </w:rPr>
-        <w:t xml:space="preserve">   </w:t>
-      </w:r>
-      <w:r>
-        <w:rPr>
-          <w:rStyle w:val="CommentTok"/>
-        </w:rPr>
-        <w:t xml:space="preserve">/* OpenSSL */</w:t>
-      </w:r>
-      <w:r>
-        <w:br/>
-      </w:r>
-      <w:r>
-        <w:rPr>
-          <w:rStyle w:val="CommentTok"/>
-        </w:rPr>
-        <w:t xml:space="preserve">/* ya da: sodium_memcmp (libsodium), hmac.compare_digest (Python) */</w:t>
-      </w:r>
-    </w:p>
-    <w:p>
-      <w:pPr>
-        <w:pStyle w:val="BlockText"/>
-      </w:pPr>
-      <w:r>
-        <w:rPr>
-          <w:b/>
-          <w:bCs/>
-        </w:rPr>
-        <w:t xml:space="preserve">Sık yapılan hata:</w:t>
-      </w:r>
-      <w:r>
-        <w:rPr>
-          <w:b/>
-          <w:bCs/>
-        </w:rPr>
-        <w:t xml:space="preserve"> </w:t>
-      </w:r>
-      <w:r>
-        <w:rPr>
-          <w:rStyle w:val="VerbatimChar"/>
-          <w:b/>
-          <w:bCs/>
-        </w:rPr>
-        <w:t xml:space="preserve">==</w:t>
-      </w:r>
-      <w:r>
-        <w:rPr>
-          <w:b/>
-          <w:bCs/>
-        </w:rPr>
-        <w:t xml:space="preserve"> </w:t>
-      </w:r>
-      <w:r>
-        <w:rPr>
-          <w:b/>
-          <w:bCs/>
-        </w:rPr>
-        <w:t xml:space="preserve">ya da</w:t>
-      </w:r>
-      <w:r>
-        <w:rPr>
-          <w:b/>
-          <w:bCs/>
-        </w:rPr>
-        <w:t xml:space="preserve"> </w:t>
-      </w:r>
-      <w:r>
-        <w:rPr>
-          <w:rStyle w:val="VerbatimChar"/>
-          <w:b/>
-          <w:bCs/>
-        </w:rPr>
-        <w:t xml:space="preserve">memcmp</w:t>
-      </w:r>
-      <w:r>
-        <w:rPr>
-          <w:b/>
-          <w:bCs/>
-        </w:rPr>
-        <w:t xml:space="preserve"> </w:t>
-      </w:r>
-      <w:r>
-        <w:rPr>
-          <w:b/>
-          <w:bCs/>
-        </w:rPr>
-        <w:t xml:space="preserve">ile MAC/etiket karşılaştırma</w:t>
-      </w:r>
-    </w:p>
-    <w:p>
-      <w:pPr>
-        <w:pStyle w:val="BlockText"/>
-      </w:pPr>
-      <w:r>
-        <w:t xml:space="preserve">Bir web servisinin API imza doğrulama kodunda</w:t>
-      </w:r>
-      <w:r>
-        <w:t xml:space="preserve"> </w:t>
-      </w:r>
-      <w:r>
-        <w:rPr>
-          <w:rStyle w:val="VerbatimChar"/>
-        </w:rPr>
-        <w:t xml:space="preserve">strcmp(hesaplanan_imza, gelen_imza) == 0</w:t>
-      </w:r>
-      <w:r>
-        <w:t xml:space="preserve"> </w:t>
-      </w:r>
-      <w:r>
-        <w:t xml:space="preserve">gibi bir karşılaştırma</w:t>
-      </w:r>
-      <w:r>
-        <w:t xml:space="preserve"> </w:t>
-      </w:r>
-      <w:r>
-        <w:t xml:space="preserve">görülürse bu, teorik değil</w:t>
-      </w:r>
-      <w:r>
-        <w:t xml:space="preserve"> </w:t>
-      </w:r>
-      <w:r>
-        <w:rPr>
-          <w:b/>
-          <w:bCs/>
-        </w:rPr>
-        <w:t xml:space="preserve">kullanılabilir</w:t>
-      </w:r>
-      <w:r>
-        <w:t xml:space="preserve"> </w:t>
-      </w:r>
-      <w:r>
-        <w:t xml:space="preserve">bir zamanlama saldırısı riskidir: yeterli istek sayısıyla (binlerce</w:t>
-      </w:r>
-      <w:r>
-        <w:t xml:space="preserve"> </w:t>
-      </w:r>
-      <w:r>
-        <w:t xml:space="preserve">-on binlerce) saldırgan doğru imzayı bayt bayt keşfedebilir. Kural:</w:t>
-      </w:r>
-      <w:r>
-        <w:t xml:space="preserve"> </w:t>
-      </w:r>
-      <w:r>
-        <w:rPr>
-          <w:b/>
-          <w:bCs/>
-        </w:rPr>
-        <w:t xml:space="preserve">hiçbir</w:t>
-      </w:r>
-      <w:r>
-        <w:t xml:space="preserve"> </w:t>
-      </w:r>
-      <w:r>
-        <w:t xml:space="preserve">gizli değer karşılaştırması erken</w:t>
-      </w:r>
-      <w:r>
-        <w:t xml:space="preserve"> </w:t>
-      </w:r>
-      <w:r>
-        <w:t xml:space="preserve">çıkışlı bir fonksiyonla yapılmaz.</w:t>
-      </w:r>
-    </w:p>
-    <w:p>
-      <w:pPr>
-        <w:pStyle w:val="BlockText"/>
-      </w:pPr>
-      <w:r>
-        <w:rPr>
-          <w:b/>
-          <w:bCs/>
-        </w:rPr>
-        <w:t xml:space="preserve">Kural</w:t>
-      </w:r>
-    </w:p>
-    <w:p>
-      <w:pPr>
-        <w:pStyle w:val="BlockText"/>
-      </w:pPr>
-      <w:r>
-        <w:t xml:space="preserve">MAC, imza, parola özeti gibi gizli değerleri her zaman sabit zamanlı bir fonksiyonla (</w:t>
-      </w:r>
-      <w:r>
-        <w:rPr>
-          <w:rStyle w:val="VerbatimChar"/>
-        </w:rPr>
-        <w:t xml:space="preserve">CRYPTO_memcmp</w:t>
-      </w:r>
-      <w:r>
-        <w:t xml:space="preserve">,</w:t>
-      </w:r>
-      <w:r>
-        <w:t xml:space="preserve"> </w:t>
-      </w:r>
-      <w:r>
-        <w:rPr>
-          <w:rStyle w:val="VerbatimChar"/>
-        </w:rPr>
-        <w:t xml:space="preserve">sodium_memcmp</w:t>
-      </w:r>
-      <w:r>
-        <w:t xml:space="preserve">, dilin kendi</w:t>
-      </w:r>
-      <w:r>
-        <w:t xml:space="preserve"> </w:t>
-      </w:r>
-      <w:r>
-        <w:t xml:space="preserve">“constant-time compare”</w:t>
-      </w:r>
-      <w:r>
-        <w:t xml:space="preserve"> </w:t>
-      </w:r>
-      <w:r>
-        <w:t xml:space="preserve">fonksiyonu) karşılaştırın. Kendi karşılaştırma</w:t>
-      </w:r>
-      <w:r>
-        <w:t xml:space="preserve"> </w:t>
-      </w:r>
-      <w:r>
-        <w:t xml:space="preserve">fonksiyonunuzu yazmayın; bu haftanın</w:t>
-      </w:r>
-      <w:r>
-        <w:t xml:space="preserve"> </w:t>
-      </w:r>
-      <w:r>
-        <w:t xml:space="preserve">“kendi kriptonuzu yazmayın”</w:t>
-      </w:r>
-      <w:r>
-        <w:t xml:space="preserve"> </w:t>
-      </w:r>
-      <w:r>
-        <w:t xml:space="preserve">kuralının bir başka görünümüdür (Bölüm 1).</w:t>
-      </w:r>
-    </w:p>
-    <w:p>
-      <w:pPr>
-        <w:pStyle w:val="FirstParagraph"/>
-      </w:pPr>
-      <w:r>
-        <w:t xml:space="preserve">Üçüncü haftada AEAD’i</w:t>
+      <w:hyperlink r:id="rId23">
+        <w:r>
+          <w:rPr>
+            <w:rStyle w:val="Hyperlink"/>
+          </w:rPr>
+          <w:t xml:space="preserve">Üçüncü haftada</w:t>
+        </w:r>
+      </w:hyperlink>
+      <w:r>
+        <w:t xml:space="preserve"> </w:t>
+      </w:r>
+      <w:r>
+        <w:t xml:space="preserve">AEAD’i</w:t>
       </w:r>
       <w:r>
         <w:t xml:space="preserve"> </w:t>
@@ -10315,9 +10033,9 @@
         </w:pict>
       </w:r>
     </w:p>
+    <w:bookmarkEnd w:id="69"/>
     <w:bookmarkEnd w:id="70"/>
-    <w:bookmarkEnd w:id="71"/>
-    <w:bookmarkStart w:id="79" w:name="X894d7ec1ef08a32ec8666de07060ba11da1586b"/>
+    <w:bookmarkStart w:id="80" w:name="X894d7ec1ef08a32ec8666de07060ba11da1586b"/>
     <w:p>
       <w:pPr>
         <w:pStyle w:val="Heading2"/>
@@ -10414,20 +10132,20 @@
       <w:r>
         <w:drawing>
           <wp:inline>
-            <wp:extent cx="5759999" cy="2470728"/>
+            <wp:extent cx="5759999" cy="1542641"/>
             <wp:effectExtent b="0" l="0" r="0" t="0"/>
-            <wp:docPr descr="RSA dolgu şemaları: OAEP ve PSS" title="" id="73" name="Picture"/>
+            <wp:docPr descr="RSA dolgu şemaları: OAEP ve PSS" title="" id="72" name="Picture"/>
             <a:graphic>
               <a:graphicData uri="http://schemas.openxmlformats.org/drawingml/2006/picture">
                 <pic:pic>
                   <pic:nvPicPr>
-                    <pic:cNvPr descr="h10-09-oaep-pss.png" id="74" name="Picture"/>
+                    <pic:cNvPr descr="h10-09-oaep-pss.png" id="73" name="Picture"/>
                     <pic:cNvPicPr>
                       <a:picLocks noChangeArrowheads="1" noChangeAspect="1"/>
                     </pic:cNvPicPr>
                   </pic:nvPicPr>
                   <pic:blipFill>
-                    <a:blip r:embed="rId72"/>
+                    <a:blip r:embed="rId71"/>
                     <a:stretch>
                       <a:fillRect/>
                     </a:stretch>
@@ -10435,7 +10153,7 @@
                   <pic:spPr bwMode="auto">
                     <a:xfrm>
                       <a:off x="0" y="0"/>
-                      <a:ext cx="5759999" cy="2470728"/>
+                      <a:ext cx="5759999" cy="1542641"/>
                     </a:xfrm>
                     <a:prstGeom prst="rect">
                       <a:avLst/>
@@ -10500,10 +10218,27 @@
         <w:t xml:space="preserve"> </w:t>
       </w:r>
       <w:r>
-        <w:t xml:space="preserve">her zaman simetrik şifreyle korunur (3. haftadaki hibrit şema).</w:t>
-      </w:r>
-    </w:p>
-    <w:bookmarkStart w:id="75" w:name="rsa-doğru-dolguyla"/>
+        <w:t xml:space="preserve">her zaman simetrik şifreyle korunur</w:t>
+      </w:r>
+      <w:r>
+        <w:t xml:space="preserve"> </w:t>
+      </w:r>
+      <w:r>
+        <w:t xml:space="preserve">(</w:t>
+      </w:r>
+      <w:hyperlink r:id="rId22">
+        <w:r>
+          <w:rPr>
+            <w:rStyle w:val="Hyperlink"/>
+          </w:rPr>
+          <w:t xml:space="preserve">3. haftadaki hibrit şema</w:t>
+        </w:r>
+      </w:hyperlink>
+      <w:r>
+        <w:t xml:space="preserve">).</w:t>
+      </w:r>
+    </w:p>
+    <w:bookmarkStart w:id="74" w:name="rsa-doğru-dolguyla"/>
     <w:p>
       <w:pPr>
         <w:pStyle w:val="Heading3"/>
@@ -11172,7 +10907,7 @@
         <w:t xml:space="preserve"> belge.sig belge.txt</w:t>
       </w:r>
     </w:p>
-    <w:bookmarkEnd w:id="75"/>
+    <w:bookmarkEnd w:id="74"/>
     <w:bookmarkStart w:id="76" w:name="Xb7809da19cb7c31c1581e3fac33aa31face064e"/>
     <w:p>
       <w:pPr>
@@ -11498,14 +11233,31 @@
         <w:t xml:space="preserve"> </w:t>
       </w:r>
       <w:r>
-        <w:t xml:space="preserve">rastgele üreteç yüzünden aynı şekilde kayıp yaşadı. 3. haftadaki</w:t>
-      </w:r>
-      <w:r>
-        <w:t xml:space="preserve"> </w:t>
-      </w:r>
-      <w:r>
-        <w:t xml:space="preserve">“rastgele sayılar kriptografinin görünmez temelidir”</w:t>
-      </w:r>
+        <w:t xml:space="preserve">rastgele üreteç yüzünden aynı şekilde kayıp yaşadı.</w:t>
+      </w:r>
+      <w:r>
+        <w:t xml:space="preserve"> </w:t>
+      </w:r>
+      <w:hyperlink r:id="rId75">
+        <w:r>
+          <w:rPr>
+            <w:rStyle w:val="Hyperlink"/>
+          </w:rPr>
+          <w:t xml:space="preserve">3. haftadaki</w:t>
+        </w:r>
+        <w:r>
+          <w:rPr>
+            <w:rStyle w:val="Hyperlink"/>
+          </w:rPr>
+          <w:t xml:space="preserve"> </w:t>
+        </w:r>
+        <w:r>
+          <w:rPr>
+            <w:rStyle w:val="Hyperlink"/>
+          </w:rPr>
+          <w:t xml:space="preserve">“rastgele sayılar kriptografinin görünmez temelidir”</w:t>
+        </w:r>
+      </w:hyperlink>
       <w:r>
         <w:t xml:space="preserve"> </w:t>
       </w:r>
@@ -12147,7 +11899,7 @@
       </w:r>
     </w:p>
     <w:bookmarkEnd w:id="77"/>
-    <w:bookmarkStart w:id="78" w:name="X93e2c7c00b3394b4f22da5758c31d711aacf119"/>
+    <w:bookmarkStart w:id="79" w:name="X93e2c7c00b3394b4f22da5758c31d711aacf119"/>
     <w:p>
       <w:pPr>
         <w:pStyle w:val="Heading3"/>
@@ -12871,8 +12623,25 @@
       <w:pPr>
         <w:pStyle w:val="FirstParagraph"/>
       </w:pPr>
-      <w:r>
-        <w:t xml:space="preserve">Üçüncü haftada TLS’in anahtar kurulumunda asimetrik kriptografiyi (o zaman RSA ya da ECDHE) bir kara kutu gibi</w:t>
+      <w:hyperlink r:id="rId78">
+        <w:r>
+          <w:rPr>
+            <w:rStyle w:val="Hyperlink"/>
+          </w:rPr>
+          <w:t xml:space="preserve">Üçüncü haftada</w:t>
+        </w:r>
+      </w:hyperlink>
+      <w:r>
+        <w:t xml:space="preserve"> </w:t>
+      </w:r>
+      <w:r>
+        <w:t xml:space="preserve">TLS’in</w:t>
+      </w:r>
+      <w:r>
+        <w:t xml:space="preserve"> </w:t>
+      </w:r>
+      <w:r>
+        <w:t xml:space="preserve">anahtar kurulumunda asimetrik kriptografiyi (o zaman RSA ya da ECDHE) bir kara kutu gibi</w:t>
       </w:r>
       <w:r>
         <w:t xml:space="preserve"> </w:t>
@@ -12920,9 +12689,9 @@
         </w:pict>
       </w:r>
     </w:p>
-    <w:bookmarkEnd w:id="78"/>
     <w:bookmarkEnd w:id="79"/>
-    <w:bookmarkStart w:id="87" w:name="Xf25ed3eacfb12216da4583e6edd8ff972fa0edf"/>
+    <w:bookmarkEnd w:id="80"/>
+    <w:bookmarkStart w:id="91" w:name="Xf25ed3eacfb12216da4583e6edd8ff972fa0edf"/>
     <w:p>
       <w:pPr>
         <w:pStyle w:val="Heading2"/>
@@ -12997,20 +12766,20 @@
       <w:r>
         <w:drawing>
           <wp:inline>
-            <wp:extent cx="5759999" cy="2283460"/>
+            <wp:extent cx="5759999" cy="1380067"/>
             <wp:effectExtent b="0" l="0" r="0" t="0"/>
-            <wp:docPr descr="Dijital imza oluşturma ve doğrulama" title="" id="81" name="Picture"/>
+            <wp:docPr descr="Dijital imza oluşturma ve doğrulama" title="" id="82" name="Picture"/>
             <a:graphic>
               <a:graphicData uri="http://schemas.openxmlformats.org/drawingml/2006/picture">
                 <pic:pic>
                   <pic:nvPicPr>
-                    <pic:cNvPr descr="h10-10-imza.png" id="82" name="Picture"/>
+                    <pic:cNvPr descr="h10-10-imza.png" id="83" name="Picture"/>
                     <pic:cNvPicPr>
                       <a:picLocks noChangeArrowheads="1" noChangeAspect="1"/>
                     </pic:cNvPicPr>
                   </pic:nvPicPr>
                   <pic:blipFill>
-                    <a:blip r:embed="rId80"/>
+                    <a:blip r:embed="rId81"/>
                     <a:stretch>
                       <a:fillRect/>
                     </a:stretch>
@@ -13018,7 +12787,7 @@
                   <pic:spPr bwMode="auto">
                     <a:xfrm>
                       <a:off x="0" y="0"/>
-                      <a:ext cx="5759999" cy="2283460"/>
+                      <a:ext cx="5759999" cy="1380067"/>
                     </a:xfrm>
                     <a:prstGeom prst="rect">
                       <a:avLst/>
@@ -13037,7 +12806,7 @@
         </w:drawing>
       </w:r>
     </w:p>
-    <w:bookmarkStart w:id="83" w:name="imza-nerelerde-kullanılır"/>
+    <w:bookmarkStart w:id="87" w:name="imza-nerelerde-kullanılır"/>
     <w:p>
       <w:pPr>
         <w:pStyle w:val="Heading3"/>
@@ -13125,21 +12894,38 @@
             <w:pPr>
               <w:pStyle w:val="Compact"/>
             </w:pPr>
-            <w:r>
-              <w:t xml:space="preserve">1. hafta</w:t>
-            </w:r>
-            <w:r>
-              <w:t xml:space="preserve"> </w:t>
-            </w:r>
-            <w:r>
-              <w:t xml:space="preserve">“Kasa”</w:t>
-            </w:r>
-            <w:r>
-              <w:t xml:space="preserve"> </w:t>
-            </w:r>
-            <w:r>
-              <w:t xml:space="preserve">örneği, T6 tehdidi</w:t>
-            </w:r>
+            <w:hyperlink r:id="rId84">
+              <w:r>
+                <w:rPr>
+                  <w:rStyle w:val="Hyperlink"/>
+                </w:rPr>
+                <w:t xml:space="preserve">1. hafta</w:t>
+              </w:r>
+              <w:r>
+                <w:rPr>
+                  <w:rStyle w:val="Hyperlink"/>
+                </w:rPr>
+                <w:t xml:space="preserve"> </w:t>
+              </w:r>
+              <w:r>
+                <w:rPr>
+                  <w:rStyle w:val="Hyperlink"/>
+                </w:rPr>
+                <w:t xml:space="preserve">“Kasa”</w:t>
+              </w:r>
+              <w:r>
+                <w:rPr>
+                  <w:rStyle w:val="Hyperlink"/>
+                </w:rPr>
+                <w:t xml:space="preserve"> </w:t>
+              </w:r>
+              <w:r>
+                <w:rPr>
+                  <w:rStyle w:val="Hyperlink"/>
+                </w:rPr>
+                <w:t xml:space="preserve">örneği, T6 tehdidi</w:t>
+              </w:r>
+            </w:hyperlink>
           </w:p>
         </w:tc>
       </w:tr>
@@ -13172,9 +12958,14 @@
             <w:pPr>
               <w:pStyle w:val="Compact"/>
             </w:pPr>
-            <w:r>
-              <w:t xml:space="preserve">6. hafta imza doğrulaması</w:t>
-            </w:r>
+            <w:hyperlink r:id="rId85">
+              <w:r>
+                <w:rPr>
+                  <w:rStyle w:val="Hyperlink"/>
+                </w:rPr>
+                <w:t xml:space="preserve">6. hafta imza doğrulaması</w:t>
+              </w:r>
+            </w:hyperlink>
           </w:p>
         </w:tc>
       </w:tr>
@@ -13242,9 +13033,14 @@
             <w:pPr>
               <w:pStyle w:val="Compact"/>
             </w:pPr>
-            <w:r>
-              <w:t xml:space="preserve">3. hafta</w:t>
-            </w:r>
+            <w:hyperlink r:id="rId86">
+              <w:r>
+                <w:rPr>
+                  <w:rStyle w:val="Hyperlink"/>
+                </w:rPr>
+                <w:t xml:space="preserve">3. hafta</w:t>
+              </w:r>
+            </w:hyperlink>
             <w:r>
               <w:t xml:space="preserve"> </w:t>
             </w:r>
@@ -13293,8 +13089,8 @@
         </w:tc>
       </w:tr>
     </w:tbl>
-    <w:bookmarkEnd w:id="83"/>
-    <w:bookmarkStart w:id="84" w:name="kodda-imza-doğrulama-openssl-evp"/>
+    <w:bookmarkEnd w:id="87"/>
+    <w:bookmarkStart w:id="88" w:name="kodda-imza-doğrulama-openssl-evp"/>
     <w:p>
       <w:pPr>
         <w:pStyle w:val="Heading3"/>
@@ -14225,7 +14021,7 @@
         <w:pStyle w:val="Compact"/>
         <w:numPr>
           <w:ilvl w:val="0"/>
-          <w:numId w:val="1018"/>
+          <w:numId w:val="1005"/>
         </w:numPr>
       </w:pPr>
       <w:r>
@@ -14316,7 +14112,7 @@
         <w:pStyle w:val="Compact"/>
         <w:numPr>
           <w:ilvl w:val="0"/>
-          <w:numId w:val="1018"/>
+          <w:numId w:val="1005"/>
         </w:numPr>
       </w:pPr>
       <w:r>
@@ -14366,7 +14162,7 @@
         <w:pStyle w:val="Compact"/>
         <w:numPr>
           <w:ilvl w:val="0"/>
-          <w:numId w:val="1018"/>
+          <w:numId w:val="1005"/>
         </w:numPr>
       </w:pPr>
       <w:r>
@@ -14405,8 +14201,8 @@
         <w:t xml:space="preserve">Doğrulama anahtarı uygulamaya önceden gömülü (ve bütünlüğü korunan) ya da güvenilir bir zincirden gelmelidir.</w:t>
       </w:r>
     </w:p>
-    <w:bookmarkEnd w:id="84"/>
-    <w:bookmarkStart w:id="85" w:name="Xd9d9045bf10563c0d7d6388d437bcc0785189d3"/>
+    <w:bookmarkEnd w:id="88"/>
+    <w:bookmarkStart w:id="89" w:name="Xd9d9045bf10563c0d7d6388d437bcc0785189d3"/>
     <w:p>
       <w:pPr>
         <w:pStyle w:val="Heading3"/>
@@ -14870,8 +14666,8 @@
         <w:t xml:space="preserve">hâle getirmiş olursunuz.</w:t>
       </w:r>
     </w:p>
-    <w:bookmarkEnd w:id="85"/>
-    <w:bookmarkStart w:id="86" w:name="X90b4993f0f68da3bf6324743c66fc300c3e7278"/>
+    <w:bookmarkEnd w:id="89"/>
+    <w:bookmarkStart w:id="90" w:name="X90b4993f0f68da3bf6324743c66fc300c3e7278"/>
     <w:p>
       <w:pPr>
         <w:pStyle w:val="Heading3"/>
@@ -15374,20 +15170,43 @@
       <w:pPr>
         <w:pStyle w:val="FirstParagraph"/>
       </w:pPr>
-      <w:r>
-        <w:t xml:space="preserve">Birinci haftadaki</w:t>
-      </w:r>
-      <w:r>
-        <w:t xml:space="preserve"> </w:t>
-      </w:r>
-      <w:r>
-        <w:t xml:space="preserve">“Kasa”</w:t>
-      </w:r>
-      <w:r>
-        <w:t xml:space="preserve"> </w:t>
-      </w:r>
-      <w:r>
-        <w:t xml:space="preserve">örneğinde bir güncelleme paketinin imzasız kabul edilmesinin T6 tehdidine yol açtığını</w:t>
+      <w:hyperlink r:id="rId84">
+        <w:r>
+          <w:rPr>
+            <w:rStyle w:val="Hyperlink"/>
+          </w:rPr>
+          <w:t xml:space="preserve">Birinci haftadaki</w:t>
+        </w:r>
+        <w:r>
+          <w:rPr>
+            <w:rStyle w:val="Hyperlink"/>
+          </w:rPr>
+          <w:t xml:space="preserve"> </w:t>
+        </w:r>
+        <w:r>
+          <w:rPr>
+            <w:rStyle w:val="Hyperlink"/>
+          </w:rPr>
+          <w:t xml:space="preserve">“Kasa”</w:t>
+        </w:r>
+        <w:r>
+          <w:rPr>
+            <w:rStyle w:val="Hyperlink"/>
+          </w:rPr>
+          <w:t xml:space="preserve"> </w:t>
+        </w:r>
+        <w:r>
+          <w:rPr>
+            <w:rStyle w:val="Hyperlink"/>
+          </w:rPr>
+          <w:t xml:space="preserve">örneğinde</w:t>
+        </w:r>
+      </w:hyperlink>
+      <w:r>
+        <w:t xml:space="preserve"> </w:t>
+      </w:r>
+      <w:r>
+        <w:t xml:space="preserve">bir güncelleme paketinin imzasız kabul edilmesinin T6 tehdidine yol açtığını</w:t>
       </w:r>
       <w:r>
         <w:t xml:space="preserve"> </w:t>
@@ -15447,9 +15266,9 @@
         </w:pict>
       </w:r>
     </w:p>
-    <w:bookmarkEnd w:id="86"/>
-    <w:bookmarkEnd w:id="87"/>
-    <w:bookmarkStart w:id="95" w:name="Xb1fd965b0113255b1c47ac4530c4f53fdbb078f"/>
+    <w:bookmarkEnd w:id="90"/>
+    <w:bookmarkEnd w:id="91"/>
+    <w:bookmarkStart w:id="100" w:name="Xb1fd965b0113255b1c47ac4530c4f53fdbb078f"/>
     <w:p>
       <w:pPr>
         <w:pStyle w:val="Heading2"/>
@@ -15523,7 +15342,7 @@
         <w:t xml:space="preserve">’dir (X25519).</w:t>
       </w:r>
     </w:p>
-    <w:bookmarkStart w:id="91" w:name="kimliksiz-dhnin-zayıflığı-araya-girme"/>
+    <w:bookmarkStart w:id="95" w:name="kimliksiz-dhnin-zayıflığı-araya-girme"/>
     <w:p>
       <w:pPr>
         <w:pStyle w:val="Heading3"/>
@@ -15579,20 +15398,20 @@
       <w:r>
         <w:drawing>
           <wp:inline>
-            <wp:extent cx="5759999" cy="3120125"/>
+            <wp:extent cx="5759999" cy="4895999"/>
             <wp:effectExtent b="0" l="0" r="0" t="0"/>
-            <wp:docPr descr="Kimliksiz Diffie-Hellman’da araya girme saldırısı" title="" id="89" name="Picture"/>
+            <wp:docPr descr="Kimliksiz Diffie-Hellman’da araya girme saldırısı" title="" id="93" name="Picture"/>
             <a:graphic>
               <a:graphicData uri="http://schemas.openxmlformats.org/drawingml/2006/picture">
                 <pic:pic>
                   <pic:nvPicPr>
-                    <pic:cNvPr descr="h10-02-dh-mitm.png" id="90" name="Picture"/>
+                    <pic:cNvPr descr="h10-02-dh-mitm.png" id="94" name="Picture"/>
                     <pic:cNvPicPr>
                       <a:picLocks noChangeArrowheads="1" noChangeAspect="1"/>
                     </pic:cNvPicPr>
                   </pic:nvPicPr>
                   <pic:blipFill>
-                    <a:blip r:embed="rId88"/>
+                    <a:blip r:embed="rId92"/>
                     <a:stretch>
                       <a:fillRect/>
                     </a:stretch>
@@ -15600,7 +15419,7 @@
                   <pic:spPr bwMode="auto">
                     <a:xfrm>
                       <a:off x="0" y="0"/>
-                      <a:ext cx="5759999" cy="3120125"/>
+                      <a:ext cx="5759999" cy="4895999"/>
                     </a:xfrm>
                     <a:prstGeom prst="rect">
                       <a:avLst/>
@@ -15639,8 +15458,8 @@
         <w:t xml:space="preserve">sanır; aslında her mesaj saldırganın elinden geçer.</w:t>
       </w:r>
     </w:p>
-    <w:bookmarkEnd w:id="91"/>
-    <w:bookmarkStart w:id="92" w:name="Xe5a2795c222be48635b1920a13635964ec162fc"/>
+    <w:bookmarkEnd w:id="95"/>
+    <w:bookmarkStart w:id="96" w:name="Xe5a2795c222be48635b1920a13635964ec162fc"/>
     <w:p>
       <w:pPr>
         <w:pStyle w:val="Heading3"/>
@@ -15709,7 +15528,18 @@
         <w:t xml:space="preserve"> </w:t>
       </w:r>
       <w:r>
-        <w:t xml:space="preserve">doğrular (3. hafta). Böylece:</w:t>
+        <w:t xml:space="preserve">doğrular (</w:t>
+      </w:r>
+      <w:hyperlink r:id="rId26">
+        <w:r>
+          <w:rPr>
+            <w:rStyle w:val="Hyperlink"/>
+          </w:rPr>
+          <w:t xml:space="preserve">3. hafta</w:t>
+        </w:r>
+      </w:hyperlink>
+      <w:r>
+        <w:t xml:space="preserve">). Böylece:</w:t>
       </w:r>
     </w:p>
     <w:p>
@@ -15717,7 +15547,7 @@
         <w:pStyle w:val="Compact"/>
         <w:numPr>
           <w:ilvl w:val="0"/>
-          <w:numId w:val="1019"/>
+          <w:numId w:val="1006"/>
         </w:numPr>
       </w:pPr>
       <w:r>
@@ -15739,7 +15569,7 @@
         <w:pStyle w:val="Compact"/>
         <w:numPr>
           <w:ilvl w:val="0"/>
-          <w:numId w:val="1019"/>
+          <w:numId w:val="1006"/>
         </w:numPr>
       </w:pPr>
       <w:r>
@@ -15759,7 +15589,24 @@
         <w:t xml:space="preserve"> </w:t>
       </w:r>
       <w:r>
-        <w:t xml:space="preserve">çalınsa bile geçmiş oturumların anahtarları hesaplanamaz (3. hafta).</w:t>
+        <w:t xml:space="preserve">çalınsa bile geçmiş oturumların anahtarları hesaplanamaz</w:t>
+      </w:r>
+      <w:r>
+        <w:t xml:space="preserve"> </w:t>
+      </w:r>
+      <w:r>
+        <w:t xml:space="preserve">(</w:t>
+      </w:r>
+      <w:hyperlink r:id="rId25">
+        <w:r>
+          <w:rPr>
+            <w:rStyle w:val="Hyperlink"/>
+          </w:rPr>
+          <w:t xml:space="preserve">3. hafta</w:t>
+        </w:r>
+      </w:hyperlink>
+      <w:r>
+        <w:t xml:space="preserve">).</w:t>
       </w:r>
     </w:p>
     <w:p>
@@ -15830,8 +15677,8 @@
         <w:t xml:space="preserve">protokoller).</w:t>
       </w:r>
     </w:p>
-    <w:bookmarkEnd w:id="92"/>
-    <w:bookmarkStart w:id="93" w:name="X00b1bcba30f473d41ed50b44ee7099a572111c6"/>
+    <w:bookmarkEnd w:id="96"/>
+    <w:bookmarkStart w:id="98" w:name="X00b1bcba30f473d41ed50b44ee7099a572111c6"/>
     <w:p>
       <w:pPr>
         <w:pStyle w:val="Heading3"/>
@@ -16433,13 +16280,30 @@
         <w:t xml:space="preserve"> </w:t>
       </w:r>
       <w:r>
-        <w:t xml:space="preserve">32 baytlık ortak sırra ulaştı. Bu ortak sır, doğrudan veri şifrelemede kullanılmaz; bir KDF’den (HKDF, 3. haftadaki</w:t>
-      </w:r>
-      <w:r>
-        <w:t xml:space="preserve"> </w:t>
-      </w:r>
-      <w:r>
-        <w:t xml:space="preserve">anahtar türetme konusu) geçirilip oturum anahtarları buradan türetilir. Dinleyen bir üçüncü taraf yalnız</w:t>
+        <w:t xml:space="preserve">32 baytlık ortak sırra ulaştı. Bu ortak sır, doğrudan veri şifrelemede kullanılmaz; bir KDF’den</w:t>
+      </w:r>
+      <w:r>
+        <w:t xml:space="preserve"> </w:t>
+      </w:r>
+      <w:r>
+        <w:t xml:space="preserve">(</w:t>
+      </w:r>
+      <w:hyperlink r:id="rId97">
+        <w:r>
+          <w:rPr>
+            <w:rStyle w:val="Hyperlink"/>
+          </w:rPr>
+          <w:t xml:space="preserve">HKDF, 3. haftadaki anahtar türetme konusu</w:t>
+        </w:r>
+      </w:hyperlink>
+      <w:r>
+        <w:t xml:space="preserve">)</w:t>
+      </w:r>
+      <w:r>
+        <w:t xml:space="preserve"> </w:t>
+      </w:r>
+      <w:r>
+        <w:t xml:space="preserve">geçirilip oturum anahtarları buradan türetilir. Dinleyen bir üçüncü taraf yalnız</w:t>
       </w:r>
       <w:r>
         <w:t xml:space="preserve"> </w:t>
@@ -16475,8 +16339,8 @@
         <w:t xml:space="preserve">değildir.</w:t>
       </w:r>
     </w:p>
-    <w:bookmarkEnd w:id="93"/>
-    <w:bookmarkStart w:id="94" w:name="X9a7786b2bcee00b17805639298130c60398725d"/>
+    <w:bookmarkEnd w:id="98"/>
+    <w:bookmarkStart w:id="99" w:name="X9a7786b2bcee00b17805639298130c60398725d"/>
     <w:p>
       <w:pPr>
         <w:pStyle w:val="Heading3"/>
@@ -16520,7 +16384,7 @@
         <w:pStyle w:val="Compact"/>
         <w:numPr>
           <w:ilvl w:val="0"/>
-          <w:numId w:val="1020"/>
+          <w:numId w:val="1007"/>
         </w:numPr>
       </w:pPr>
       <w:r>
@@ -16547,7 +16411,7 @@
         <w:pStyle w:val="Compact"/>
         <w:numPr>
           <w:ilvl w:val="0"/>
-          <w:numId w:val="1020"/>
+          <w:numId w:val="1007"/>
         </w:numPr>
       </w:pPr>
       <w:r>
@@ -16574,7 +16438,7 @@
         <w:pStyle w:val="Compact"/>
         <w:numPr>
           <w:ilvl w:val="0"/>
-          <w:numId w:val="1020"/>
+          <w:numId w:val="1007"/>
         </w:numPr>
       </w:pPr>
       <w:r>
@@ -16629,7 +16493,7 @@
         <w:pStyle w:val="Compact"/>
         <w:numPr>
           <w:ilvl w:val="0"/>
-          <w:numId w:val="1020"/>
+          <w:numId w:val="1007"/>
         </w:numPr>
       </w:pPr>
       <w:r>
@@ -16869,14 +16733,31 @@
       <w:pPr>
         <w:pStyle w:val="FirstParagraph"/>
       </w:pPr>
-      <w:r>
-        <w:t xml:space="preserve">Üçüncü haftada TLS 1.3 el sıkışmasında</w:t>
-      </w:r>
-      <w:r>
-        <w:t xml:space="preserve"> </w:t>
-      </w:r>
-      <w:r>
-        <w:t xml:space="preserve">“eğer aradaki biri anahtarları değiştirebilseydi ne olurdu”</w:t>
+      <w:hyperlink r:id="rId86">
+        <w:r>
+          <w:rPr>
+            <w:rStyle w:val="Hyperlink"/>
+          </w:rPr>
+          <w:t xml:space="preserve">Üçüncü haftada</w:t>
+        </w:r>
+      </w:hyperlink>
+      <w:r>
+        <w:t xml:space="preserve"> </w:t>
+      </w:r>
+      <w:r>
+        <w:t xml:space="preserve">TLS 1.3 el sıkışmasında</w:t>
+      </w:r>
+      <w:r>
+        <w:t xml:space="preserve"> </w:t>
+      </w:r>
+      <w:r>
+        <w:t xml:space="preserve">“eğer aradaki biri</w:t>
+      </w:r>
+      <w:r>
+        <w:t xml:space="preserve"> </w:t>
+      </w:r>
+      <w:r>
+        <w:t xml:space="preserve">anahtarları değiştirebilseydi ne olurdu”</w:t>
       </w:r>
       <w:r>
         <w:t xml:space="preserve"> </w:t>
@@ -16904,9 +16785,9 @@
         </w:pict>
       </w:r>
     </w:p>
-    <w:bookmarkEnd w:id="94"/>
-    <w:bookmarkEnd w:id="95"/>
-    <w:bookmarkStart w:id="102" w:name="X8f513256ad623ebf09fea50f49d80d9639ca4b1"/>
+    <w:bookmarkEnd w:id="99"/>
+    <w:bookmarkEnd w:id="100"/>
+    <w:bookmarkStart w:id="109" w:name="X8f513256ad623ebf09fea50f49d80d9639ca4b1"/>
     <w:p>
       <w:pPr>
         <w:pStyle w:val="Heading2"/>
@@ -16967,7 +16848,7 @@
         <w:t xml:space="preserve">güvenilen üçüncü taraflar aracılığıyla cevap veren kurallar, roller ve belgeler bütünüdür.</w:t>
       </w:r>
     </w:p>
-    <w:bookmarkStart w:id="99" w:name="bileşenler"/>
+    <w:bookmarkStart w:id="104" w:name="bileşenler"/>
     <w:p>
       <w:pPr>
         <w:pStyle w:val="Heading3"/>
@@ -17350,20 +17231,20 @@
       <w:r>
         <w:drawing>
           <wp:inline>
-            <wp:extent cx="5759999" cy="2377094"/>
+            <wp:extent cx="5759999" cy="3825890"/>
             <wp:effectExtent b="0" l="0" r="0" t="0"/>
-            <wp:docPr descr="PKI güven zinciri: kök CA, ara CA ve uç sertifikalar" title="" id="97" name="Picture"/>
+            <wp:docPr descr="PKI güven zinciri: kök CA, ara CA ve uç sertifikalar" title="" id="102" name="Picture"/>
             <a:graphic>
               <a:graphicData uri="http://schemas.openxmlformats.org/drawingml/2006/picture">
                 <pic:pic>
                   <pic:nvPicPr>
-                    <pic:cNvPr descr="h10-03-pki.png" id="98" name="Picture"/>
+                    <pic:cNvPr descr="h10-03-pki.png" id="103" name="Picture"/>
                     <pic:cNvPicPr>
                       <a:picLocks noChangeArrowheads="1" noChangeAspect="1"/>
                     </pic:cNvPicPr>
                   </pic:nvPicPr>
                   <pic:blipFill>
-                    <a:blip r:embed="rId96"/>
+                    <a:blip r:embed="rId101"/>
                     <a:stretch>
                       <a:fillRect/>
                     </a:stretch>
@@ -17371,7 +17252,7 @@
                   <pic:spPr bwMode="auto">
                     <a:xfrm>
                       <a:off x="0" y="0"/>
-                      <a:ext cx="5759999" cy="2377094"/>
+                      <a:ext cx="5759999" cy="3825890"/>
                     </a:xfrm>
                     <a:prstGeom prst="rect">
                       <a:avLst/>
@@ -17432,8 +17313,8 @@
         <w:t xml:space="preserve">Günlük işi ara CA yapar; ele geçirilirse yalnız o ara CA iptal edilir.</w:t>
       </w:r>
     </w:p>
-    <w:bookmarkEnd w:id="99"/>
-    <w:bookmarkStart w:id="100" w:name="sertifika-doğrulama-dört-soru-tarif-10.4"/>
+    <w:bookmarkEnd w:id="104"/>
+    <w:bookmarkStart w:id="106" w:name="sertifika-doğrulama-dört-soru-tarif-10.4"/>
     <w:p>
       <w:pPr>
         <w:pStyle w:val="Heading3"/>
@@ -17455,7 +17336,7 @@
         <w:pStyle w:val="Compact"/>
         <w:numPr>
           <w:ilvl w:val="0"/>
-          <w:numId w:val="1021"/>
+          <w:numId w:val="1008"/>
         </w:numPr>
       </w:pPr>
       <w:r>
@@ -17483,7 +17364,7 @@
         <w:pStyle w:val="Compact"/>
         <w:numPr>
           <w:ilvl w:val="0"/>
-          <w:numId w:val="1021"/>
+          <w:numId w:val="1008"/>
         </w:numPr>
       </w:pPr>
       <w:r>
@@ -17505,7 +17386,7 @@
         <w:pStyle w:val="Compact"/>
         <w:numPr>
           <w:ilvl w:val="0"/>
-          <w:numId w:val="1021"/>
+          <w:numId w:val="1008"/>
         </w:numPr>
       </w:pPr>
       <w:r>
@@ -17548,7 +17429,7 @@
         <w:pStyle w:val="Compact"/>
         <w:numPr>
           <w:ilvl w:val="0"/>
-          <w:numId w:val="1021"/>
+          <w:numId w:val="1008"/>
         </w:numPr>
       </w:pPr>
       <w:r>
@@ -17585,8 +17466,19 @@
       <w:pPr>
         <w:pStyle w:val="FirstParagraph"/>
       </w:pPr>
-      <w:r>
-        <w:t xml:space="preserve">Üçüncü haftada ilk ve dördüncü sorunun kodda nasıl sorulduğunu gördük (</w:t>
+      <w:hyperlink r:id="rId105">
+        <w:r>
+          <w:rPr>
+            <w:rStyle w:val="Hyperlink"/>
+          </w:rPr>
+          <w:t xml:space="preserve">Üçüncü haftada</w:t>
+        </w:r>
+      </w:hyperlink>
+      <w:r>
+        <w:t xml:space="preserve"> </w:t>
+      </w:r>
+      <w:r>
+        <w:t xml:space="preserve">ilk ve dördüncü sorunun kodda nasıl sorulduğunu gördük (</w:t>
       </w:r>
       <w:r>
         <w:rPr>
@@ -17616,8 +17508,8 @@
         <w:t xml:space="preserve">aynı zinciri kendimiz kuruyoruz.</w:t>
       </w:r>
     </w:p>
-    <w:bookmarkEnd w:id="100"/>
-    <w:bookmarkStart w:id="101" w:name="X1edca7303f7cefbb29ad88c25dc11b855acee49"/>
+    <w:bookmarkEnd w:id="106"/>
+    <w:bookmarkStart w:id="108" w:name="X1edca7303f7cefbb29ad88c25dc11b855acee49"/>
     <w:p>
       <w:pPr>
         <w:pStyle w:val="Heading3"/>
@@ -18565,8 +18457,22 @@
         <w:t xml:space="preserve"> </w:t>
       </w:r>
       <w:r>
-        <w:t xml:space="preserve">fonksiyonlarını (3. haftadaki</w:t>
-      </w:r>
+        <w:t xml:space="preserve">fonksiyonlarını</w:t>
+      </w:r>
+      <w:r>
+        <w:t xml:space="preserve"> </w:t>
+      </w:r>
+      <w:r>
+        <w:t xml:space="preserve">(</w:t>
+      </w:r>
+      <w:hyperlink r:id="rId105">
+        <w:r>
+          <w:rPr>
+            <w:rStyle w:val="Hyperlink"/>
+          </w:rPr>
+          <w:t xml:space="preserve">3. haftadaki</w:t>
+        </w:r>
+      </w:hyperlink>
       <w:r>
         <w:t xml:space="preserve"> </w:t>
       </w:r>
@@ -18665,8 +18571,22 @@
         <w:t xml:space="preserve"> </w:t>
       </w:r>
       <w:r>
-        <w:t xml:space="preserve">da kurulur (3. haftadaki</w:t>
-      </w:r>
+        <w:t xml:space="preserve">da kurulur</w:t>
+      </w:r>
+      <w:r>
+        <w:t xml:space="preserve"> </w:t>
+      </w:r>
+      <w:r>
+        <w:t xml:space="preserve">(</w:t>
+      </w:r>
+      <w:hyperlink r:id="rId107">
+        <w:r>
+          <w:rPr>
+            <w:rStyle w:val="Hyperlink"/>
+          </w:rPr>
+          <w:t xml:space="preserve">3. haftadaki</w:t>
+        </w:r>
+      </w:hyperlink>
       <w:r>
         <w:t xml:space="preserve"> </w:t>
       </w:r>
@@ -18934,9 +18854,9 @@
         </w:pict>
       </w:r>
     </w:p>
-    <w:bookmarkEnd w:id="101"/>
-    <w:bookmarkEnd w:id="102"/>
-    <w:bookmarkStart w:id="108" w:name="x.509-sertifikasının-yapısı"/>
+    <w:bookmarkEnd w:id="108"/>
+    <w:bookmarkEnd w:id="109"/>
+    <w:bookmarkStart w:id="116" w:name="x.509-sertifikasının-yapısı"/>
     <w:p>
       <w:pPr>
         <w:pStyle w:val="Heading2"/>
@@ -18992,20 +18912,20 @@
       <w:r>
         <w:drawing>
           <wp:inline>
-            <wp:extent cx="5759999" cy="2687780"/>
+            <wp:extent cx="5759999" cy="3159665"/>
             <wp:effectExtent b="0" l="0" r="0" t="0"/>
-            <wp:docPr descr="X.509 sertifikasının alanları" title="" id="104" name="Picture"/>
+            <wp:docPr descr="X.509 sertifikasının alanları" title="" id="111" name="Picture"/>
             <a:graphic>
               <a:graphicData uri="http://schemas.openxmlformats.org/drawingml/2006/picture">
                 <pic:pic>
                   <pic:nvPicPr>
-                    <pic:cNvPr descr="h10-11-x509.png" id="105" name="Picture"/>
+                    <pic:cNvPr descr="h10-11-x509.png" id="112" name="Picture"/>
                     <pic:cNvPicPr>
                       <a:picLocks noChangeArrowheads="1" noChangeAspect="1"/>
                     </pic:cNvPicPr>
                   </pic:nvPicPr>
                   <pic:blipFill>
-                    <a:blip r:embed="rId103"/>
+                    <a:blip r:embed="rId110"/>
                     <a:stretch>
                       <a:fillRect/>
                     </a:stretch>
@@ -19013,7 +18933,7 @@
                   <pic:spPr bwMode="auto">
                     <a:xfrm>
                       <a:off x="0" y="0"/>
-                      <a:ext cx="5759999" cy="2687780"/>
+                      <a:ext cx="5759999" cy="3159665"/>
                     </a:xfrm>
                     <a:prstGeom prst="rect">
                       <a:avLst/>
@@ -19272,8 +19192,19 @@
               <w:pStyle w:val="Compact"/>
             </w:pPr>
             <w:r>
-              <w:t xml:space="preserve">Algoritma + açık anahtar; 3. haftadaki</w:t>
-            </w:r>
+              <w:t xml:space="preserve">Algoritma + açık anahtar;</w:t>
+            </w:r>
+            <w:r>
+              <w:t xml:space="preserve"> </w:t>
+            </w:r>
+            <w:hyperlink r:id="rId113">
+              <w:r>
+                <w:rPr>
+                  <w:rStyle w:val="Hyperlink"/>
+                </w:rPr>
+                <w:t xml:space="preserve">3. haftadaki</w:t>
+              </w:r>
+            </w:hyperlink>
             <w:r>
               <w:t xml:space="preserve"> </w:t>
             </w:r>
@@ -19465,7 +19396,7 @@
         <w:t xml:space="preserve">üretirken SAN eklemeyi unutmayın.</w:t>
       </w:r>
     </w:p>
-    <w:bookmarkStart w:id="106" w:name="X09a6cdf78b6b3c79665d870d212a5ea3f29a3dd"/>
+    <w:bookmarkStart w:id="114" w:name="X09a6cdf78b6b3c79665d870d212a5ea3f29a3dd"/>
     <w:p>
       <w:pPr>
         <w:pStyle w:val="Heading3"/>
@@ -20156,8 +20087,8 @@
         <w:t xml:space="preserve">üretilmiş imzadır — Bölüm 5’te öğrendiğimiz imza mekanizmasının birebir kendisi.</w:t>
       </w:r>
     </w:p>
-    <w:bookmarkEnd w:id="106"/>
-    <w:bookmarkStart w:id="107" w:name="sayısal-örnek-sertifika-kaç-bayt"/>
+    <w:bookmarkEnd w:id="114"/>
+    <w:bookmarkStart w:id="115" w:name="sayısal-örnek-sertifika-kaç-bayt"/>
     <w:p>
       <w:pPr>
         <w:pStyle w:val="Heading3"/>
@@ -20577,9 +20508,9 @@
         </w:pict>
       </w:r>
     </w:p>
-    <w:bookmarkEnd w:id="107"/>
-    <w:bookmarkEnd w:id="108"/>
-    <w:bookmarkStart w:id="114" w:name="openssl-ile-sertifika-zinciri-kurmak"/>
+    <w:bookmarkEnd w:id="115"/>
+    <w:bookmarkEnd w:id="116"/>
+    <w:bookmarkStart w:id="122" w:name="openssl-ile-sertifika-zinciri-kurmak"/>
     <w:p>
       <w:pPr>
         <w:pStyle w:val="Heading2"/>
@@ -20622,20 +20553,20 @@
       <w:r>
         <w:drawing>
           <wp:inline>
-            <wp:extent cx="5759999" cy="2748610"/>
+            <wp:extent cx="5759999" cy="1373829"/>
             <wp:effectExtent b="0" l="0" r="0" t="0"/>
-            <wp:docPr descr="Zincir doğrulamanın dört sorusu" title="" id="110" name="Picture"/>
+            <wp:docPr descr="Zincir doğrulamanın dört sorusu" title="" id="118" name="Picture"/>
             <a:graphic>
               <a:graphicData uri="http://schemas.openxmlformats.org/drawingml/2006/picture">
                 <pic:pic>
                   <pic:nvPicPr>
-                    <pic:cNvPr descr="h10-12-zincir-dogrulama.png" id="111" name="Picture"/>
+                    <pic:cNvPr descr="h10-12-zincir-dogrulama.png" id="119" name="Picture"/>
                     <pic:cNvPicPr>
                       <a:picLocks noChangeArrowheads="1" noChangeAspect="1"/>
                     </pic:cNvPicPr>
                   </pic:nvPicPr>
                   <pic:blipFill>
-                    <a:blip r:embed="rId109"/>
+                    <a:blip r:embed="rId117"/>
                     <a:stretch>
                       <a:fillRect/>
                     </a:stretch>
@@ -20643,7 +20574,7 @@
                   <pic:spPr bwMode="auto">
                     <a:xfrm>
                       <a:off x="0" y="0"/>
-                      <a:ext cx="5759999" cy="2748610"/>
+                      <a:ext cx="5759999" cy="1373829"/>
                     </a:xfrm>
                     <a:prstGeom prst="rect">
                       <a:avLst/>
@@ -21787,7 +21718,7 @@
         <w:t xml:space="preserve">sertifikayı gönderip ara sertifikayı unutması, sahada sık görülen bir yapılandırma hatasıdır.</w:t>
       </w:r>
     </w:p>
-    <w:bookmarkStart w:id="112" w:name="sınıf-etkinliği-zinciri-bozmak"/>
+    <w:bookmarkStart w:id="120" w:name="sınıf-etkinliği-zinciri-bozmak"/>
     <w:p>
       <w:pPr>
         <w:pStyle w:val="Heading3"/>
@@ -21824,7 +21755,7 @@
         <w:pStyle w:val="Compact"/>
         <w:numPr>
           <w:ilvl w:val="0"/>
-          <w:numId w:val="1022"/>
+          <w:numId w:val="1009"/>
         </w:numPr>
       </w:pPr>
       <w:r>
@@ -21852,7 +21783,7 @@
         <w:pStyle w:val="Compact"/>
         <w:numPr>
           <w:ilvl w:val="0"/>
-          <w:numId w:val="1022"/>
+          <w:numId w:val="1009"/>
         </w:numPr>
       </w:pPr>
       <w:r>
@@ -21879,7 +21810,7 @@
         <w:pStyle w:val="Compact"/>
         <w:numPr>
           <w:ilvl w:val="0"/>
-          <w:numId w:val="1022"/>
+          <w:numId w:val="1009"/>
         </w:numPr>
       </w:pPr>
       <w:r>
@@ -21900,7 +21831,7 @@
         <w:pStyle w:val="Compact"/>
         <w:numPr>
           <w:ilvl w:val="0"/>
-          <w:numId w:val="1022"/>
+          <w:numId w:val="1009"/>
         </w:numPr>
       </w:pPr>
       <w:r>
@@ -21937,8 +21868,8 @@
         <w:t xml:space="preserve">ile deneyin.</w:t>
       </w:r>
     </w:p>
-    <w:bookmarkEnd w:id="112"/>
-    <w:bookmarkStart w:id="113" w:name="Xd86458beae08b39394a5927cd36152abd57acb2"/>
+    <w:bookmarkEnd w:id="120"/>
+    <w:bookmarkStart w:id="121" w:name="Xd86458beae08b39394a5927cd36152abd57acb2"/>
     <w:p>
       <w:pPr>
         <w:pStyle w:val="Heading3"/>
@@ -22955,15 +22886,15 @@
         </w:pict>
       </w:r>
     </w:p>
-    <w:bookmarkEnd w:id="113"/>
-    <w:bookmarkEnd w:id="114"/>
-    <w:bookmarkStart w:id="120" w:name="X998aaa043ae3e8b86db372ba51e1dc9369fc76e"/>
+    <w:bookmarkEnd w:id="121"/>
+    <w:bookmarkEnd w:id="122"/>
+    <w:bookmarkStart w:id="128" w:name="Xd85a91f18bbe79397506106fc27770dd06e3740"/>
     <w:p>
       <w:pPr>
         <w:pStyle w:val="Heading2"/>
       </w:pPr>
       <w:r>
-        <w:t xml:space="preserve">10. Sertifika iptali: CRL, OCSP ve zımbalama (Tarif 10.10–10.12)</w:t>
+        <w:t xml:space="preserve">10. Sertifika iptali: CRL, OCSP ve yanıt iliştirme (Tarif 10.10–10.12)</w:t>
       </w:r>
     </w:p>
     <w:p>
@@ -22997,20 +22928,20 @@
       <w:r>
         <w:drawing>
           <wp:inline>
-            <wp:extent cx="5759999" cy="2377094"/>
+            <wp:extent cx="5759999" cy="2512751"/>
             <wp:effectExtent b="0" l="0" r="0" t="0"/>
-            <wp:docPr descr="Sertifika iptali: CRL, OCSP ve zımbalama karşılaştırması" title="" id="116" name="Picture"/>
+            <wp:docPr descr="Sertifika iptali: CRL, OCSP ve yanıt iliştirme (stapling) karşılaştırması" title="" id="124" name="Picture"/>
             <a:graphic>
               <a:graphicData uri="http://schemas.openxmlformats.org/drawingml/2006/picture">
                 <pic:pic>
                   <pic:nvPicPr>
-                    <pic:cNvPr descr="h10-04-sertifika-iptali.png" id="117" name="Picture"/>
+                    <pic:cNvPr descr="h10-04-sertifika-iptali.png" id="125" name="Picture"/>
                     <pic:cNvPicPr>
                       <a:picLocks noChangeArrowheads="1" noChangeAspect="1"/>
                     </pic:cNvPicPr>
                   </pic:nvPicPr>
                   <pic:blipFill>
-                    <a:blip r:embed="rId115"/>
+                    <a:blip r:embed="rId123"/>
                     <a:stretch>
                       <a:fillRect/>
                     </a:stretch>
@@ -23018,7 +22949,7 @@
                   <pic:spPr bwMode="auto">
                     <a:xfrm>
                       <a:off x="0" y="0"/>
-                      <a:ext cx="5759999" cy="2377094"/>
+                      <a:ext cx="5759999" cy="2512751"/>
                     </a:xfrm>
                     <a:prstGeom prst="rect">
                       <a:avLst/>
@@ -23229,7 +23160,7 @@
                 <w:b/>
                 <w:bCs/>
               </w:rPr>
-              <w:t xml:space="preserve">OCSP zımbalama</w:t>
+              <w:t xml:space="preserve">OCSP yanıtını iliştirme</w:t>
             </w:r>
             <w:r>
               <w:t xml:space="preserve"> </w:t>
@@ -23498,8 +23429,19 @@
         <w:t xml:space="preserve"> </w:t>
       </w:r>
       <w:r>
-        <w:t xml:space="preserve">denetimini atlatabileceği anlamına gelir: 3. haftadaki</w:t>
-      </w:r>
+        <w:t xml:space="preserve">denetimini atlatabileceği anlamına gelir:</w:t>
+      </w:r>
+      <w:r>
+        <w:t xml:space="preserve"> </w:t>
+      </w:r>
+      <w:hyperlink r:id="rId53">
+        <w:r>
+          <w:rPr>
+            <w:rStyle w:val="Hyperlink"/>
+          </w:rPr>
+          <w:t xml:space="preserve">3. haftadaki</w:t>
+        </w:r>
+      </w:hyperlink>
       <w:r>
         <w:t xml:space="preserve"> </w:t>
       </w:r>
@@ -23541,7 +23483,7 @@
         <w:t xml:space="preserve">sorunu azaltır; bu yüzden sertifika ömürleri giderek kısalmaktadır.</w:t>
       </w:r>
     </w:p>
-    <w:bookmarkStart w:id="118" w:name="X40e095699105169c534b5e86e41117f5d435596"/>
+    <w:bookmarkStart w:id="126" w:name="X40e095699105169c534b5e86e41117f5d435596"/>
     <w:p>
       <w:pPr>
         <w:pStyle w:val="Heading3"/>
@@ -24547,8 +24489,8 @@
         <w:t xml:space="preserve">) inceleyin — her satır bir sertifikanın kaydını taşır (durum, tarih, seri numarası, konu adı).</w:t>
       </w:r>
     </w:p>
-    <w:bookmarkEnd w:id="118"/>
-    <w:bookmarkStart w:id="119" w:name="sayısal-örnek-crl-ne-kadar-büyür"/>
+    <w:bookmarkEnd w:id="126"/>
+    <w:bookmarkStart w:id="127" w:name="sayısal-örnek-crl-ne-kadar-büyür"/>
     <w:p>
       <w:pPr>
         <w:pStyle w:val="Heading3"/>
@@ -24765,7 +24707,7 @@
         <w:t xml:space="preserve"> </w:t>
       </w:r>
       <w:r>
-        <w:t xml:space="preserve">kullanıyorsanız CRL ya da OCSP zımbalamayı</w:t>
+        <w:t xml:space="preserve">kullanıyorsanız CRL ya da OCSP yanıtını iliştirmeyi</w:t>
       </w:r>
       <w:r>
         <w:t xml:space="preserve"> </w:t>
@@ -24834,9 +24776,9 @@
         </w:pict>
       </w:r>
     </w:p>
-    <w:bookmarkEnd w:id="119"/>
-    <w:bookmarkEnd w:id="120"/>
-    <w:bookmarkStart w:id="126" w:name="X724fab415a7c9757ca722fdb6473ed51d4a7a4f"/>
+    <w:bookmarkEnd w:id="127"/>
+    <w:bookmarkEnd w:id="128"/>
+    <w:bookmarkStart w:id="135" w:name="X724fab415a7c9757ca722fdb6473ed51d4a7a4f"/>
     <w:p>
       <w:pPr>
         <w:pStyle w:val="Heading2"/>
@@ -24900,20 +24842,20 @@
       <w:r>
         <w:drawing>
           <wp:inline>
-            <wp:extent cx="5759999" cy="2935878"/>
+            <wp:extent cx="5759999" cy="5773963"/>
             <wp:effectExtent b="0" l="0" r="0" t="0"/>
-            <wp:docPr descr="PKCS#11 ile imzalama akışı" title="" id="122" name="Picture"/>
+            <wp:docPr descr="PKCS#11 ile imzalama akışı" title="" id="130" name="Picture"/>
             <a:graphic>
               <a:graphicData uri="http://schemas.openxmlformats.org/drawingml/2006/picture">
                 <pic:pic>
                   <pic:nvPicPr>
-                    <pic:cNvPr descr="h10-14-pkcs11-imzalama.png" id="123" name="Picture"/>
+                    <pic:cNvPr descr="h10-14-pkcs11-imzalama.png" id="131" name="Picture"/>
                     <pic:cNvPicPr>
                       <a:picLocks noChangeArrowheads="1" noChangeAspect="1"/>
                     </pic:cNvPicPr>
                   </pic:nvPicPr>
                   <pic:blipFill>
-                    <a:blip r:embed="rId121"/>
+                    <a:blip r:embed="rId129"/>
                     <a:stretch>
                       <a:fillRect/>
                     </a:stretch>
@@ -24921,7 +24863,7 @@
                   <pic:spPr bwMode="auto">
                     <a:xfrm>
                       <a:off x="0" y="0"/>
-                      <a:ext cx="5759999" cy="2935878"/>
+                      <a:ext cx="5759999" cy="5773963"/>
                     </a:xfrm>
                     <a:prstGeom prst="rect">
                       <a:avLst/>
@@ -25603,7 +25545,30 @@
         <w:t xml:space="preserve"> </w:t>
       </w:r>
       <w:r>
-        <w:t xml:space="preserve">bağlanır. 11. haftada yazılım tabanlı güvenlik modüllerine bu açıdan yeniden bakacağız.</w:t>
+        <w:t xml:space="preserve">bağlanır.</w:t>
+      </w:r>
+      <w:r>
+        <w:t xml:space="preserve"> </w:t>
+      </w:r>
+      <w:hyperlink r:id="rId132">
+        <w:r>
+          <w:rPr>
+            <w:rStyle w:val="Hyperlink"/>
+          </w:rPr>
+          <w:t xml:space="preserve">11. haftada</w:t>
+        </w:r>
+      </w:hyperlink>
+      <w:r>
+        <w:t xml:space="preserve"> </w:t>
+      </w:r>
+      <w:r>
+        <w:t xml:space="preserve">yazılım tabanlı güvenlik</w:t>
+      </w:r>
+      <w:r>
+        <w:t xml:space="preserve"> </w:t>
+      </w:r>
+      <w:r>
+        <w:t xml:space="preserve">modüllerine bu açıdan yeniden bakacağız.</w:t>
       </w:r>
     </w:p>
     <w:p>
@@ -25635,7 +25600,30 @@
         <w:t xml:space="preserve"> </w:t>
       </w:r>
       <w:r>
-        <w:t xml:space="preserve">bileşen olarak mimari şemada yer alır (1. haftadaki örnek mimari). Telefona inen anahtarlar sunucuda HSM ile üretilir,</w:t>
+        <w:t xml:space="preserve">bileşen olarak mimari şemada yer alır</w:t>
+      </w:r>
+      <w:r>
+        <w:t xml:space="preserve"> </w:t>
+      </w:r>
+      <w:r>
+        <w:t xml:space="preserve">(</w:t>
+      </w:r>
+      <w:hyperlink r:id="rId84">
+        <w:r>
+          <w:rPr>
+            <w:rStyle w:val="Hyperlink"/>
+          </w:rPr>
+          <w:t xml:space="preserve">1. haftadaki örnek mimari</w:t>
+        </w:r>
+      </w:hyperlink>
+      <w:r>
+        <w:t xml:space="preserve">).</w:t>
+      </w:r>
+      <w:r>
+        <w:t xml:space="preserve"> </w:t>
+      </w:r>
+      <w:r>
+        <w:t xml:space="preserve">Telefona inen anahtarlar sunucuda HSM ile üretilir,</w:t>
       </w:r>
       <w:r>
         <w:t xml:space="preserve"> </w:t>
@@ -25663,7 +25651,7 @@
         <w:t xml:space="preserve">dayandığı standartla (NIST FIPS, ISO/IEC 9797-1, EMV belirtimleri) birlikte listeleyen bir algoritma envanteri içerir.</w:t>
       </w:r>
     </w:p>
-    <w:bookmarkStart w:id="124" w:name="Xe14af9492917fef56ce2f9e1eb5114b085735f4"/>
+    <w:bookmarkStart w:id="133" w:name="Xe14af9492917fef56ce2f9e1eb5114b085735f4"/>
     <w:p>
       <w:pPr>
         <w:pStyle w:val="Heading3"/>
@@ -25707,7 +25695,7 @@
         <w:pStyle w:val="Compact"/>
         <w:numPr>
           <w:ilvl w:val="0"/>
-          <w:numId w:val="1023"/>
+          <w:numId w:val="1010"/>
         </w:numPr>
       </w:pPr>
       <w:r>
@@ -25756,7 +25744,7 @@
         <w:pStyle w:val="Compact"/>
         <w:numPr>
           <w:ilvl w:val="0"/>
-          <w:numId w:val="1023"/>
+          <w:numId w:val="1010"/>
         </w:numPr>
       </w:pPr>
       <w:r>
@@ -25809,7 +25797,7 @@
         <w:pStyle w:val="Compact"/>
         <w:numPr>
           <w:ilvl w:val="0"/>
-          <w:numId w:val="1023"/>
+          <w:numId w:val="1010"/>
         </w:numPr>
       </w:pPr>
       <w:r>
@@ -25871,7 +25859,7 @@
         <w:pStyle w:val="Compact"/>
         <w:numPr>
           <w:ilvl w:val="0"/>
-          <w:numId w:val="1023"/>
+          <w:numId w:val="1010"/>
         </w:numPr>
       </w:pPr>
       <w:r>
@@ -25968,7 +25956,7 @@
         <w:pStyle w:val="Compact"/>
         <w:numPr>
           <w:ilvl w:val="0"/>
-          <w:numId w:val="1023"/>
+          <w:numId w:val="1010"/>
         </w:numPr>
       </w:pPr>
       <w:r>
@@ -26287,8 +26275,8 @@
         <w:t xml:space="preserve">açık anahtar kullandığı için HSM’e ihtiyaç duymaz.</w:t>
       </w:r>
     </w:p>
-    <w:bookmarkEnd w:id="124"/>
-    <w:bookmarkStart w:id="125" w:name="Xb910ba64a2d50017c320789f22cffe301eb39b8"/>
+    <w:bookmarkEnd w:id="133"/>
+    <w:bookmarkStart w:id="134" w:name="Xb910ba64a2d50017c320789f22cffe301eb39b8"/>
     <w:p>
       <w:pPr>
         <w:pStyle w:val="Heading3"/>
@@ -26656,7 +26644,24 @@
         <w:pStyle w:val="FirstParagraph"/>
       </w:pPr>
       <w:r>
-        <w:t xml:space="preserve">Yazılım tabanlı güvenlik modüllerine (mobil cihazlardaki Secure Enclave/TEE benzeri yapılar) 11. haftada bu bölümün</w:t>
+        <w:t xml:space="preserve">Yazılım tabanlı güvenlik modüllerine (mobil cihazlardaki Secure Enclave/TEE benzeri yapılar)</w:t>
+      </w:r>
+      <w:r>
+        <w:t xml:space="preserve"> </w:t>
+      </w:r>
+      <w:hyperlink r:id="rId132">
+        <w:r>
+          <w:rPr>
+            <w:rStyle w:val="Hyperlink"/>
+          </w:rPr>
+          <w:t xml:space="preserve">11. haftada</w:t>
+        </w:r>
+      </w:hyperlink>
+      <w:r>
+        <w:t xml:space="preserve"> </w:t>
+      </w:r>
+      <w:r>
+        <w:t xml:space="preserve">bu bölümün</w:t>
       </w:r>
       <w:r>
         <w:t xml:space="preserve"> </w:t>
@@ -26690,9 +26695,9 @@
         </w:pict>
       </w:r>
     </w:p>
-    <w:bookmarkEnd w:id="125"/>
-    <w:bookmarkEnd w:id="126"/>
-    <w:bookmarkStart w:id="132" w:name="kuantum-sonrası-kriptografiye-bakış"/>
+    <w:bookmarkEnd w:id="134"/>
+    <w:bookmarkEnd w:id="135"/>
+    <w:bookmarkStart w:id="142" w:name="kuantum-sonrası-kriptografiye-bakış"/>
     <w:p>
       <w:pPr>
         <w:pStyle w:val="Heading2"/>
@@ -26734,20 +26739,20 @@
       <w:r>
         <w:drawing>
           <wp:inline>
-            <wp:extent cx="5759999" cy="2574688"/>
+            <wp:extent cx="5759999" cy="1678490"/>
             <wp:effectExtent b="0" l="0" r="0" t="0"/>
-            <wp:docPr descr="Kuantum sonrası: ne değişiyor, ne değişmiyor" title="" id="128" name="Picture"/>
+            <wp:docPr descr="Kuantum sonrası: ne değişiyor, ne değişmiyor" title="" id="137" name="Picture"/>
             <a:graphic>
               <a:graphicData uri="http://schemas.openxmlformats.org/drawingml/2006/picture">
                 <pic:pic>
                   <pic:nvPicPr>
-                    <pic:cNvPr descr="h10-15-kuantum-sonrasi.png" id="129" name="Picture"/>
+                    <pic:cNvPr descr="h10-15-kuantum-sonrasi.png" id="138" name="Picture"/>
                     <pic:cNvPicPr>
                       <a:picLocks noChangeArrowheads="1" noChangeAspect="1"/>
                     </pic:cNvPicPr>
                   </pic:nvPicPr>
                   <pic:blipFill>
-                    <a:blip r:embed="rId127"/>
+                    <a:blip r:embed="rId136"/>
                     <a:stretch>
                       <a:fillRect/>
                     </a:stretch>
@@ -26755,7 +26760,7 @@
                   <pic:spPr bwMode="auto">
                     <a:xfrm>
                       <a:off x="0" y="0"/>
-                      <a:ext cx="5759999" cy="2574688"/>
+                      <a:ext cx="5759999" cy="1678490"/>
                     </a:xfrm>
                     <a:prstGeom prst="rect">
                       <a:avLst/>
@@ -26991,7 +26996,30 @@
         <w:t xml:space="preserve"> </w:t>
       </w:r>
       <w:r>
-        <w:t xml:space="preserve">yerine gömmeyin; anahtar sürümü ve algoritma kimliği taşıyan biçimler (3. haftadaki anahtar sürümü alanı) kullanın ki</w:t>
+        <w:t xml:space="preserve">yerine gömmeyin; anahtar sürümü ve algoritma kimliği taşıyan biçimler</w:t>
+      </w:r>
+      <w:r>
+        <w:t xml:space="preserve"> </w:t>
+      </w:r>
+      <w:r>
+        <w:t xml:space="preserve">(</w:t>
+      </w:r>
+      <w:hyperlink r:id="rId139">
+        <w:r>
+          <w:rPr>
+            <w:rStyle w:val="Hyperlink"/>
+          </w:rPr>
+          <w:t xml:space="preserve">3. haftadaki anahtar sürümü alanı</w:t>
+        </w:r>
+      </w:hyperlink>
+      <w:r>
+        <w:t xml:space="preserve">)</w:t>
+      </w:r>
+      <w:r>
+        <w:t xml:space="preserve"> </w:t>
+      </w:r>
+      <w:r>
+        <w:t xml:space="preserve">kullanın ki</w:t>
       </w:r>
       <w:r>
         <w:t xml:space="preserve"> </w:t>
@@ -27000,7 +27028,7 @@
         <w:t xml:space="preserve">algoritma değiştiğinde yalnız yapılandırma ve yeniden şifreleme gereksin.</w:t>
       </w:r>
     </w:p>
-    <w:bookmarkStart w:id="130" w:name="X63422aff56e87175dc0fdb6e648c425866a898b"/>
+    <w:bookmarkStart w:id="140" w:name="X63422aff56e87175dc0fdb6e648c425866a898b"/>
     <w:p>
       <w:pPr>
         <w:pStyle w:val="Heading3"/>
@@ -27917,8 +27945,8 @@
         <w:t xml:space="preserve">PQC tarafı (henüz kanıtlanmamış yeni matematik) kırılırsa klasik taraf korumayı sürdürür.</w:t>
       </w:r>
     </w:p>
-    <w:bookmarkEnd w:id="130"/>
-    <w:bookmarkStart w:id="131" w:name="neden-kafes-problemleri-kısa-bir-sezgi"/>
+    <w:bookmarkEnd w:id="140"/>
+    <w:bookmarkStart w:id="141" w:name="neden-kafes-problemleri-kısa-bir-sezgi"/>
     <w:p>
       <w:pPr>
         <w:pStyle w:val="Heading3"/>
@@ -28277,9 +28305,9 @@
         </w:pict>
       </w:r>
     </w:p>
-    <w:bookmarkEnd w:id="131"/>
-    <w:bookmarkEnd w:id="132"/>
-    <w:bookmarkStart w:id="134" w:name="dönem-projesi-bu-hafta"/>
+    <w:bookmarkEnd w:id="141"/>
+    <w:bookmarkEnd w:id="142"/>
+    <w:bookmarkStart w:id="144" w:name="dönem-projesi-bu-hafta"/>
     <w:p>
       <w:pPr>
         <w:pStyle w:val="Heading2"/>
@@ -28333,7 +28361,7 @@
         <w:pStyle w:val="Compact"/>
         <w:numPr>
           <w:ilvl w:val="0"/>
-          <w:numId w:val="1024"/>
+          <w:numId w:val="1011"/>
         </w:numPr>
       </w:pPr>
       <w:r>
@@ -28361,7 +28389,7 @@
         <w:pStyle w:val="Compact"/>
         <w:numPr>
           <w:ilvl w:val="0"/>
-          <w:numId w:val="1025"/>
+          <w:numId w:val="1012"/>
         </w:numPr>
       </w:pPr>
       <w:r>
@@ -28381,7 +28409,18 @@
         <w:t xml:space="preserve"> </w:t>
       </w:r>
       <w:r>
-        <w:t xml:space="preserve">ve imha (3. hafta).</w:t>
+        <w:t xml:space="preserve">ve imha (</w:t>
+      </w:r>
+      <w:hyperlink r:id="rId139">
+        <w:r>
+          <w:rPr>
+            <w:rStyle w:val="Hyperlink"/>
+          </w:rPr>
+          <w:t xml:space="preserve">3. hafta</w:t>
+        </w:r>
+      </w:hyperlink>
+      <w:r>
+        <w:t xml:space="preserve">).</w:t>
       </w:r>
     </w:p>
     <w:p>
@@ -28389,7 +28428,7 @@
         <w:pStyle w:val="Compact"/>
         <w:numPr>
           <w:ilvl w:val="0"/>
-          <w:numId w:val="1026"/>
+          <w:numId w:val="1013"/>
         </w:numPr>
       </w:pPr>
       <w:r>
@@ -28411,7 +28450,7 @@
         <w:pStyle w:val="Compact"/>
         <w:numPr>
           <w:ilvl w:val="0"/>
-          <w:numId w:val="1027"/>
+          <w:numId w:val="1014"/>
         </w:numPr>
       </w:pPr>
       <w:r>
@@ -28445,7 +28484,7 @@
         <w:pStyle w:val="Compact"/>
         <w:numPr>
           <w:ilvl w:val="0"/>
-          <w:numId w:val="1028"/>
+          <w:numId w:val="1015"/>
         </w:numPr>
       </w:pPr>
       <w:r>
@@ -28471,7 +28510,7 @@
         <w:t xml:space="preserve">.</w:t>
       </w:r>
     </w:p>
-    <w:bookmarkStart w:id="133" w:name="X2bbdc0eb43ab868237004651a9529f71eda831c"/>
+    <w:bookmarkStart w:id="143" w:name="X2bbdc0eb43ab868237004651a9529f71eda831c"/>
     <w:p>
       <w:pPr>
         <w:pStyle w:val="Heading3"/>
@@ -28999,7 +29038,27 @@
         <w:pStyle w:val="BodyText"/>
       </w:pPr>
       <w:r>
-        <w:t xml:space="preserve">Anahtar yaşam döngüsü tablosu (3. haftadaki anahtar yönetimi konusunun bu haftaki karşılığı) aynı bileşen için:</w:t>
+        <w:t xml:space="preserve">Anahtar yaşam döngüsü tablosu</w:t>
+      </w:r>
+      <w:r>
+        <w:t xml:space="preserve"> </w:t>
+      </w:r>
+      <w:r>
+        <w:t xml:space="preserve">(</w:t>
+      </w:r>
+      <w:hyperlink r:id="rId139">
+        <w:r>
+          <w:rPr>
+            <w:rStyle w:val="Hyperlink"/>
+          </w:rPr>
+          <w:t xml:space="preserve">3. haftadaki anahtar yönetimi</w:t>
+        </w:r>
+      </w:hyperlink>
+      <w:r>
+        <w:t xml:space="preserve"> </w:t>
+      </w:r>
+      <w:r>
+        <w:t xml:space="preserve">konusunun bu haftaki karşılığı) aynı bileşen için:</w:t>
       </w:r>
     </w:p>
     <w:tbl>
@@ -29467,9 +29526,9 @@
         </w:pict>
       </w:r>
     </w:p>
-    <w:bookmarkEnd w:id="133"/>
-    <w:bookmarkEnd w:id="134"/>
-    <w:bookmarkStart w:id="135" w:name="kendi-başına-çalış"/>
+    <w:bookmarkEnd w:id="143"/>
+    <w:bookmarkEnd w:id="144"/>
+    <w:bookmarkStart w:id="145" w:name="kendi-başına-çalış"/>
     <w:p>
       <w:pPr>
         <w:pStyle w:val="Heading2"/>
@@ -29942,8 +30001,8 @@
         </w:pict>
       </w:r>
     </w:p>
-    <w:bookmarkEnd w:id="135"/>
-    <w:bookmarkStart w:id="136" w:name="kendini-sınama"/>
+    <w:bookmarkEnd w:id="145"/>
+    <w:bookmarkStart w:id="146" w:name="kendini-sınama"/>
     <w:p>
       <w:pPr>
         <w:pStyle w:val="Heading2"/>
@@ -30007,7 +30066,7 @@
         <w:t xml:space="preserve"> </w:t>
       </w:r>
       <w:r>
-        <w:t xml:space="preserve">kullanmak; CBC zorunluysa şifrele-sonra-MAC ve MAC’i dolgudan önce doğrulamak, bütün hataları aynı biçimde döndürmek.</w:t>
+        <w:t xml:space="preserve">kullanmak; CBC zorunluysa önce şifrele, sonra MAC ve MAC’i dolgudan önce doğrulamak, bütün hataları aynı biçimde döndürmek.</w:t>
       </w:r>
     </w:p>
     <w:p>
@@ -30039,7 +30098,7 @@
           <w:b/>
           <w:bCs/>
         </w:rPr>
-        <w:t xml:space="preserve">4. Şifrele-sonra-MAC neden doğru sıradır?</w:t>
+        <w:t xml:space="preserve">4. Önce şifrele, sonra MAC neden doğru sıradır?</w:t>
       </w:r>
     </w:p>
     <w:p>
@@ -30338,7 +30397,7 @@
         <w:t xml:space="preserve"> </w:t>
       </w:r>
       <w:r>
-        <w:t xml:space="preserve">denetimini atlatabilir (fail-open). Zımbalama zorunluluğu ya da kısa ömürlü sertifikalar bunu azaltır.</w:t>
+        <w:t xml:space="preserve">denetimini atlatabilir (fail-open). Yanıt iliştirme zorunluluğu ya da kısa ömürlü sertifikalar bunu azaltır.</w:t>
       </w:r>
     </w:p>
     <w:p>
@@ -31012,8 +31071,8 @@
         </w:pict>
       </w:r>
     </w:p>
-    <w:bookmarkEnd w:id="136"/>
-    <w:bookmarkStart w:id="137" w:name="kaynaklar-ve-ileri-okuma"/>
+    <w:bookmarkEnd w:id="146"/>
+    <w:bookmarkStart w:id="148" w:name="kaynaklar-ve-ileri-okuma"/>
     <w:p>
       <w:pPr>
         <w:pStyle w:val="Heading2"/>
@@ -31058,7 +31117,7 @@
         <w:pStyle w:val="Compact"/>
         <w:numPr>
           <w:ilvl w:val="0"/>
-          <w:numId w:val="1029"/>
+          <w:numId w:val="1016"/>
         </w:numPr>
       </w:pPr>
       <w:r>
@@ -31070,7 +31129,7 @@
         <w:pStyle w:val="Compact"/>
         <w:numPr>
           <w:ilvl w:val="0"/>
-          <w:numId w:val="1029"/>
+          <w:numId w:val="1016"/>
         </w:numPr>
       </w:pPr>
       <w:r>
@@ -31088,7 +31147,7 @@
         <w:pStyle w:val="Compact"/>
         <w:numPr>
           <w:ilvl w:val="0"/>
-          <w:numId w:val="1029"/>
+          <w:numId w:val="1016"/>
         </w:numPr>
       </w:pPr>
       <w:r>
@@ -31106,7 +31165,7 @@
         <w:pStyle w:val="Compact"/>
         <w:numPr>
           <w:ilvl w:val="0"/>
-          <w:numId w:val="1029"/>
+          <w:numId w:val="1016"/>
         </w:numPr>
       </w:pPr>
       <w:r>
@@ -31124,7 +31183,7 @@
         <w:pStyle w:val="Compact"/>
         <w:numPr>
           <w:ilvl w:val="0"/>
-          <w:numId w:val="1029"/>
+          <w:numId w:val="1016"/>
         </w:numPr>
       </w:pPr>
       <w:r>
@@ -31148,7 +31207,7 @@
         <w:pStyle w:val="Compact"/>
         <w:numPr>
           <w:ilvl w:val="0"/>
-          <w:numId w:val="1030"/>
+          <w:numId w:val="1017"/>
         </w:numPr>
       </w:pPr>
       <w:r>
@@ -31166,7 +31225,7 @@
         <w:pStyle w:val="Compact"/>
         <w:numPr>
           <w:ilvl w:val="0"/>
-          <w:numId w:val="1030"/>
+          <w:numId w:val="1017"/>
         </w:numPr>
       </w:pPr>
       <w:r>
@@ -31184,7 +31243,7 @@
         <w:pStyle w:val="Compact"/>
         <w:numPr>
           <w:ilvl w:val="0"/>
-          <w:numId w:val="1030"/>
+          <w:numId w:val="1017"/>
         </w:numPr>
       </w:pPr>
       <w:r>
@@ -31265,7 +31324,7 @@
         <w:pStyle w:val="Compact"/>
         <w:numPr>
           <w:ilvl w:val="0"/>
-          <w:numId w:val="1030"/>
+          <w:numId w:val="1017"/>
         </w:numPr>
       </w:pPr>
       <w:r>
@@ -31429,7 +31488,7 @@
               <w:pStyle w:val="Compact"/>
             </w:pPr>
             <w:r>
-              <w:t xml:space="preserve">Şifrele-sonra-MAC</w:t>
+              <w:t xml:space="preserve">Önce şifrele, sonra MAC</w:t>
             </w:r>
           </w:p>
         </w:tc>
@@ -31674,7 +31733,7 @@
               <w:pStyle w:val="Compact"/>
             </w:pPr>
             <w:r>
-              <w:t xml:space="preserve">Zımbalama</w:t>
+              <w:t xml:space="preserve">Yanıt iliştirme</w:t>
             </w:r>
           </w:p>
         </w:tc>
@@ -31796,8 +31855,109 @@
         </w:tc>
       </w:tr>
     </w:tbl>
-    <w:bookmarkEnd w:id="137"/>
-    <w:bookmarkEnd w:id="138"/>
+    <w:p>
+      <w:pPr>
+        <w:pStyle w:val="BlockText"/>
+      </w:pPr>
+      <w:r>
+        <w:rPr>
+          <w:b/>
+          <w:bCs/>
+        </w:rPr>
+        <w:t xml:space="preserve">Bir sonraki hafta</w:t>
+      </w:r>
+    </w:p>
+    <w:p>
+      <w:pPr>
+        <w:pStyle w:val="BlockText"/>
+      </w:pPr>
+      <w:hyperlink r:id="rId147">
+        <w:r>
+          <w:rPr>
+            <w:rStyle w:val="Hyperlink"/>
+            <w:b/>
+            <w:bCs/>
+          </w:rPr>
+          <w:t xml:space="preserve">11. hafta</w:t>
+        </w:r>
+      </w:hyperlink>
+      <w:r>
+        <w:rPr>
+          <w:b/>
+          <w:bCs/>
+        </w:rPr>
+        <w:t xml:space="preserve"> </w:t>
+      </w:r>
+      <w:r>
+        <w:rPr>
+          <w:b/>
+          <w:bCs/>
+        </w:rPr>
+        <w:t xml:space="preserve">— Whitebox kriptografi.</w:t>
+      </w:r>
+      <w:r>
+        <w:t xml:space="preserve"> </w:t>
+      </w:r>
+      <w:r>
+        <w:t xml:space="preserve">Bu hafta anahtarı korumanın</w:t>
+      </w:r>
+      <w:r>
+        <w:t xml:space="preserve"> </w:t>
+      </w:r>
+      <w:r>
+        <w:t xml:space="preserve">“donanıma emanet et”</w:t>
+      </w:r>
+      <w:r>
+        <w:t xml:space="preserve"> </w:t>
+      </w:r>
+      <w:r>
+        <w:t xml:space="preserve">yolunu (HSM, PKCS#11,</w:t>
+      </w:r>
+      <w:r>
+        <w:t xml:space="preserve"> </w:t>
+      </w:r>
+      <w:r>
+        <w:rPr>
+          <w:rStyle w:val="VerbatimChar"/>
+        </w:rPr>
+        <w:t xml:space="preserve">CKA_EXTRACTABLE=false</w:t>
+      </w:r>
+      <w:r>
+        <w:t xml:space="preserve">, §11) gördük. 11. hafta aynı soruyu donanım yokken sorar: bir anahtar, hiçbir HSM’e</w:t>
+      </w:r>
+      <w:r>
+        <w:t xml:space="preserve"> </w:t>
+      </w:r>
+      <w:r>
+        <w:t xml:space="preserve">erişimi olmayan, tamamen yazılımdan ibaret bir uygulamanın içinde nasıl korunur? Tablo tabanlı whitebox AES ve</w:t>
+      </w:r>
+      <w:r>
+        <w:t xml:space="preserve"> </w:t>
+      </w:r>
+      <w:r>
+        <w:t xml:space="preserve">ona karşı geliştirilen saldırılar (BGE, DCA, DFA), bu haftaki</w:t>
+      </w:r>
+      <w:r>
+        <w:t xml:space="preserve"> </w:t>
+      </w:r>
+      <w:r>
+        <w:t xml:space="preserve">“anahtar hiç açığa çıkmasın”</w:t>
+      </w:r>
+      <w:r>
+        <w:t xml:space="preserve"> </w:t>
+      </w:r>
+      <w:r>
+        <w:t xml:space="preserve">ilkesinin yazılım</w:t>
+      </w:r>
+      <w:r>
+        <w:t xml:space="preserve"> </w:t>
+      </w:r>
+      <w:r>
+        <w:t xml:space="preserve">tarafındaki karşılığıdır.</w:t>
+      </w:r>
+    </w:p>
+    <w:bookmarkEnd w:id="148"/>
+    <w:bookmarkEnd w:id="149"/>
     <w:sectPr>
       <w:headerReference r:id="rId9" w:type="default"/>
       <w:footerReference r:id="rId10" w:type="default"/>
@@ -32319,45 +32479,6 @@
     <w:abstractNumId w:val="991"/>
   </w:num>
   <w:num w:numId="1004">
-    <w:abstractNumId w:val="991"/>
-  </w:num>
-  <w:num w:numId="1005">
-    <w:abstractNumId w:val="991"/>
-  </w:num>
-  <w:num w:numId="1006">
-    <w:abstractNumId w:val="991"/>
-  </w:num>
-  <w:num w:numId="1007">
-    <w:abstractNumId w:val="991"/>
-  </w:num>
-  <w:num w:numId="1008">
-    <w:abstractNumId w:val="991"/>
-  </w:num>
-  <w:num w:numId="1009">
-    <w:abstractNumId w:val="991"/>
-  </w:num>
-  <w:num w:numId="1010">
-    <w:abstractNumId w:val="991"/>
-  </w:num>
-  <w:num w:numId="1011">
-    <w:abstractNumId w:val="991"/>
-  </w:num>
-  <w:num w:numId="1012">
-    <w:abstractNumId w:val="991"/>
-  </w:num>
-  <w:num w:numId="1013">
-    <w:abstractNumId w:val="991"/>
-  </w:num>
-  <w:num w:numId="1014">
-    <w:abstractNumId w:val="991"/>
-  </w:num>
-  <w:num w:numId="1015">
-    <w:abstractNumId w:val="991"/>
-  </w:num>
-  <w:num w:numId="1016">
-    <w:abstractNumId w:val="991"/>
-  </w:num>
-  <w:num w:numId="1017">
     <w:abstractNumId w:val="99411"/>
     <w:lvlOverride w:ilvl="0">
       <w:startOverride w:val="1"/>
@@ -32387,7 +32508,7 @@
       <w:startOverride w:val="1"/>
     </w:lvlOverride>
   </w:num>
-  <w:num w:numId="1018">
+  <w:num w:numId="1005">
     <w:abstractNumId w:val="99411"/>
     <w:lvlOverride w:ilvl="0">
       <w:startOverride w:val="1"/>
@@ -32417,10 +32538,10 @@
       <w:startOverride w:val="1"/>
     </w:lvlOverride>
   </w:num>
-  <w:num w:numId="1019">
+  <w:num w:numId="1006">
     <w:abstractNumId w:val="991"/>
   </w:num>
-  <w:num w:numId="1020">
+  <w:num w:numId="1007">
     <w:abstractNumId w:val="99411"/>
     <w:lvlOverride w:ilvl="0">
       <w:startOverride w:val="1"/>
@@ -32450,7 +32571,7 @@
       <w:startOverride w:val="1"/>
     </w:lvlOverride>
   </w:num>
-  <w:num w:numId="1021">
+  <w:num w:numId="1008">
     <w:abstractNumId w:val="99411"/>
     <w:lvlOverride w:ilvl="0">
       <w:startOverride w:val="1"/>
@@ -32480,7 +32601,7 @@
       <w:startOverride w:val="1"/>
     </w:lvlOverride>
   </w:num>
-  <w:num w:numId="1022">
+  <w:num w:numId="1009">
     <w:abstractNumId w:val="99411"/>
     <w:lvlOverride w:ilvl="0">
       <w:startOverride w:val="1"/>
@@ -32510,7 +32631,7 @@
       <w:startOverride w:val="1"/>
     </w:lvlOverride>
   </w:num>
-  <w:num w:numId="1023">
+  <w:num w:numId="1010">
     <w:abstractNumId w:val="99411"/>
     <w:lvlOverride w:ilvl="0">
       <w:startOverride w:val="1"/>
@@ -32540,25 +32661,25 @@
       <w:startOverride w:val="1"/>
     </w:lvlOverride>
   </w:num>
-  <w:num w:numId="1024">
+  <w:num w:numId="1011">
     <w:abstractNumId w:val="992"/>
   </w:num>
-  <w:num w:numId="1025">
+  <w:num w:numId="1012">
     <w:abstractNumId w:val="992"/>
   </w:num>
-  <w:num w:numId="1026">
+  <w:num w:numId="1013">
     <w:abstractNumId w:val="992"/>
   </w:num>
-  <w:num w:numId="1027">
+  <w:num w:numId="1014">
     <w:abstractNumId w:val="992"/>
   </w:num>
-  <w:num w:numId="1028">
+  <w:num w:numId="1015">
     <w:abstractNumId w:val="992"/>
   </w:num>
-  <w:num w:numId="1029">
+  <w:num w:numId="1016">
     <w:abstractNumId w:val="991"/>
   </w:num>
-  <w:num w:numId="1030">
+  <w:num w:numId="1017">
     <w:abstractNumId w:val="991"/>
   </w:num>
 </w:numbering>
